--- a/dosyalar/sinavlar/9-sinif/arapca-9-2d2y-beceri.docx
+++ b/dosyalar/sinavlar/9-sinif/arapca-9-2d2y-beceri.docx
@@ -32,7 +32,7 @@
           </w:tcPr>
           <w:p>
             <w:pPr>
-              <w:spacing w:after="20"/>
+              <w:spacing w:after="6"/>
               <w:jc w:val="center"/>
             </w:pPr>
             <w:r>
@@ -43,46 +43,46 @@
                 <w:i w:val="false"/>
                 <w:iCs w:val="false"/>
                 <w:color w:val="39454F"/>
+                <w:sz w:val="16"/>
+                <w:szCs w:val="16"/>
+              </w:rPr>
+              <w:t xml:space="preserve">2026-2027 EĞİTİM ÖĞRETİM YILI</w:t>
+            </w:r>
+          </w:p>
+          <w:p>
+            <w:pPr>
+              <w:spacing w:after="6"/>
+              <w:jc w:val="center"/>
+            </w:pPr>
+            <w:r>
+              <w:rPr>
+                <w:rFonts w:ascii="Times New Roman" w:cs="Times New Roman" w:eastAsia="Times New Roman" w:hAnsi="Times New Roman"/>
+                <w:b/>
+                <w:bCs/>
+                <w:i w:val="false"/>
+                <w:iCs w:val="false"/>
+                <w:color w:val="111111"/>
+                <w:sz w:val="17"/>
+                <w:szCs w:val="17"/>
+              </w:rPr>
+              <w:t xml:space="preserve">……………………………………………………………… ANADOLU İMAM HATİP LİSESİ</w:t>
+            </w:r>
+          </w:p>
+          <w:p>
+            <w:pPr>
+              <w:spacing w:after="0"/>
+              <w:jc w:val="center"/>
+            </w:pPr>
+            <w:r>
+              <w:rPr>
+                <w:rFonts w:ascii="Times New Roman" w:cs="Times New Roman" w:eastAsia="Times New Roman" w:hAnsi="Times New Roman"/>
+                <w:b/>
+                <w:bCs/>
+                <w:i w:val="false"/>
+                <w:iCs w:val="false"/>
+                <w:color w:val="15222E"/>
                 <w:sz w:val="19"/>
                 <w:szCs w:val="19"/>
-              </w:rPr>
-              <w:t xml:space="preserve">2026-2027 EĞİTİM ÖĞRETİM YILI</w:t>
-            </w:r>
-          </w:p>
-          <w:p>
-            <w:pPr>
-              <w:spacing w:after="20"/>
-              <w:jc w:val="center"/>
-            </w:pPr>
-            <w:r>
-              <w:rPr>
-                <w:rFonts w:ascii="Times New Roman" w:cs="Times New Roman" w:eastAsia="Times New Roman" w:hAnsi="Times New Roman"/>
-                <w:b/>
-                <w:bCs/>
-                <w:i w:val="false"/>
-                <w:iCs w:val="false"/>
-                <w:color w:val="111111"/>
-                <w:sz w:val="21"/>
-                <w:szCs w:val="21"/>
-              </w:rPr>
-              <w:t xml:space="preserve">……………………………………………………………… ANADOLU İMAM HATİP LİSESİ</w:t>
-            </w:r>
-          </w:p>
-          <w:p>
-            <w:pPr>
-              <w:spacing w:after="0"/>
-              <w:jc w:val="center"/>
-            </w:pPr>
-            <w:r>
-              <w:rPr>
-                <w:rFonts w:ascii="Times New Roman" w:cs="Times New Roman" w:eastAsia="Times New Roman" w:hAnsi="Times New Roman"/>
-                <w:b/>
-                <w:bCs/>
-                <w:i w:val="false"/>
-                <w:iCs w:val="false"/>
-                <w:color w:val="15222E"/>
-                <w:sz w:val="23"/>
-                <w:szCs w:val="23"/>
               </w:rPr>
               <w:t xml:space="preserve">9. SINIF ARAPÇA DERSİ 2. DÖNEM 2. YAZILI SINAVI (BECERİ TEMELLİ)</w:t>
             </w:r>
@@ -122,7 +122,118 @@
           </w:tcPr>
           <w:p>
             <w:pPr>
-              <w:spacing w:after="0" w:line="270"/>
+              <w:spacing w:after="0" w:line="208"/>
+            </w:pPr>
+            <w:r>
+              <w:rPr>
+                <w:rFonts w:ascii="Times New Roman" w:cs="Times New Roman" w:eastAsia="Times New Roman" w:hAnsi="Times New Roman"/>
+                <w:b w:val="false"/>
+                <w:bCs w:val="false"/>
+                <w:i w:val="false"/>
+                <w:iCs w:val="false"/>
+                <w:color w:val="111111"/>
+                <w:sz w:val="17"/>
+                <w:szCs w:val="17"/>
+              </w:rPr>
+              <w:t xml:space="preserve">Adı Soyadı :  ………………………………………………………</w:t>
+            </w:r>
+          </w:p>
+        </w:tc>
+        <w:tc>
+          <w:tcPr>
+            <w:tcW w:type="dxa" w:w="1973"/>
+            <w:tcMar>
+              <w:top w:type="dxa" w:w="60"/>
+              <w:left w:type="dxa" w:w="90"/>
+              <w:bottom w:type="dxa" w:w="60"/>
+              <w:right w:type="dxa" w:w="90"/>
+            </w:tcMar>
+            <w:vAlign w:val="center"/>
+          </w:tcPr>
+          <w:p>
+            <w:pPr>
+              <w:spacing w:after="0" w:line="208"/>
+            </w:pPr>
+            <w:r>
+              <w:rPr>
+                <w:rFonts w:ascii="Times New Roman" w:cs="Times New Roman" w:eastAsia="Times New Roman" w:hAnsi="Times New Roman"/>
+                <w:b w:val="false"/>
+                <w:bCs w:val="false"/>
+                <w:i w:val="false"/>
+                <w:iCs w:val="false"/>
+                <w:color w:val="111111"/>
+                <w:sz w:val="17"/>
+                <w:szCs w:val="17"/>
+              </w:rPr>
+              <w:t xml:space="preserve">Sınıfı :  …………</w:t>
+            </w:r>
+          </w:p>
+        </w:tc>
+        <w:tc>
+          <w:tcPr>
+            <w:tcW w:type="dxa" w:w="1578"/>
+            <w:tcMar>
+              <w:top w:type="dxa" w:w="60"/>
+              <w:left w:type="dxa" w:w="90"/>
+              <w:bottom w:type="dxa" w:w="60"/>
+              <w:right w:type="dxa" w:w="90"/>
+            </w:tcMar>
+            <w:vAlign w:val="center"/>
+          </w:tcPr>
+          <w:p>
+            <w:pPr>
+              <w:spacing w:after="0" w:line="208"/>
+            </w:pPr>
+            <w:r>
+              <w:rPr>
+                <w:rFonts w:ascii="Times New Roman" w:cs="Times New Roman" w:eastAsia="Times New Roman" w:hAnsi="Times New Roman"/>
+                <w:b w:val="false"/>
+                <w:bCs w:val="false"/>
+                <w:i w:val="false"/>
+                <w:iCs w:val="false"/>
+                <w:color w:val="111111"/>
+                <w:sz w:val="17"/>
+                <w:szCs w:val="17"/>
+              </w:rPr>
+              <w:t xml:space="preserve">No :  ………</w:t>
+            </w:r>
+          </w:p>
+        </w:tc>
+        <w:tc>
+          <w:tcPr>
+            <w:tcW w:type="dxa" w:w="1381"/>
+            <w:shd w:fill="F2F6FA" w:color="auto" w:val="clear"/>
+            <w:tcMar>
+              <w:top w:type="dxa" w:w="60"/>
+              <w:left w:type="dxa" w:w="90"/>
+              <w:bottom w:type="dxa" w:w="60"/>
+              <w:right w:type="dxa" w:w="90"/>
+            </w:tcMar>
+            <w:vAlign w:val="center"/>
+          </w:tcPr>
+          <w:p>
+            <w:pPr>
+              <w:spacing w:after="0"/>
+              <w:jc w:val="center"/>
+            </w:pPr>
+            <w:r>
+              <w:rPr>
+                <w:rFonts w:ascii="Times New Roman" w:cs="Times New Roman" w:eastAsia="Times New Roman" w:hAnsi="Times New Roman"/>
+                <w:b/>
+                <w:bCs/>
+                <w:i w:val="false"/>
+                <w:iCs w:val="false"/>
+                <w:color w:val="39454F"/>
+                <w:sz w:val="15"/>
+                <w:szCs w:val="15"/>
+              </w:rPr>
+              <w:t xml:space="preserve">PUAN</w:t>
+            </w:r>
+          </w:p>
+          <w:p>
+            <w:pPr>
+              <w:spacing w:after="12" w:before="18"/>
+              <w:jc w:val="center"/>
             </w:pPr>
             <w:r>
               <w:rPr>
@@ -135,141 +246,12 @@
                 <w:sz w:val="20"/>
                 <w:szCs w:val="20"/>
               </w:rPr>
-              <w:t xml:space="preserve">Adı Soyadı :  ………………………………………………………</w:t>
-            </w:r>
-          </w:p>
-        </w:tc>
-        <w:tc>
-          <w:tcPr>
-            <w:tcW w:type="dxa" w:w="1973"/>
-            <w:tcMar>
-              <w:top w:type="dxa" w:w="60"/>
-              <w:left w:type="dxa" w:w="90"/>
-              <w:bottom w:type="dxa" w:w="60"/>
-              <w:right w:type="dxa" w:w="90"/>
-            </w:tcMar>
-            <w:vAlign w:val="center"/>
-          </w:tcPr>
-          <w:p>
-            <w:pPr>
-              <w:spacing w:after="0" w:line="270"/>
-            </w:pPr>
-            <w:r>
-              <w:rPr>
-                <w:rFonts w:ascii="Times New Roman" w:cs="Times New Roman" w:eastAsia="Times New Roman" w:hAnsi="Times New Roman"/>
-                <w:b w:val="false"/>
-                <w:bCs w:val="false"/>
-                <w:i w:val="false"/>
-                <w:iCs w:val="false"/>
-                <w:color w:val="111111"/>
-                <w:sz w:val="20"/>
-                <w:szCs w:val="20"/>
-              </w:rPr>
-              <w:t xml:space="preserve">Sınıfı :  …………</w:t>
-            </w:r>
-          </w:p>
-        </w:tc>
-        <w:tc>
-          <w:tcPr>
-            <w:tcW w:type="dxa" w:w="1578"/>
-            <w:tcMar>
-              <w:top w:type="dxa" w:w="60"/>
-              <w:left w:type="dxa" w:w="90"/>
-              <w:bottom w:type="dxa" w:w="60"/>
-              <w:right w:type="dxa" w:w="90"/>
-            </w:tcMar>
-            <w:vAlign w:val="center"/>
-          </w:tcPr>
-          <w:p>
-            <w:pPr>
-              <w:spacing w:after="0" w:line="270"/>
-            </w:pPr>
-            <w:r>
-              <w:rPr>
-                <w:rFonts w:ascii="Times New Roman" w:cs="Times New Roman" w:eastAsia="Times New Roman" w:hAnsi="Times New Roman"/>
-                <w:b w:val="false"/>
-                <w:bCs w:val="false"/>
-                <w:i w:val="false"/>
-                <w:iCs w:val="false"/>
-                <w:color w:val="111111"/>
-                <w:sz w:val="20"/>
-                <w:szCs w:val="20"/>
-              </w:rPr>
-              <w:t xml:space="preserve">No :  ………</w:t>
-            </w:r>
-          </w:p>
-        </w:tc>
-        <w:tc>
-          <w:tcPr>
-            <w:tcW w:type="dxa" w:w="1381"/>
-            <w:shd w:fill="F2F6FA" w:color="auto" w:val="clear"/>
-            <w:tcMar>
-              <w:top w:type="dxa" w:w="60"/>
-              <w:left w:type="dxa" w:w="90"/>
-              <w:bottom w:type="dxa" w:w="60"/>
-              <w:right w:type="dxa" w:w="90"/>
-            </w:tcMar>
-            <w:vAlign w:val="center"/>
-          </w:tcPr>
-          <w:p>
-            <w:pPr>
-              <w:spacing w:after="0"/>
-              <w:jc w:val="center"/>
-            </w:pPr>
-            <w:r>
-              <w:rPr>
-                <w:rFonts w:ascii="Times New Roman" w:cs="Times New Roman" w:eastAsia="Times New Roman" w:hAnsi="Times New Roman"/>
-                <w:b/>
-                <w:bCs/>
-                <w:i w:val="false"/>
-                <w:iCs w:val="false"/>
-                <w:color w:val="39454F"/>
-                <w:sz w:val="18"/>
-                <w:szCs w:val="18"/>
-              </w:rPr>
-              <w:t xml:space="preserve">PUAN</w:t>
-            </w:r>
-          </w:p>
-          <w:p>
-            <w:pPr>
-              <w:spacing w:after="40" w:before="60"/>
-              <w:jc w:val="center"/>
-            </w:pPr>
-            <w:r>
-              <w:rPr>
-                <w:rFonts w:ascii="Times New Roman" w:cs="Times New Roman" w:eastAsia="Times New Roman" w:hAnsi="Times New Roman"/>
-                <w:b w:val="false"/>
-                <w:bCs w:val="false"/>
-                <w:i w:val="false"/>
-                <w:iCs w:val="false"/>
-                <w:color w:val="111111"/>
-                <w:sz w:val="24"/>
-                <w:szCs w:val="24"/>
-              </w:rPr>
               <w:t xml:space="preserve"/>
             </w:r>
           </w:p>
         </w:tc>
       </w:tr>
     </w:tbl>
-    <w:p>
-      <w:pPr>
-        <w:spacing w:after="110"/>
-      </w:pPr>
-      <w:r>
-        <w:rPr>
-          <w:rFonts w:ascii="Times New Roman" w:cs="Times New Roman" w:eastAsia="Times New Roman" w:hAnsi="Times New Roman"/>
-          <w:b w:val="false"/>
-          <w:bCs w:val="false"/>
-          <w:i w:val="false"/>
-          <w:iCs w:val="false"/>
-          <w:color w:val="111111"/>
-          <w:sz w:val="21"/>
-          <w:szCs w:val="21"/>
-        </w:rPr>
-        <w:t xml:space="preserve"/>
-      </w:r>
-    </w:p>
     <w:tbl>
       <w:tblPr>
         <w:tblW w:type="dxa" w:w="9864"/>
@@ -300,7 +282,7 @@
           </w:tcPr>
           <w:p>
             <w:pPr>
-              <w:spacing w:after="40"/>
+              <w:spacing w:after="12"/>
             </w:pPr>
             <w:r>
               <w:rPr>
@@ -310,15 +292,15 @@
                 <w:i w:val="false"/>
                 <w:iCs w:val="false"/>
                 <w:color w:val="2B3742"/>
-                <w:sz w:val="18"/>
-                <w:szCs w:val="18"/>
+                <w:sz w:val="15"/>
+                <w:szCs w:val="15"/>
               </w:rPr>
               <w:t xml:space="preserve">AÇIKLAMALAR</w:t>
             </w:r>
           </w:p>
           <w:p>
             <w:pPr>
-              <w:spacing w:after="20" w:line="250"/>
+              <w:spacing w:after="6" w:line="208"/>
               <w:ind w:left="170" w:hanging="170"/>
             </w:pPr>
             <w:r>
@@ -329,15 +311,15 @@
                 <w:i w:val="false"/>
                 <w:iCs w:val="false"/>
                 <w:color w:val="2B3742"/>
-                <w:sz w:val="18"/>
-                <w:szCs w:val="18"/>
+                <w:sz w:val="15"/>
+                <w:szCs w:val="15"/>
               </w:rPr>
               <w:t xml:space="preserve">•  Sınav süresi bir ders saatidir.</w:t>
             </w:r>
           </w:p>
           <w:p>
             <w:pPr>
-              <w:spacing w:after="20" w:line="250"/>
+              <w:spacing w:after="6" w:line="208"/>
               <w:ind w:left="170" w:hanging="170"/>
             </w:pPr>
             <w:r>
@@ -348,15 +330,15 @@
                 <w:i w:val="false"/>
                 <w:iCs w:val="false"/>
                 <w:color w:val="2B3742"/>
-                <w:sz w:val="18"/>
-                <w:szCs w:val="18"/>
+                <w:sz w:val="15"/>
+                <w:szCs w:val="15"/>
               </w:rPr>
               <w:t xml:space="preserve">•  Bu sınav dinleme, okuma, söz varlığı ve yazma becerilerini birlikte ölçer.</w:t>
             </w:r>
           </w:p>
           <w:p>
             <w:pPr>
-              <w:spacing w:after="20" w:line="250"/>
+              <w:spacing w:after="6" w:line="208"/>
               <w:ind w:left="170" w:hanging="170"/>
             </w:pPr>
             <w:r>
@@ -367,15 +349,15 @@
                 <w:i w:val="false"/>
                 <w:iCs w:val="false"/>
                 <w:color w:val="2B3742"/>
-                <w:sz w:val="18"/>
-                <w:szCs w:val="18"/>
+                <w:sz w:val="15"/>
+                <w:szCs w:val="15"/>
               </w:rPr>
               <w:t xml:space="preserve">•  Dinleme metni öğretmeniniz tarafından iki kez okunacaktır.</w:t>
             </w:r>
           </w:p>
           <w:p>
             <w:pPr>
-              <w:spacing w:after="20" w:line="250"/>
+              <w:spacing w:after="6" w:line="208"/>
               <w:ind w:left="170" w:hanging="170"/>
             </w:pPr>
             <w:r>
@@ -386,15 +368,15 @@
                 <w:i w:val="false"/>
                 <w:iCs w:val="false"/>
                 <w:color w:val="2B3742"/>
-                <w:sz w:val="18"/>
-                <w:szCs w:val="18"/>
+                <w:sz w:val="15"/>
+                <w:szCs w:val="15"/>
               </w:rPr>
               <w:t xml:space="preserve">•  Okuma parçasındaki bilinmeyen kelimeler için parçanın bütününden yararlanınız.</w:t>
             </w:r>
           </w:p>
           <w:p>
             <w:pPr>
-              <w:spacing w:after="20" w:line="250"/>
+              <w:spacing w:after="6" w:line="208"/>
               <w:ind w:left="170" w:hanging="170"/>
             </w:pPr>
             <w:r>
@@ -405,8 +387,8 @@
                 <w:i w:val="false"/>
                 <w:iCs w:val="false"/>
                 <w:color w:val="2B3742"/>
-                <w:sz w:val="18"/>
-                <w:szCs w:val="18"/>
+                <w:sz w:val="15"/>
+                <w:szCs w:val="15"/>
               </w:rPr>
               <w:t xml:space="preserve">•  Yazma görevi dereceli puanlama anahtarı ile değerlendirilecektir.</w:t>
             </w:r>
@@ -419,7 +401,7 @@
         <w:tabs>
           <w:tab w:val="right" w:pos="9864"/>
         </w:tabs>
-        <w:spacing w:after="90" w:before="220" w:line="280"/>
+        <w:spacing w:after="27" w:before="66" w:line="208"/>
         <w:ind w:left="340" w:hanging="340"/>
       </w:pPr>
       <w:r>
@@ -430,16 +412,16 @@
           <w:i w:val="false"/>
           <w:iCs w:val="false"/>
           <w:color w:val="111111"/>
-          <w:sz w:val="21"/>
-          <w:szCs w:val="21"/>
+          <w:sz w:val="17"/>
+          <w:szCs w:val="17"/>
         </w:rPr>
         <w:t xml:space="preserve">1.</w:t>
       </w:r>
       <w:r>
         <w:rPr>
           <w:rFonts w:ascii="Times New Roman" w:cs="Times New Roman" w:eastAsia="Times New Roman" w:hAnsi="Times New Roman"/>
-          <w:sz w:val="21"/>
-          <w:szCs w:val="21"/>
+          <w:sz w:val="17"/>
+          <w:szCs w:val="17"/>
         </w:rPr>
         <w:tab/>
       </w:r>
@@ -451,16 +433,16 @@
           <w:i w:val="false"/>
           <w:iCs w:val="false"/>
           <w:color w:val="111111"/>
-          <w:sz w:val="21"/>
-          <w:szCs w:val="21"/>
+          <w:sz w:val="17"/>
+          <w:szCs w:val="17"/>
         </w:rPr>
         <w:t xml:space="preserve">Aşağıdaki metni okuyunuz ve soruları cevaplayınız.</w:t>
       </w:r>
       <w:r>
         <w:rPr>
           <w:rFonts w:ascii="Times New Roman" w:cs="Times New Roman" w:eastAsia="Times New Roman" w:hAnsi="Times New Roman"/>
-          <w:sz w:val="21"/>
-          <w:szCs w:val="21"/>
+          <w:sz w:val="17"/>
+          <w:szCs w:val="17"/>
         </w:rPr>
         <w:tab/>
       </w:r>
@@ -472,8 +454,8 @@
           <w:i w:val="false"/>
           <w:iCs w:val="false"/>
           <w:color w:val="55636F"/>
-          <w:sz w:val="18"/>
-          <w:szCs w:val="18"/>
+          <w:sz w:val="15"/>
+          <w:szCs w:val="15"/>
         </w:rPr>
         <w:t xml:space="preserve">(15 puan)</w:t>
       </w:r>
@@ -509,7 +491,7 @@
           <w:p>
             <w:pPr>
               <w:bidi/>
-              <w:spacing w:after="110"/>
+              <w:spacing w:after="33"/>
               <w:jc w:val="center"/>
             </w:pPr>
             <w:r>
@@ -518,8 +500,8 @@
                 <w:b/>
                 <w:bCs/>
                 <w:color w:val="111111"/>
-                <w:sz w:val="32"/>
-                <w:szCs w:val="32"/>
+                <w:sz w:val="27"/>
+                <w:szCs w:val="27"/>
                 <w:rtl/>
               </w:rPr>
               <w:t xml:space="preserve">يَوْمِي فِي الْبَيْتِ وَالْمَدْرَسَةِ</w:t>
@@ -528,7 +510,7 @@
           <w:p>
             <w:pPr>
               <w:bidi/>
-              <w:spacing w:after="60" w:line="400"/>
+              <w:spacing w:after="18" w:line="208"/>
             </w:pPr>
             <w:r>
               <w:rPr>
@@ -536,8 +518,8 @@
                 <w:b w:val="false"/>
                 <w:bCs w:val="false"/>
                 <w:color w:val="111111"/>
-                <w:sz w:val="28"/>
-                <w:szCs w:val="28"/>
+                <w:sz w:val="25"/>
+                <w:szCs w:val="25"/>
                 <w:rtl/>
               </w:rPr>
               <w:t xml:space="preserve">أَنَا زَيْنَبُ، طَالِبَةٌ فِي الصَّفِّ التَّاسِعِ.</w:t>
@@ -546,7 +528,7 @@
           <w:p>
             <w:pPr>
               <w:bidi/>
-              <w:spacing w:after="60" w:line="400"/>
+              <w:spacing w:after="18" w:line="208"/>
             </w:pPr>
             <w:r>
               <w:rPr>
@@ -554,8 +536,8 @@
                 <w:b w:val="false"/>
                 <w:bCs w:val="false"/>
                 <w:color w:val="111111"/>
-                <w:sz w:val="28"/>
-                <w:szCs w:val="28"/>
+                <w:sz w:val="25"/>
+                <w:szCs w:val="25"/>
                 <w:rtl/>
               </w:rPr>
               <w:t xml:space="preserve">أَسْتَيْقِظُ كُلَّ يَوْمٍ فِي السَّاعَةِ الْخَامِسَةِ وَالنِّصْفِ صَبَاحًا.</w:t>
@@ -564,7 +546,7 @@
           <w:p>
             <w:pPr>
               <w:bidi/>
-              <w:spacing w:after="60" w:line="400"/>
+              <w:spacing w:after="18" w:line="208"/>
             </w:pPr>
             <w:r>
               <w:rPr>
@@ -572,8 +554,8 @@
                 <w:b w:val="false"/>
                 <w:bCs w:val="false"/>
                 <w:color w:val="111111"/>
-                <w:sz w:val="28"/>
-                <w:szCs w:val="28"/>
+                <w:sz w:val="25"/>
+                <w:szCs w:val="25"/>
                 <w:rtl/>
               </w:rPr>
               <w:t xml:space="preserve">أَتَوَضَّأُ ثُمَّ أُصَلِّي الْفَجْرَ مَعَ أُمِّي فِي غُرْفَةِ الْجُلُوسِ.</w:t>
@@ -582,7 +564,7 @@
           <w:p>
             <w:pPr>
               <w:bidi/>
-              <w:spacing w:after="60" w:line="400"/>
+              <w:spacing w:after="18" w:line="208"/>
             </w:pPr>
             <w:r>
               <w:rPr>
@@ -590,8 +572,8 @@
                 <w:b w:val="false"/>
                 <w:bCs w:val="false"/>
                 <w:color w:val="111111"/>
-                <w:sz w:val="28"/>
-                <w:szCs w:val="28"/>
+                <w:sz w:val="25"/>
+                <w:szCs w:val="25"/>
                 <w:rtl/>
               </w:rPr>
               <w:t xml:space="preserve">بَعْدَ الصَّلَاةِ أَقْرَأُ صَفْحَةً مِنَ الْقُرْآنِ الْكَرِيمِ.</w:t>
@@ -600,7 +582,7 @@
           <w:p>
             <w:pPr>
               <w:bidi/>
-              <w:spacing w:after="60" w:line="400"/>
+              <w:spacing w:after="18" w:line="208"/>
             </w:pPr>
             <w:r>
               <w:rPr>
@@ -608,8 +590,8 @@
                 <w:b w:val="false"/>
                 <w:bCs w:val="false"/>
                 <w:color w:val="111111"/>
-                <w:sz w:val="28"/>
-                <w:szCs w:val="28"/>
+                <w:sz w:val="25"/>
+                <w:szCs w:val="25"/>
                 <w:rtl/>
               </w:rPr>
               <w:t xml:space="preserve">آكُلُ الْفُطُورَ مَعَ أُسْرَتِي: خُبْزٌ وَجُبْنٌ وَبَيْضٌ وَشَايٌ.</w:t>
@@ -618,7 +600,7 @@
           <w:p>
             <w:pPr>
               <w:bidi/>
-              <w:spacing w:after="60" w:line="400"/>
+              <w:spacing w:after="18" w:line="208"/>
             </w:pPr>
             <w:r>
               <w:rPr>
@@ -626,8 +608,8 @@
                 <w:b w:val="false"/>
                 <w:bCs w:val="false"/>
                 <w:color w:val="111111"/>
-                <w:sz w:val="28"/>
-                <w:szCs w:val="28"/>
+                <w:sz w:val="25"/>
+                <w:szCs w:val="25"/>
                 <w:rtl/>
               </w:rPr>
               <w:t xml:space="preserve">أَذْهَبُ إِلَى الْمَدْرَسَةِ فِي السَّاعَةِ السَّابِعَةِ وَالرُّبْعِ.</w:t>
@@ -636,7 +618,7 @@
           <w:p>
             <w:pPr>
               <w:bidi/>
-              <w:spacing w:after="60" w:line="400"/>
+              <w:spacing w:after="18" w:line="208"/>
             </w:pPr>
             <w:r>
               <w:rPr>
@@ -644,8 +626,8 @@
                 <w:b w:val="false"/>
                 <w:bCs w:val="false"/>
                 <w:color w:val="111111"/>
-                <w:sz w:val="28"/>
-                <w:szCs w:val="28"/>
+                <w:sz w:val="25"/>
+                <w:szCs w:val="25"/>
                 <w:rtl/>
               </w:rPr>
               <w:t xml:space="preserve">أَرْجِعُ إِلَى الْبَيْتِ فِي السَّاعَةِ الثَّالِثَةِ بَعْدَ الظُّهْرِ.</w:t>
@@ -654,7 +636,7 @@
           <w:p>
             <w:pPr>
               <w:bidi/>
-              <w:spacing w:after="60" w:line="400"/>
+              <w:spacing w:after="18" w:line="208"/>
             </w:pPr>
             <w:r>
               <w:rPr>
@@ -662,8 +644,8 @@
                 <w:b w:val="false"/>
                 <w:bCs w:val="false"/>
                 <w:color w:val="111111"/>
-                <w:sz w:val="28"/>
-                <w:szCs w:val="28"/>
+                <w:sz w:val="25"/>
+                <w:szCs w:val="25"/>
                 <w:rtl/>
               </w:rPr>
               <w:t xml:space="preserve">أَسْتَرِيحُ قَلِيلًا، ثُمَّ أَدْرُسُ دُرُوسِي عَلَى الطَّاوِلَةِ فِي غُرْفَتِي.</w:t>
@@ -672,7 +654,7 @@
           <w:p>
             <w:pPr>
               <w:bidi/>
-              <w:spacing w:after="60" w:line="400"/>
+              <w:spacing w:after="18" w:line="208"/>
             </w:pPr>
             <w:r>
               <w:rPr>
@@ -680,8 +662,8 @@
                 <w:b w:val="false"/>
                 <w:bCs w:val="false"/>
                 <w:color w:val="111111"/>
-                <w:sz w:val="28"/>
-                <w:szCs w:val="28"/>
+                <w:sz w:val="25"/>
+                <w:szCs w:val="25"/>
                 <w:rtl/>
               </w:rPr>
               <w:t xml:space="preserve">فِي الْمَسَاءِ نَجْلِسُ مَعًا وَنَتَحَدَّثُ عَنْ يَوْمِنَا.</w:t>
@@ -690,7 +672,7 @@
           <w:p>
             <w:pPr>
               <w:bidi/>
-              <w:spacing w:after="60" w:line="400"/>
+              <w:spacing w:after="18" w:line="208"/>
             </w:pPr>
             <w:r>
               <w:rPr>
@@ -698,8 +680,8 @@
                 <w:b w:val="false"/>
                 <w:bCs w:val="false"/>
                 <w:color w:val="111111"/>
-                <w:sz w:val="28"/>
-                <w:szCs w:val="28"/>
+                <w:sz w:val="25"/>
+                <w:szCs w:val="25"/>
                 <w:rtl/>
               </w:rPr>
               <w:t xml:space="preserve">أَنَامُ فِي السَّاعَةِ الْعَاشِرَةِ لَيْلًا لِأَنِّي أَسْتَيْقِظُ مُبَكِّرًا.</w:t>
@@ -710,7 +692,7 @@
     </w:tbl>
     <w:p>
       <w:pPr>
-        <w:spacing w:after="60"/>
+        <w:spacing w:after="18"/>
       </w:pPr>
       <w:r>
         <w:rPr>
@@ -720,8 +702,8 @@
           <w:i w:val="false"/>
           <w:iCs w:val="false"/>
           <w:color w:val="111111"/>
-          <w:sz w:val="21"/>
-          <w:szCs w:val="21"/>
+          <w:sz w:val="17"/>
+          <w:szCs w:val="17"/>
         </w:rPr>
         <w:t xml:space="preserve"/>
       </w:r>
@@ -730,7 +712,7 @@
       <w:pPr>
         <w:keepNext/>
         <w:bidi/>
-        <w:spacing w:after="40" w:before="0" w:line="300"/>
+        <w:spacing w:after="12" w:before="0" w:line="208"/>
         <w:ind w:left="340"/>
       </w:pPr>
       <w:r>
@@ -741,8 +723,8 @@
           <w:i w:val="false"/>
           <w:iCs w:val="false"/>
           <w:color w:val="111111"/>
-          <w:sz w:val="20"/>
-          <w:szCs w:val="20"/>
+          <w:sz w:val="17"/>
+          <w:szCs w:val="17"/>
         </w:rPr>
         <w:t xml:space="preserve">a.‎  </w:t>
       </w:r>
@@ -752,8 +734,8 @@
           <w:b w:val="false"/>
           <w:bCs w:val="false"/>
           <w:color w:val="111111"/>
-          <w:sz w:val="27"/>
-          <w:szCs w:val="27"/>
+          <w:sz w:val="24"/>
+          <w:szCs w:val="24"/>
           <w:rtl/>
         </w:rPr>
         <w:t xml:space="preserve">مَتَى تَسْتَيْقِظُ زَيْنَبُ؟</w:t>
@@ -799,7 +781,7 @@
           <w:p>
             <w:pPr>
               <w:bidi/>
-              <w:spacing w:after="0" w:line="330"/>
+              <w:spacing w:after="0" w:line="208"/>
             </w:pPr>
             <w:r>
               <w:rPr>
@@ -809,8 +791,8 @@
                 <w:i w:val="false"/>
                 <w:iCs w:val="false"/>
                 <w:color w:val="111111"/>
-                <w:sz w:val="20"/>
-                <w:szCs w:val="20"/>
+                <w:sz w:val="17"/>
+                <w:szCs w:val="17"/>
               </w:rPr>
               <w:t xml:space="preserve">B.‎  </w:t>
             </w:r>
@@ -820,8 +802,8 @@
                 <w:b w:val="false"/>
                 <w:bCs w:val="false"/>
                 <w:color w:val="111111"/>
-                <w:sz w:val="25"/>
-                <w:szCs w:val="25"/>
+                <w:sz w:val="21"/>
+                <w:szCs w:val="21"/>
                 <w:rtl/>
               </w:rPr>
               <w:t xml:space="preserve">فِي السَّابِعَةِ وَالرُّبْعِ</w:t>
@@ -848,7 +830,7 @@
           <w:p>
             <w:pPr>
               <w:bidi/>
-              <w:spacing w:after="0" w:line="330"/>
+              <w:spacing w:after="0" w:line="208"/>
             </w:pPr>
             <w:r>
               <w:rPr>
@@ -858,8 +840,8 @@
                 <w:i w:val="false"/>
                 <w:iCs w:val="false"/>
                 <w:color w:val="111111"/>
-                <w:sz w:val="20"/>
-                <w:szCs w:val="20"/>
+                <w:sz w:val="17"/>
+                <w:szCs w:val="17"/>
               </w:rPr>
               <w:t xml:space="preserve">A.‎  </w:t>
             </w:r>
@@ -869,8 +851,8 @@
                 <w:b w:val="false"/>
                 <w:bCs w:val="false"/>
                 <w:color w:val="111111"/>
-                <w:sz w:val="25"/>
-                <w:szCs w:val="25"/>
+                <w:sz w:val="21"/>
+                <w:szCs w:val="21"/>
                 <w:rtl/>
               </w:rPr>
               <w:t xml:space="preserve">فِي الْخَامِسَةِ وَالنِّصْفِ</w:t>
@@ -902,7 +884,7 @@
           <w:p>
             <w:pPr>
               <w:bidi/>
-              <w:spacing w:after="0" w:line="330"/>
+              <w:spacing w:after="0" w:line="208"/>
             </w:pPr>
             <w:r>
               <w:rPr>
@@ -912,8 +894,8 @@
                 <w:i w:val="false"/>
                 <w:iCs w:val="false"/>
                 <w:color w:val="111111"/>
-                <w:sz w:val="20"/>
-                <w:szCs w:val="20"/>
+                <w:sz w:val="17"/>
+                <w:szCs w:val="17"/>
               </w:rPr>
               <w:t xml:space="preserve">D.‎  </w:t>
             </w:r>
@@ -923,8 +905,8 @@
                 <w:b w:val="false"/>
                 <w:bCs w:val="false"/>
                 <w:color w:val="111111"/>
-                <w:sz w:val="25"/>
-                <w:szCs w:val="25"/>
+                <w:sz w:val="21"/>
+                <w:szCs w:val="21"/>
                 <w:rtl/>
               </w:rPr>
               <w:t xml:space="preserve">فِي الْعَاشِرَةِ</w:t>
@@ -951,7 +933,7 @@
           <w:p>
             <w:pPr>
               <w:bidi/>
-              <w:spacing w:after="0" w:line="330"/>
+              <w:spacing w:after="0" w:line="208"/>
             </w:pPr>
             <w:r>
               <w:rPr>
@@ -961,8 +943,8 @@
                 <w:i w:val="false"/>
                 <w:iCs w:val="false"/>
                 <w:color w:val="111111"/>
-                <w:sz w:val="20"/>
-                <w:szCs w:val="20"/>
+                <w:sz w:val="17"/>
+                <w:szCs w:val="17"/>
               </w:rPr>
               <w:t xml:space="preserve">C.‎  </w:t>
             </w:r>
@@ -972,8 +954,8 @@
                 <w:b w:val="false"/>
                 <w:bCs w:val="false"/>
                 <w:color w:val="111111"/>
-                <w:sz w:val="25"/>
-                <w:szCs w:val="25"/>
+                <w:sz w:val="21"/>
+                <w:szCs w:val="21"/>
                 <w:rtl/>
               </w:rPr>
               <w:t xml:space="preserve">فِي الثَّالِثَةِ</w:t>
@@ -986,7 +968,7 @@
       <w:pPr>
         <w:keepNext/>
         <w:bidi/>
-        <w:spacing w:after="40" w:before="150" w:line="300"/>
+        <w:spacing w:after="12" w:before="45" w:line="208"/>
         <w:ind w:left="340"/>
       </w:pPr>
       <w:r>
@@ -997,8 +979,8 @@
           <w:i w:val="false"/>
           <w:iCs w:val="false"/>
           <w:color w:val="111111"/>
-          <w:sz w:val="20"/>
-          <w:szCs w:val="20"/>
+          <w:sz w:val="17"/>
+          <w:szCs w:val="17"/>
         </w:rPr>
         <w:t xml:space="preserve">b.‎  </w:t>
       </w:r>
@@ -1008,8 +990,8 @@
           <w:b w:val="false"/>
           <w:bCs w:val="false"/>
           <w:color w:val="111111"/>
-          <w:sz w:val="27"/>
-          <w:szCs w:val="27"/>
+          <w:sz w:val="24"/>
+          <w:szCs w:val="24"/>
           <w:rtl/>
         </w:rPr>
         <w:t xml:space="preserve">مَاذَا تَأْكُلُ زَيْنَبُ فِي الْفُطُورِ؟</w:t>
@@ -1055,7 +1037,7 @@
           <w:p>
             <w:pPr>
               <w:bidi/>
-              <w:spacing w:after="0" w:line="330"/>
+              <w:spacing w:after="0" w:line="208"/>
             </w:pPr>
             <w:r>
               <w:rPr>
@@ -1065,8 +1047,8 @@
                 <w:i w:val="false"/>
                 <w:iCs w:val="false"/>
                 <w:color w:val="111111"/>
-                <w:sz w:val="20"/>
-                <w:szCs w:val="20"/>
+                <w:sz w:val="17"/>
+                <w:szCs w:val="17"/>
               </w:rPr>
               <w:t xml:space="preserve">B.‎  </w:t>
             </w:r>
@@ -1076,8 +1058,8 @@
                 <w:b w:val="false"/>
                 <w:bCs w:val="false"/>
                 <w:color w:val="111111"/>
-                <w:sz w:val="25"/>
-                <w:szCs w:val="25"/>
+                <w:sz w:val="21"/>
+                <w:szCs w:val="21"/>
                 <w:rtl/>
               </w:rPr>
               <w:t xml:space="preserve">خُبْزٌ وَجُبْنٌ وَبَيْضٌ</w:t>
@@ -1104,7 +1086,7 @@
           <w:p>
             <w:pPr>
               <w:bidi/>
-              <w:spacing w:after="0" w:line="330"/>
+              <w:spacing w:after="0" w:line="208"/>
             </w:pPr>
             <w:r>
               <w:rPr>
@@ -1114,8 +1096,8 @@
                 <w:i w:val="false"/>
                 <w:iCs w:val="false"/>
                 <w:color w:val="111111"/>
-                <w:sz w:val="20"/>
-                <w:szCs w:val="20"/>
+                <w:sz w:val="17"/>
+                <w:szCs w:val="17"/>
               </w:rPr>
               <w:t xml:space="preserve">A.‎  </w:t>
             </w:r>
@@ -1125,8 +1107,8 @@
                 <w:b w:val="false"/>
                 <w:bCs w:val="false"/>
                 <w:color w:val="111111"/>
-                <w:sz w:val="25"/>
-                <w:szCs w:val="25"/>
+                <w:sz w:val="21"/>
+                <w:szCs w:val="21"/>
                 <w:rtl/>
               </w:rPr>
               <w:t xml:space="preserve">أَرُزٌّ وَلَحْمٌ</w:t>
@@ -1158,7 +1140,7 @@
           <w:p>
             <w:pPr>
               <w:bidi/>
-              <w:spacing w:after="0" w:line="330"/>
+              <w:spacing w:after="0" w:line="208"/>
             </w:pPr>
             <w:r>
               <w:rPr>
@@ -1168,8 +1150,8 @@
                 <w:i w:val="false"/>
                 <w:iCs w:val="false"/>
                 <w:color w:val="111111"/>
-                <w:sz w:val="20"/>
-                <w:szCs w:val="20"/>
+                <w:sz w:val="17"/>
+                <w:szCs w:val="17"/>
               </w:rPr>
               <w:t xml:space="preserve">D.‎  </w:t>
             </w:r>
@@ -1179,8 +1161,8 @@
                 <w:b w:val="false"/>
                 <w:bCs w:val="false"/>
                 <w:color w:val="111111"/>
-                <w:sz w:val="25"/>
-                <w:szCs w:val="25"/>
+                <w:sz w:val="21"/>
+                <w:szCs w:val="21"/>
                 <w:rtl/>
               </w:rPr>
               <w:t xml:space="preserve">حَلِيبٌ وَعَسَلٌ</w:t>
@@ -1207,7 +1189,7 @@
           <w:p>
             <w:pPr>
               <w:bidi/>
-              <w:spacing w:after="0" w:line="330"/>
+              <w:spacing w:after="0" w:line="208"/>
             </w:pPr>
             <w:r>
               <w:rPr>
@@ -1217,8 +1199,8 @@
                 <w:i w:val="false"/>
                 <w:iCs w:val="false"/>
                 <w:color w:val="111111"/>
-                <w:sz w:val="20"/>
-                <w:szCs w:val="20"/>
+                <w:sz w:val="17"/>
+                <w:szCs w:val="17"/>
               </w:rPr>
               <w:t xml:space="preserve">C.‎  </w:t>
             </w:r>
@@ -1228,8 +1210,8 @@
                 <w:b w:val="false"/>
                 <w:bCs w:val="false"/>
                 <w:color w:val="111111"/>
-                <w:sz w:val="25"/>
-                <w:szCs w:val="25"/>
+                <w:sz w:val="21"/>
+                <w:szCs w:val="21"/>
                 <w:rtl/>
               </w:rPr>
               <w:t xml:space="preserve">فَاكِهَةٌ فَقَطْ</w:t>
@@ -1242,7 +1224,7 @@
       <w:pPr>
         <w:keepNext/>
         <w:bidi/>
-        <w:spacing w:after="40" w:before="150" w:line="300"/>
+        <w:spacing w:after="12" w:before="45" w:line="208"/>
         <w:ind w:left="340"/>
       </w:pPr>
       <w:r>
@@ -1253,8 +1235,8 @@
           <w:i w:val="false"/>
           <w:iCs w:val="false"/>
           <w:color w:val="111111"/>
-          <w:sz w:val="20"/>
-          <w:szCs w:val="20"/>
+          <w:sz w:val="17"/>
+          <w:szCs w:val="17"/>
         </w:rPr>
         <w:t xml:space="preserve">c.‎  </w:t>
       </w:r>
@@ -1264,8 +1246,8 @@
           <w:b w:val="false"/>
           <w:bCs w:val="false"/>
           <w:color w:val="111111"/>
-          <w:sz w:val="27"/>
-          <w:szCs w:val="27"/>
+          <w:sz w:val="24"/>
+          <w:szCs w:val="24"/>
           <w:rtl/>
         </w:rPr>
         <w:t xml:space="preserve">لِمَاذَا تَنَامُ زَيْنَبُ مُبَكِّرًا؟</w:t>
@@ -1311,7 +1293,7 @@
           <w:p>
             <w:pPr>
               <w:bidi/>
-              <w:spacing w:after="0" w:line="330"/>
+              <w:spacing w:after="0" w:line="208"/>
             </w:pPr>
             <w:r>
               <w:rPr>
@@ -1321,19 +1303,19 @@
                 <w:i w:val="false"/>
                 <w:iCs w:val="false"/>
                 <w:color w:val="111111"/>
+                <w:sz w:val="17"/>
+                <w:szCs w:val="17"/>
+              </w:rPr>
+              <w:t xml:space="preserve">B.‎  </w:t>
+            </w:r>
+            <w:r>
+              <w:rPr>
+                <w:rFonts w:ascii="Markazi Text" w:cs="Markazi Text" w:eastAsia="Markazi Text" w:hAnsi="Markazi Text"/>
+                <w:b w:val="false"/>
+                <w:bCs w:val="false"/>
+                <w:color w:val="111111"/>
                 <w:sz w:val="20"/>
                 <w:szCs w:val="20"/>
-              </w:rPr>
-              <w:t xml:space="preserve">B.‎  </w:t>
-            </w:r>
-            <w:r>
-              <w:rPr>
-                <w:rFonts w:ascii="Markazi Text" w:cs="Markazi Text" w:eastAsia="Markazi Text" w:hAnsi="Markazi Text"/>
-                <w:b w:val="false"/>
-                <w:bCs w:val="false"/>
-                <w:color w:val="111111"/>
-                <w:sz w:val="24"/>
-                <w:szCs w:val="24"/>
                 <w:rtl/>
               </w:rPr>
               <w:t xml:space="preserve">لِأَنَّهَا مَرِيضَةٌ</w:t>
@@ -1360,7 +1342,7 @@
           <w:p>
             <w:pPr>
               <w:bidi/>
-              <w:spacing w:after="0" w:line="330"/>
+              <w:spacing w:after="0" w:line="208"/>
             </w:pPr>
             <w:r>
               <w:rPr>
@@ -1370,19 +1352,19 @@
                 <w:i w:val="false"/>
                 <w:iCs w:val="false"/>
                 <w:color w:val="111111"/>
+                <w:sz w:val="17"/>
+                <w:szCs w:val="17"/>
+              </w:rPr>
+              <w:t xml:space="preserve">A.‎  </w:t>
+            </w:r>
+            <w:r>
+              <w:rPr>
+                <w:rFonts w:ascii="Markazi Text" w:cs="Markazi Text" w:eastAsia="Markazi Text" w:hAnsi="Markazi Text"/>
+                <w:b w:val="false"/>
+                <w:bCs w:val="false"/>
+                <w:color w:val="111111"/>
                 <w:sz w:val="20"/>
                 <w:szCs w:val="20"/>
-              </w:rPr>
-              <w:t xml:space="preserve">A.‎  </w:t>
-            </w:r>
-            <w:r>
-              <w:rPr>
-                <w:rFonts w:ascii="Markazi Text" w:cs="Markazi Text" w:eastAsia="Markazi Text" w:hAnsi="Markazi Text"/>
-                <w:b w:val="false"/>
-                <w:bCs w:val="false"/>
-                <w:color w:val="111111"/>
-                <w:sz w:val="24"/>
-                <w:szCs w:val="24"/>
                 <w:rtl/>
               </w:rPr>
               <w:t xml:space="preserve">لِأَنَّهَا تَسْتَيْقِظُ مُبَكِّرًا</w:t>
@@ -1414,7 +1396,7 @@
           <w:p>
             <w:pPr>
               <w:bidi/>
-              <w:spacing w:after="0" w:line="330"/>
+              <w:spacing w:after="0" w:line="208"/>
             </w:pPr>
             <w:r>
               <w:rPr>
@@ -1424,19 +1406,19 @@
                 <w:i w:val="false"/>
                 <w:iCs w:val="false"/>
                 <w:color w:val="111111"/>
+                <w:sz w:val="17"/>
+                <w:szCs w:val="17"/>
+              </w:rPr>
+              <w:t xml:space="preserve">D.‎  </w:t>
+            </w:r>
+            <w:r>
+              <w:rPr>
+                <w:rFonts w:ascii="Markazi Text" w:cs="Markazi Text" w:eastAsia="Markazi Text" w:hAnsi="Markazi Text"/>
+                <w:b w:val="false"/>
+                <w:bCs w:val="false"/>
+                <w:color w:val="111111"/>
                 <w:sz w:val="20"/>
                 <w:szCs w:val="20"/>
-              </w:rPr>
-              <w:t xml:space="preserve">D.‎  </w:t>
-            </w:r>
-            <w:r>
-              <w:rPr>
-                <w:rFonts w:ascii="Markazi Text" w:cs="Markazi Text" w:eastAsia="Markazi Text" w:hAnsi="Markazi Text"/>
-                <w:b w:val="false"/>
-                <w:bCs w:val="false"/>
-                <w:color w:val="111111"/>
-                <w:sz w:val="24"/>
-                <w:szCs w:val="24"/>
                 <w:rtl/>
               </w:rPr>
               <w:t xml:space="preserve">لِأَنَّهَا لَا تَدْرُسُ</w:t>
@@ -1463,7 +1445,7 @@
           <w:p>
             <w:pPr>
               <w:bidi/>
-              <w:spacing w:after="0" w:line="330"/>
+              <w:spacing w:after="0" w:line="208"/>
             </w:pPr>
             <w:r>
               <w:rPr>
@@ -1473,19 +1455,19 @@
                 <w:i w:val="false"/>
                 <w:iCs w:val="false"/>
                 <w:color w:val="111111"/>
+                <w:sz w:val="17"/>
+                <w:szCs w:val="17"/>
+              </w:rPr>
+              <w:t xml:space="preserve">C.‎  </w:t>
+            </w:r>
+            <w:r>
+              <w:rPr>
+                <w:rFonts w:ascii="Markazi Text" w:cs="Markazi Text" w:eastAsia="Markazi Text" w:hAnsi="Markazi Text"/>
+                <w:b w:val="false"/>
+                <w:bCs w:val="false"/>
+                <w:color w:val="111111"/>
                 <w:sz w:val="20"/>
                 <w:szCs w:val="20"/>
-              </w:rPr>
-              <w:t xml:space="preserve">C.‎  </w:t>
-            </w:r>
-            <w:r>
-              <w:rPr>
-                <w:rFonts w:ascii="Markazi Text" w:cs="Markazi Text" w:eastAsia="Markazi Text" w:hAnsi="Markazi Text"/>
-                <w:b w:val="false"/>
-                <w:bCs w:val="false"/>
-                <w:color w:val="111111"/>
-                <w:sz w:val="24"/>
-                <w:szCs w:val="24"/>
                 <w:rtl/>
               </w:rPr>
               <w:t xml:space="preserve">لِأَنَّ الْبَيْتَ بَعِيدٌ</w:t>
@@ -1497,7 +1479,7 @@
     <w:p>
       <w:pPr>
         <w:keepNext w:val="false"/>
-        <w:spacing w:after="40" w:before="150" w:line="280"/>
+        <w:spacing w:after="12" w:before="45" w:line="208"/>
         <w:ind w:left="620" w:hanging="280"/>
       </w:pPr>
       <w:r>
@@ -1508,8 +1490,8 @@
           <w:i w:val="false"/>
           <w:iCs w:val="false"/>
           <w:color w:val="111111"/>
-          <w:sz w:val="20"/>
-          <w:szCs w:val="20"/>
+          <w:sz w:val="17"/>
+          <w:szCs w:val="17"/>
         </w:rPr>
         <w:t xml:space="preserve">d)  Kendi gününüzü anlatan iki Arapça cümle yazınız.</w:t>
       </w:r>
@@ -1517,10 +1499,10 @@
     <w:p>
       <w:pPr>
         <w:pBdr>
-          <w:bottom w:val="dotted" w:color="97A4B1" w:sz="6"/>
+          <w:bottom w:val="dotted" w:color="96A3B0" w:sz="6"/>
         </w:pBdr>
         <w:bidi/>
-        <w:spacing w:after="210" w:line="300"/>
+        <w:spacing w:after="63" w:line="208"/>
         <w:ind w:left="620"/>
       </w:pPr>
       <w:r>
@@ -1531,31 +1513,8 @@
           <w:i w:val="false"/>
           <w:iCs w:val="false"/>
           <w:color w:val="111111"/>
-          <w:sz w:val="21"/>
-          <w:szCs w:val="21"/>
-        </w:rPr>
-        <w:t xml:space="preserve"/>
-      </w:r>
-    </w:p>
-    <w:p>
-      <w:pPr>
-        <w:pBdr>
-          <w:bottom w:val="dotted" w:color="96A3B0" w:sz="6"/>
-        </w:pBdr>
-        <w:bidi/>
-        <w:spacing w:after="210" w:line="300"/>
-        <w:ind w:left="620"/>
-      </w:pPr>
-      <w:r>
-        <w:rPr>
-          <w:rFonts w:ascii="Times New Roman" w:cs="Times New Roman" w:eastAsia="Times New Roman" w:hAnsi="Times New Roman"/>
-          <w:b w:val="false"/>
-          <w:bCs w:val="false"/>
-          <w:i w:val="false"/>
-          <w:iCs w:val="false"/>
-          <w:color w:val="111111"/>
-          <w:sz w:val="21"/>
-          <w:szCs w:val="21"/>
+          <w:sz w:val="17"/>
+          <w:szCs w:val="17"/>
         </w:rPr>
         <w:t xml:space="preserve"/>
       </w:r>
@@ -1565,7 +1524,7 @@
         <w:tabs>
           <w:tab w:val="right" w:pos="9864"/>
         </w:tabs>
-        <w:spacing w:after="90" w:before="220" w:line="280"/>
+        <w:spacing w:after="27" w:before="66" w:line="208"/>
         <w:ind w:left="340" w:hanging="340"/>
       </w:pPr>
       <w:r>
@@ -1576,16 +1535,16 @@
           <w:i w:val="false"/>
           <w:iCs w:val="false"/>
           <w:color w:val="111111"/>
-          <w:sz w:val="21"/>
-          <w:szCs w:val="21"/>
+          <w:sz w:val="17"/>
+          <w:szCs w:val="17"/>
         </w:rPr>
         <w:t xml:space="preserve">2.</w:t>
       </w:r>
       <w:r>
         <w:rPr>
           <w:rFonts w:ascii="Times New Roman" w:cs="Times New Roman" w:eastAsia="Times New Roman" w:hAnsi="Times New Roman"/>
-          <w:sz w:val="21"/>
-          <w:szCs w:val="21"/>
+          <w:sz w:val="17"/>
+          <w:szCs w:val="17"/>
         </w:rPr>
         <w:tab/>
       </w:r>
@@ -1597,16 +1556,16 @@
           <w:i w:val="false"/>
           <w:iCs w:val="false"/>
           <w:color w:val="111111"/>
-          <w:sz w:val="21"/>
-          <w:szCs w:val="21"/>
+          <w:sz w:val="17"/>
+          <w:szCs w:val="17"/>
         </w:rPr>
         <w:t xml:space="preserve">Dinlediğiniz metne göre cümleler doğru ise D, yanlış ise Y kutusunu işaretleyiniz.</w:t>
       </w:r>
       <w:r>
         <w:rPr>
           <w:rFonts w:ascii="Times New Roman" w:cs="Times New Roman" w:eastAsia="Times New Roman" w:hAnsi="Times New Roman"/>
-          <w:sz w:val="21"/>
-          <w:szCs w:val="21"/>
+          <w:sz w:val="17"/>
+          <w:szCs w:val="17"/>
         </w:rPr>
         <w:tab/>
       </w:r>
@@ -1618,8 +1577,8 @@
           <w:i w:val="false"/>
           <w:iCs w:val="false"/>
           <w:color w:val="55636F"/>
-          <w:sz w:val="18"/>
-          <w:szCs w:val="18"/>
+          <w:sz w:val="15"/>
+          <w:szCs w:val="15"/>
         </w:rPr>
         <w:t xml:space="preserve">(10 puan)</w:t>
       </w:r>
@@ -1627,7 +1586,7 @@
     <w:p>
       <w:pPr>
         <w:keepNext w:val="false"/>
-        <w:spacing w:after="90" w:before="0" w:line="280"/>
+        <w:spacing w:after="27" w:before="0" w:line="208"/>
         <w:ind w:left="340"/>
       </w:pPr>
       <w:r>
@@ -1638,8 +1597,8 @@
           <w:i/>
           <w:iCs/>
           <w:color w:val="5B6772"/>
-          <w:sz w:val="18"/>
-          <w:szCs w:val="18"/>
+          <w:sz w:val="15"/>
+          <w:szCs w:val="15"/>
         </w:rPr>
         <w:t xml:space="preserve">Metin öğretmeniniz tarafından iki kez okunacaktır. Her doğru cevap 2 puandır.</w:t>
       </w:r>
@@ -1680,7 +1639,7 @@
           </w:tcPr>
           <w:p>
             <w:pPr>
-              <w:spacing w:after="0" w:line="270"/>
+              <w:spacing w:after="0" w:line="208"/>
               <w:jc w:val="center"/>
             </w:pPr>
             <w:r>
@@ -1691,8 +1650,8 @@
                 <w:i w:val="false"/>
                 <w:iCs w:val="false"/>
                 <w:color w:val="111111"/>
-                <w:sz w:val="18"/>
-                <w:szCs w:val="18"/>
+                <w:sz w:val="15"/>
+                <w:szCs w:val="15"/>
               </w:rPr>
               <w:t xml:space="preserve">No</w:t>
             </w:r>
@@ -1712,7 +1671,7 @@
           </w:tcPr>
           <w:p>
             <w:pPr>
-              <w:spacing w:after="0" w:line="270"/>
+              <w:spacing w:after="0" w:line="208"/>
               <w:jc w:val="center"/>
             </w:pPr>
             <w:r>
@@ -1723,8 +1682,8 @@
                 <w:i w:val="false"/>
                 <w:iCs w:val="false"/>
                 <w:color w:val="111111"/>
-                <w:sz w:val="18"/>
-                <w:szCs w:val="18"/>
+                <w:sz w:val="15"/>
+                <w:szCs w:val="15"/>
               </w:rPr>
               <w:t xml:space="preserve">Cümle</w:t>
             </w:r>
@@ -1744,7 +1703,7 @@
           </w:tcPr>
           <w:p>
             <w:pPr>
-              <w:spacing w:after="0" w:line="270"/>
+              <w:spacing w:after="0" w:line="208"/>
               <w:jc w:val="center"/>
             </w:pPr>
             <w:r>
@@ -1755,8 +1714,8 @@
                 <w:i w:val="false"/>
                 <w:iCs w:val="false"/>
                 <w:color w:val="111111"/>
-                <w:sz w:val="18"/>
-                <w:szCs w:val="18"/>
+                <w:sz w:val="15"/>
+                <w:szCs w:val="15"/>
               </w:rPr>
               <w:t xml:space="preserve">D</w:t>
             </w:r>
@@ -1776,7 +1735,7 @@
           </w:tcPr>
           <w:p>
             <w:pPr>
-              <w:spacing w:after="0" w:line="270"/>
+              <w:spacing w:after="0" w:line="208"/>
               <w:jc w:val="center"/>
             </w:pPr>
             <w:r>
@@ -1787,8 +1746,8 @@
                 <w:i w:val="false"/>
                 <w:iCs w:val="false"/>
                 <w:color w:val="111111"/>
-                <w:sz w:val="18"/>
-                <w:szCs w:val="18"/>
+                <w:sz w:val="15"/>
+                <w:szCs w:val="15"/>
               </w:rPr>
               <w:t xml:space="preserve">Y</w:t>
             </w:r>
@@ -1797,7 +1756,7 @@
       </w:tr>
       <w:tr>
         <w:trPr>
-          <w:trHeight w:val="420" w:hRule="atLeast"/>
+          <w:trHeight w:val="260" w:hRule="atLeast"/>
         </w:trPr>
         <w:tc>
           <w:tcPr>
@@ -1812,19 +1771,19 @@
           </w:tcPr>
           <w:p>
             <w:pPr>
-              <w:spacing w:after="0" w:line="270"/>
-              <w:jc w:val="center"/>
-            </w:pPr>
-            <w:r>
-              <w:rPr>
-                <w:rFonts w:ascii="Times New Roman" w:cs="Times New Roman" w:eastAsia="Times New Roman" w:hAnsi="Times New Roman"/>
-                <w:b w:val="false"/>
-                <w:bCs w:val="false"/>
-                <w:i w:val="false"/>
-                <w:iCs w:val="false"/>
-                <w:color w:val="111111"/>
-                <w:sz w:val="19"/>
-                <w:szCs w:val="19"/>
+              <w:spacing w:after="0" w:line="208"/>
+              <w:jc w:val="center"/>
+            </w:pPr>
+            <w:r>
+              <w:rPr>
+                <w:rFonts w:ascii="Times New Roman" w:cs="Times New Roman" w:eastAsia="Times New Roman" w:hAnsi="Times New Roman"/>
+                <w:b w:val="false"/>
+                <w:bCs w:val="false"/>
+                <w:i w:val="false"/>
+                <w:iCs w:val="false"/>
+                <w:color w:val="111111"/>
+                <w:sz w:val="16"/>
+                <w:szCs w:val="16"/>
               </w:rPr>
               <w:t xml:space="preserve">1</w:t>
             </w:r>
@@ -1844,7 +1803,7 @@
           <w:p>
             <w:pPr>
               <w:bidi/>
-              <w:spacing w:after="0" w:line="320"/>
+              <w:spacing w:after="0" w:line="208"/>
             </w:pPr>
             <w:r>
               <w:rPr>
@@ -1852,8 +1811,8 @@
                 <w:b w:val="false"/>
                 <w:bCs w:val="false"/>
                 <w:color w:val="111111"/>
-                <w:sz w:val="28"/>
-                <w:szCs w:val="28"/>
+                <w:sz w:val="25"/>
+                <w:szCs w:val="25"/>
                 <w:rtl/>
               </w:rPr>
               <w:t xml:space="preserve">يَسْتَيْقِظُ عُمَرُ فِي السَّاعَةِ السَّادِسَةِ.</w:t>
@@ -1873,18 +1832,18 @@
           </w:tcPr>
           <w:p>
             <w:pPr>
-              <w:spacing w:after="0" w:line="270"/>
-            </w:pPr>
-            <w:r>
-              <w:rPr>
-                <w:rFonts w:ascii="Times New Roman" w:cs="Times New Roman" w:eastAsia="Times New Roman" w:hAnsi="Times New Roman"/>
-                <w:b w:val="false"/>
-                <w:bCs w:val="false"/>
-                <w:i w:val="false"/>
-                <w:iCs w:val="false"/>
-                <w:color w:val="111111"/>
-                <w:sz w:val="21"/>
-                <w:szCs w:val="21"/>
+              <w:spacing w:after="0" w:line="208"/>
+            </w:pPr>
+            <w:r>
+              <w:rPr>
+                <w:rFonts w:ascii="Times New Roman" w:cs="Times New Roman" w:eastAsia="Times New Roman" w:hAnsi="Times New Roman"/>
+                <w:b w:val="false"/>
+                <w:bCs w:val="false"/>
+                <w:i w:val="false"/>
+                <w:iCs w:val="false"/>
+                <w:color w:val="111111"/>
+                <w:sz w:val="17"/>
+                <w:szCs w:val="17"/>
               </w:rPr>
               <w:t xml:space="preserve"/>
             </w:r>
@@ -1901,29 +1860,11 @@
             </w:tcMar>
             <w:vAlign w:val="center"/>
           </w:tcPr>
-          <w:p>
-            <w:pPr>
-              <w:spacing w:after="0" w:line="270"/>
-            </w:pPr>
-            <w:r>
-              <w:rPr>
-                <w:rFonts w:ascii="Times New Roman" w:cs="Times New Roman" w:eastAsia="Times New Roman" w:hAnsi="Times New Roman"/>
-                <w:b w:val="false"/>
-                <w:bCs w:val="false"/>
-                <w:i w:val="false"/>
-                <w:iCs w:val="false"/>
-                <w:color w:val="111111"/>
-                <w:sz w:val="21"/>
-                <w:szCs w:val="21"/>
-              </w:rPr>
-              <w:t xml:space="preserve"/>
-            </w:r>
-          </w:p>
         </w:tc>
       </w:tr>
       <w:tr>
         <w:trPr>
-          <w:trHeight w:val="420" w:hRule="atLeast"/>
+          <w:trHeight w:val="260" w:hRule="atLeast"/>
         </w:trPr>
         <w:tc>
           <w:tcPr>
@@ -1938,19 +1879,19 @@
           </w:tcPr>
           <w:p>
             <w:pPr>
-              <w:spacing w:after="0" w:line="270"/>
-              <w:jc w:val="center"/>
-            </w:pPr>
-            <w:r>
-              <w:rPr>
-                <w:rFonts w:ascii="Times New Roman" w:cs="Times New Roman" w:eastAsia="Times New Roman" w:hAnsi="Times New Roman"/>
-                <w:b w:val="false"/>
-                <w:bCs w:val="false"/>
-                <w:i w:val="false"/>
-                <w:iCs w:val="false"/>
-                <w:color w:val="111111"/>
-                <w:sz w:val="19"/>
-                <w:szCs w:val="19"/>
+              <w:spacing w:after="0" w:line="208"/>
+              <w:jc w:val="center"/>
+            </w:pPr>
+            <w:r>
+              <w:rPr>
+                <w:rFonts w:ascii="Times New Roman" w:cs="Times New Roman" w:eastAsia="Times New Roman" w:hAnsi="Times New Roman"/>
+                <w:b w:val="false"/>
+                <w:bCs w:val="false"/>
+                <w:i w:val="false"/>
+                <w:iCs w:val="false"/>
+                <w:color w:val="111111"/>
+                <w:sz w:val="16"/>
+                <w:szCs w:val="16"/>
               </w:rPr>
               <w:t xml:space="preserve">2</w:t>
             </w:r>
@@ -1970,7 +1911,7 @@
           <w:p>
             <w:pPr>
               <w:bidi/>
-              <w:spacing w:after="0" w:line="320"/>
+              <w:spacing w:after="0" w:line="208"/>
             </w:pPr>
             <w:r>
               <w:rPr>
@@ -1978,8 +1919,8 @@
                 <w:b w:val="false"/>
                 <w:bCs w:val="false"/>
                 <w:color w:val="111111"/>
-                <w:sz w:val="28"/>
-                <w:szCs w:val="28"/>
+                <w:sz w:val="25"/>
+                <w:szCs w:val="25"/>
                 <w:rtl/>
               </w:rPr>
               <w:t xml:space="preserve">يَأْكُلُ الْفُطُورَ فِي الْمَطْبَخِ.</w:t>
@@ -1999,18 +1940,18 @@
           </w:tcPr>
           <w:p>
             <w:pPr>
-              <w:spacing w:after="0" w:line="270"/>
-            </w:pPr>
-            <w:r>
-              <w:rPr>
-                <w:rFonts w:ascii="Times New Roman" w:cs="Times New Roman" w:eastAsia="Times New Roman" w:hAnsi="Times New Roman"/>
-                <w:b w:val="false"/>
-                <w:bCs w:val="false"/>
-                <w:i w:val="false"/>
-                <w:iCs w:val="false"/>
-                <w:color w:val="111111"/>
-                <w:sz w:val="21"/>
-                <w:szCs w:val="21"/>
+              <w:spacing w:after="0" w:line="208"/>
+            </w:pPr>
+            <w:r>
+              <w:rPr>
+                <w:rFonts w:ascii="Times New Roman" w:cs="Times New Roman" w:eastAsia="Times New Roman" w:hAnsi="Times New Roman"/>
+                <w:b w:val="false"/>
+                <w:bCs w:val="false"/>
+                <w:i w:val="false"/>
+                <w:iCs w:val="false"/>
+                <w:color w:val="111111"/>
+                <w:sz w:val="17"/>
+                <w:szCs w:val="17"/>
               </w:rPr>
               <w:t xml:space="preserve"/>
             </w:r>
@@ -2027,29 +1968,11 @@
             </w:tcMar>
             <w:vAlign w:val="center"/>
           </w:tcPr>
-          <w:p>
-            <w:pPr>
-              <w:spacing w:after="0" w:line="270"/>
-            </w:pPr>
-            <w:r>
-              <w:rPr>
-                <w:rFonts w:ascii="Times New Roman" w:cs="Times New Roman" w:eastAsia="Times New Roman" w:hAnsi="Times New Roman"/>
-                <w:b w:val="false"/>
-                <w:bCs w:val="false"/>
-                <w:i w:val="false"/>
-                <w:iCs w:val="false"/>
-                <w:color w:val="111111"/>
-                <w:sz w:val="21"/>
-                <w:szCs w:val="21"/>
-              </w:rPr>
-              <w:t xml:space="preserve"/>
-            </w:r>
-          </w:p>
         </w:tc>
       </w:tr>
       <w:tr>
         <w:trPr>
-          <w:trHeight w:val="420" w:hRule="atLeast"/>
+          <w:trHeight w:val="260" w:hRule="atLeast"/>
         </w:trPr>
         <w:tc>
           <w:tcPr>
@@ -2064,19 +1987,19 @@
           </w:tcPr>
           <w:p>
             <w:pPr>
-              <w:spacing w:after="0" w:line="270"/>
-              <w:jc w:val="center"/>
-            </w:pPr>
-            <w:r>
-              <w:rPr>
-                <w:rFonts w:ascii="Times New Roman" w:cs="Times New Roman" w:eastAsia="Times New Roman" w:hAnsi="Times New Roman"/>
-                <w:b w:val="false"/>
-                <w:bCs w:val="false"/>
-                <w:i w:val="false"/>
-                <w:iCs w:val="false"/>
-                <w:color w:val="111111"/>
-                <w:sz w:val="19"/>
-                <w:szCs w:val="19"/>
+              <w:spacing w:after="0" w:line="208"/>
+              <w:jc w:val="center"/>
+            </w:pPr>
+            <w:r>
+              <w:rPr>
+                <w:rFonts w:ascii="Times New Roman" w:cs="Times New Roman" w:eastAsia="Times New Roman" w:hAnsi="Times New Roman"/>
+                <w:b w:val="false"/>
+                <w:bCs w:val="false"/>
+                <w:i w:val="false"/>
+                <w:iCs w:val="false"/>
+                <w:color w:val="111111"/>
+                <w:sz w:val="16"/>
+                <w:szCs w:val="16"/>
               </w:rPr>
               <w:t xml:space="preserve">3</w:t>
             </w:r>
@@ -2096,7 +2019,7 @@
           <w:p>
             <w:pPr>
               <w:bidi/>
-              <w:spacing w:after="0" w:line="320"/>
+              <w:spacing w:after="0" w:line="208"/>
             </w:pPr>
             <w:r>
               <w:rPr>
@@ -2104,8 +2027,8 @@
                 <w:b w:val="false"/>
                 <w:bCs w:val="false"/>
                 <w:color w:val="111111"/>
-                <w:sz w:val="28"/>
-                <w:szCs w:val="28"/>
+                <w:sz w:val="25"/>
+                <w:szCs w:val="25"/>
                 <w:rtl/>
               </w:rPr>
               <w:t xml:space="preserve">يَذْهَبُ إِلَى الْمَدْرَسَةِ بِالْحَافِلَةِ.</w:t>
@@ -2125,18 +2048,18 @@
           </w:tcPr>
           <w:p>
             <w:pPr>
-              <w:spacing w:after="0" w:line="270"/>
-            </w:pPr>
-            <w:r>
-              <w:rPr>
-                <w:rFonts w:ascii="Times New Roman" w:cs="Times New Roman" w:eastAsia="Times New Roman" w:hAnsi="Times New Roman"/>
-                <w:b w:val="false"/>
-                <w:bCs w:val="false"/>
-                <w:i w:val="false"/>
-                <w:iCs w:val="false"/>
-                <w:color w:val="111111"/>
-                <w:sz w:val="21"/>
-                <w:szCs w:val="21"/>
+              <w:spacing w:after="0" w:line="208"/>
+            </w:pPr>
+            <w:r>
+              <w:rPr>
+                <w:rFonts w:ascii="Times New Roman" w:cs="Times New Roman" w:eastAsia="Times New Roman" w:hAnsi="Times New Roman"/>
+                <w:b w:val="false"/>
+                <w:bCs w:val="false"/>
+                <w:i w:val="false"/>
+                <w:iCs w:val="false"/>
+                <w:color w:val="111111"/>
+                <w:sz w:val="17"/>
+                <w:szCs w:val="17"/>
               </w:rPr>
               <w:t xml:space="preserve"/>
             </w:r>
@@ -2153,29 +2076,11 @@
             </w:tcMar>
             <w:vAlign w:val="center"/>
           </w:tcPr>
-          <w:p>
-            <w:pPr>
-              <w:spacing w:after="0" w:line="270"/>
-            </w:pPr>
-            <w:r>
-              <w:rPr>
-                <w:rFonts w:ascii="Times New Roman" w:cs="Times New Roman" w:eastAsia="Times New Roman" w:hAnsi="Times New Roman"/>
-                <w:b w:val="false"/>
-                <w:bCs w:val="false"/>
-                <w:i w:val="false"/>
-                <w:iCs w:val="false"/>
-                <w:color w:val="111111"/>
-                <w:sz w:val="21"/>
-                <w:szCs w:val="21"/>
-              </w:rPr>
-              <w:t xml:space="preserve"/>
-            </w:r>
-          </w:p>
         </w:tc>
       </w:tr>
       <w:tr>
         <w:trPr>
-          <w:trHeight w:val="420" w:hRule="atLeast"/>
+          <w:trHeight w:val="260" w:hRule="atLeast"/>
         </w:trPr>
         <w:tc>
           <w:tcPr>
@@ -2190,19 +2095,19 @@
           </w:tcPr>
           <w:p>
             <w:pPr>
-              <w:spacing w:after="0" w:line="270"/>
-              <w:jc w:val="center"/>
-            </w:pPr>
-            <w:r>
-              <w:rPr>
-                <w:rFonts w:ascii="Times New Roman" w:cs="Times New Roman" w:eastAsia="Times New Roman" w:hAnsi="Times New Roman"/>
-                <w:b w:val="false"/>
-                <w:bCs w:val="false"/>
-                <w:i w:val="false"/>
-                <w:iCs w:val="false"/>
-                <w:color w:val="111111"/>
-                <w:sz w:val="19"/>
-                <w:szCs w:val="19"/>
+              <w:spacing w:after="0" w:line="208"/>
+              <w:jc w:val="center"/>
+            </w:pPr>
+            <w:r>
+              <w:rPr>
+                <w:rFonts w:ascii="Times New Roman" w:cs="Times New Roman" w:eastAsia="Times New Roman" w:hAnsi="Times New Roman"/>
+                <w:b w:val="false"/>
+                <w:bCs w:val="false"/>
+                <w:i w:val="false"/>
+                <w:iCs w:val="false"/>
+                <w:color w:val="111111"/>
+                <w:sz w:val="16"/>
+                <w:szCs w:val="16"/>
               </w:rPr>
               <w:t xml:space="preserve">4</w:t>
             </w:r>
@@ -2222,7 +2127,7 @@
           <w:p>
             <w:pPr>
               <w:bidi/>
-              <w:spacing w:after="0" w:line="320"/>
+              <w:spacing w:after="0" w:line="208"/>
             </w:pPr>
             <w:r>
               <w:rPr>
@@ -2230,8 +2135,8 @@
                 <w:b w:val="false"/>
                 <w:bCs w:val="false"/>
                 <w:color w:val="111111"/>
-                <w:sz w:val="28"/>
-                <w:szCs w:val="28"/>
+                <w:sz w:val="25"/>
+                <w:szCs w:val="25"/>
                 <w:rtl/>
               </w:rPr>
               <w:t xml:space="preserve">يَرْجِعُ إِلَى الْبَيْتِ مَسَاءً.</w:t>
@@ -2251,18 +2156,18 @@
           </w:tcPr>
           <w:p>
             <w:pPr>
-              <w:spacing w:after="0" w:line="270"/>
-            </w:pPr>
-            <w:r>
-              <w:rPr>
-                <w:rFonts w:ascii="Times New Roman" w:cs="Times New Roman" w:eastAsia="Times New Roman" w:hAnsi="Times New Roman"/>
-                <w:b w:val="false"/>
-                <w:bCs w:val="false"/>
-                <w:i w:val="false"/>
-                <w:iCs w:val="false"/>
-                <w:color w:val="111111"/>
-                <w:sz w:val="21"/>
-                <w:szCs w:val="21"/>
+              <w:spacing w:after="0" w:line="208"/>
+            </w:pPr>
+            <w:r>
+              <w:rPr>
+                <w:rFonts w:ascii="Times New Roman" w:cs="Times New Roman" w:eastAsia="Times New Roman" w:hAnsi="Times New Roman"/>
+                <w:b w:val="false"/>
+                <w:bCs w:val="false"/>
+                <w:i w:val="false"/>
+                <w:iCs w:val="false"/>
+                <w:color w:val="111111"/>
+                <w:sz w:val="17"/>
+                <w:szCs w:val="17"/>
               </w:rPr>
               <w:t xml:space="preserve"/>
             </w:r>
@@ -2279,29 +2184,11 @@
             </w:tcMar>
             <w:vAlign w:val="center"/>
           </w:tcPr>
-          <w:p>
-            <w:pPr>
-              <w:spacing w:after="0" w:line="270"/>
-            </w:pPr>
-            <w:r>
-              <w:rPr>
-                <w:rFonts w:ascii="Times New Roman" w:cs="Times New Roman" w:eastAsia="Times New Roman" w:hAnsi="Times New Roman"/>
-                <w:b w:val="false"/>
-                <w:bCs w:val="false"/>
-                <w:i w:val="false"/>
-                <w:iCs w:val="false"/>
-                <w:color w:val="111111"/>
-                <w:sz w:val="21"/>
-                <w:szCs w:val="21"/>
-              </w:rPr>
-              <w:t xml:space="preserve"/>
-            </w:r>
-          </w:p>
         </w:tc>
       </w:tr>
       <w:tr>
         <w:trPr>
-          <w:trHeight w:val="420" w:hRule="atLeast"/>
+          <w:trHeight w:val="260" w:hRule="atLeast"/>
         </w:trPr>
         <w:tc>
           <w:tcPr>
@@ -2316,19 +2203,19 @@
           </w:tcPr>
           <w:p>
             <w:pPr>
-              <w:spacing w:after="0" w:line="270"/>
-              <w:jc w:val="center"/>
-            </w:pPr>
-            <w:r>
-              <w:rPr>
-                <w:rFonts w:ascii="Times New Roman" w:cs="Times New Roman" w:eastAsia="Times New Roman" w:hAnsi="Times New Roman"/>
-                <w:b w:val="false"/>
-                <w:bCs w:val="false"/>
-                <w:i w:val="false"/>
-                <w:iCs w:val="false"/>
-                <w:color w:val="111111"/>
-                <w:sz w:val="19"/>
-                <w:szCs w:val="19"/>
+              <w:spacing w:after="0" w:line="208"/>
+              <w:jc w:val="center"/>
+            </w:pPr>
+            <w:r>
+              <w:rPr>
+                <w:rFonts w:ascii="Times New Roman" w:cs="Times New Roman" w:eastAsia="Times New Roman" w:hAnsi="Times New Roman"/>
+                <w:b w:val="false"/>
+                <w:bCs w:val="false"/>
+                <w:i w:val="false"/>
+                <w:iCs w:val="false"/>
+                <w:color w:val="111111"/>
+                <w:sz w:val="16"/>
+                <w:szCs w:val="16"/>
               </w:rPr>
               <w:t xml:space="preserve">5</w:t>
             </w:r>
@@ -2348,7 +2235,7 @@
           <w:p>
             <w:pPr>
               <w:bidi/>
-              <w:spacing w:after="0" w:line="320"/>
+              <w:spacing w:after="0" w:line="208"/>
             </w:pPr>
             <w:r>
               <w:rPr>
@@ -2356,8 +2243,8 @@
                 <w:b w:val="false"/>
                 <w:bCs w:val="false"/>
                 <w:color w:val="111111"/>
-                <w:sz w:val="28"/>
-                <w:szCs w:val="28"/>
+                <w:sz w:val="25"/>
+                <w:szCs w:val="25"/>
                 <w:rtl/>
               </w:rPr>
               <w:t xml:space="preserve">يَنَامُ فِي السَّاعَةِ الْحَادِيَةَ عَشْرَةَ.</w:t>
@@ -2377,18 +2264,18 @@
           </w:tcPr>
           <w:p>
             <w:pPr>
-              <w:spacing w:after="0" w:line="270"/>
-            </w:pPr>
-            <w:r>
-              <w:rPr>
-                <w:rFonts w:ascii="Times New Roman" w:cs="Times New Roman" w:eastAsia="Times New Roman" w:hAnsi="Times New Roman"/>
-                <w:b w:val="false"/>
-                <w:bCs w:val="false"/>
-                <w:i w:val="false"/>
-                <w:iCs w:val="false"/>
-                <w:color w:val="111111"/>
-                <w:sz w:val="21"/>
-                <w:szCs w:val="21"/>
+              <w:spacing w:after="0" w:line="208"/>
+            </w:pPr>
+            <w:r>
+              <w:rPr>
+                <w:rFonts w:ascii="Times New Roman" w:cs="Times New Roman" w:eastAsia="Times New Roman" w:hAnsi="Times New Roman"/>
+                <w:b w:val="false"/>
+                <w:bCs w:val="false"/>
+                <w:i w:val="false"/>
+                <w:iCs w:val="false"/>
+                <w:color w:val="111111"/>
+                <w:sz w:val="17"/>
+                <w:szCs w:val="17"/>
               </w:rPr>
               <w:t xml:space="preserve"/>
             </w:r>
@@ -2405,24 +2292,6 @@
             </w:tcMar>
             <w:vAlign w:val="center"/>
           </w:tcPr>
-          <w:p>
-            <w:pPr>
-              <w:spacing w:after="0" w:line="270"/>
-            </w:pPr>
-            <w:r>
-              <w:rPr>
-                <w:rFonts w:ascii="Times New Roman" w:cs="Times New Roman" w:eastAsia="Times New Roman" w:hAnsi="Times New Roman"/>
-                <w:b w:val="false"/>
-                <w:bCs w:val="false"/>
-                <w:i w:val="false"/>
-                <w:iCs w:val="false"/>
-                <w:color w:val="111111"/>
-                <w:sz w:val="21"/>
-                <w:szCs w:val="21"/>
-              </w:rPr>
-              <w:t xml:space="preserve"/>
-            </w:r>
-          </w:p>
         </w:tc>
       </w:tr>
     </w:tbl>
@@ -2431,7 +2300,7 @@
         <w:tabs>
           <w:tab w:val="right" w:pos="9864"/>
         </w:tabs>
-        <w:spacing w:after="90" w:before="220" w:line="280"/>
+        <w:spacing w:after="27" w:before="66" w:line="208"/>
         <w:ind w:left="340" w:hanging="340"/>
       </w:pPr>
       <w:r>
@@ -2442,16 +2311,16 @@
           <w:i w:val="false"/>
           <w:iCs w:val="false"/>
           <w:color w:val="111111"/>
-          <w:sz w:val="21"/>
-          <w:szCs w:val="21"/>
+          <w:sz w:val="17"/>
+          <w:szCs w:val="17"/>
         </w:rPr>
         <w:t xml:space="preserve">3.</w:t>
       </w:r>
       <w:r>
         <w:rPr>
           <w:rFonts w:ascii="Times New Roman" w:cs="Times New Roman" w:eastAsia="Times New Roman" w:hAnsi="Times New Roman"/>
-          <w:sz w:val="21"/>
-          <w:szCs w:val="21"/>
+          <w:sz w:val="17"/>
+          <w:szCs w:val="17"/>
         </w:rPr>
         <w:tab/>
       </w:r>
@@ -2463,16 +2332,16 @@
           <w:i w:val="false"/>
           <w:iCs w:val="false"/>
           <w:color w:val="111111"/>
-          <w:sz w:val="21"/>
-          <w:szCs w:val="21"/>
+          <w:sz w:val="17"/>
+          <w:szCs w:val="17"/>
         </w:rPr>
         <w:t xml:space="preserve">Aşağıdaki durumlara uygun seçeneği işaretleyiniz.</w:t>
       </w:r>
       <w:r>
         <w:rPr>
           <w:rFonts w:ascii="Times New Roman" w:cs="Times New Roman" w:eastAsia="Times New Roman" w:hAnsi="Times New Roman"/>
-          <w:sz w:val="21"/>
-          <w:szCs w:val="21"/>
+          <w:sz w:val="17"/>
+          <w:szCs w:val="17"/>
         </w:rPr>
         <w:tab/>
       </w:r>
@@ -2484,8 +2353,8 @@
           <w:i w:val="false"/>
           <w:iCs w:val="false"/>
           <w:color w:val="55636F"/>
-          <w:sz w:val="18"/>
-          <w:szCs w:val="18"/>
+          <w:sz w:val="15"/>
+          <w:szCs w:val="15"/>
         </w:rPr>
         <w:t xml:space="preserve">(15 puan)</w:t>
       </w:r>
@@ -2493,7 +2362,7 @@
     <w:p>
       <w:pPr>
         <w:keepNext w:val="false"/>
-        <w:spacing w:after="90" w:before="0" w:line="280"/>
+        <w:spacing w:after="27" w:before="0" w:line="208"/>
         <w:ind w:left="340"/>
       </w:pPr>
       <w:r>
@@ -2504,8 +2373,8 @@
           <w:i/>
           <w:iCs/>
           <w:color w:val="5B6772"/>
-          <w:sz w:val="18"/>
-          <w:szCs w:val="18"/>
+          <w:sz w:val="15"/>
+          <w:szCs w:val="15"/>
         </w:rPr>
         <w:t xml:space="preserve">Her doğru cevap 3 puandır.</w:t>
       </w:r>
@@ -2513,7 +2382,7 @@
     <w:p>
       <w:pPr>
         <w:keepNext/>
-        <w:spacing w:after="50" w:before="0" w:line="280"/>
+        <w:spacing w:after="15" w:before="0" w:line="208"/>
         <w:ind w:left="340" w:hanging="280"/>
       </w:pPr>
       <w:r>
@@ -2524,8 +2393,8 @@
           <w:i w:val="false"/>
           <w:iCs w:val="false"/>
           <w:color w:val="111111"/>
-          <w:sz w:val="20"/>
-          <w:szCs w:val="20"/>
+          <w:sz w:val="17"/>
+          <w:szCs w:val="17"/>
         </w:rPr>
         <w:t xml:space="preserve">1.  Arkadaşına kaçta uyuduğunu sormak istiyorsun.</w:t>
       </w:r>
@@ -2570,7 +2439,7 @@
           <w:p>
             <w:pPr>
               <w:bidi/>
-              <w:spacing w:after="0" w:line="330"/>
+              <w:spacing w:after="0" w:line="208"/>
               <w:jc w:val="end"/>
             </w:pPr>
             <w:r>
@@ -2581,8 +2450,8 @@
                 <w:i w:val="false"/>
                 <w:iCs w:val="false"/>
                 <w:color w:val="111111"/>
-                <w:sz w:val="20"/>
-                <w:szCs w:val="20"/>
+                <w:sz w:val="17"/>
+                <w:szCs w:val="17"/>
               </w:rPr>
               <w:t xml:space="preserve">A.‎  </w:t>
             </w:r>
@@ -2592,8 +2461,8 @@
                 <w:b w:val="false"/>
                 <w:bCs w:val="false"/>
                 <w:color w:val="111111"/>
-                <w:sz w:val="28"/>
-                <w:szCs w:val="28"/>
+                <w:sz w:val="25"/>
+                <w:szCs w:val="25"/>
                 <w:rtl/>
               </w:rPr>
               <w:t xml:space="preserve">أَيْنَ تَنَامُ؟</w:t>
@@ -2620,7 +2489,7 @@
           <w:p>
             <w:pPr>
               <w:bidi/>
-              <w:spacing w:after="0" w:line="330"/>
+              <w:spacing w:after="0" w:line="208"/>
               <w:jc w:val="end"/>
             </w:pPr>
             <w:r>
@@ -2631,8 +2500,8 @@
                 <w:i w:val="false"/>
                 <w:iCs w:val="false"/>
                 <w:color w:val="111111"/>
-                <w:sz w:val="20"/>
-                <w:szCs w:val="20"/>
+                <w:sz w:val="17"/>
+                <w:szCs w:val="17"/>
               </w:rPr>
               <w:t xml:space="preserve">B.‎  </w:t>
             </w:r>
@@ -2642,8 +2511,8 @@
                 <w:b w:val="false"/>
                 <w:bCs w:val="false"/>
                 <w:color w:val="111111"/>
-                <w:sz w:val="28"/>
-                <w:szCs w:val="28"/>
+                <w:sz w:val="25"/>
+                <w:szCs w:val="25"/>
                 <w:rtl/>
               </w:rPr>
               <w:t xml:space="preserve">مَتَى تَنَامُ؟</w:t>
@@ -2675,7 +2544,7 @@
           <w:p>
             <w:pPr>
               <w:bidi/>
-              <w:spacing w:after="0" w:line="330"/>
+              <w:spacing w:after="0" w:line="208"/>
               <w:jc w:val="end"/>
             </w:pPr>
             <w:r>
@@ -2686,8 +2555,8 @@
                 <w:i w:val="false"/>
                 <w:iCs w:val="false"/>
                 <w:color w:val="111111"/>
-                <w:sz w:val="20"/>
-                <w:szCs w:val="20"/>
+                <w:sz w:val="17"/>
+                <w:szCs w:val="17"/>
               </w:rPr>
               <w:t xml:space="preserve">C.‎  </w:t>
             </w:r>
@@ -2697,8 +2566,8 @@
                 <w:b w:val="false"/>
                 <w:bCs w:val="false"/>
                 <w:color w:val="111111"/>
-                <w:sz w:val="28"/>
-                <w:szCs w:val="28"/>
+                <w:sz w:val="25"/>
+                <w:szCs w:val="25"/>
                 <w:rtl/>
               </w:rPr>
               <w:t xml:space="preserve">هَلْ تَنَامُ؟</w:t>
@@ -2725,7 +2594,7 @@
           <w:p>
             <w:pPr>
               <w:bidi/>
-              <w:spacing w:after="0" w:line="330"/>
+              <w:spacing w:after="0" w:line="208"/>
               <w:jc w:val="end"/>
             </w:pPr>
             <w:r>
@@ -2736,8 +2605,8 @@
                 <w:i w:val="false"/>
                 <w:iCs w:val="false"/>
                 <w:color w:val="111111"/>
-                <w:sz w:val="20"/>
-                <w:szCs w:val="20"/>
+                <w:sz w:val="17"/>
+                <w:szCs w:val="17"/>
               </w:rPr>
               <w:t xml:space="preserve">D.‎  </w:t>
             </w:r>
@@ -2747,8 +2616,8 @@
                 <w:b w:val="false"/>
                 <w:bCs w:val="false"/>
                 <w:color w:val="111111"/>
-                <w:sz w:val="28"/>
-                <w:szCs w:val="28"/>
+                <w:sz w:val="25"/>
+                <w:szCs w:val="25"/>
                 <w:rtl/>
               </w:rPr>
               <w:t xml:space="preserve">مَاذَا تَفْعَلُ؟</w:t>
@@ -2760,7 +2629,7 @@
     <w:p>
       <w:pPr>
         <w:keepNext/>
-        <w:spacing w:after="50" w:before="120" w:line="280"/>
+        <w:spacing w:after="15" w:before="36" w:line="208"/>
         <w:ind w:left="340" w:hanging="280"/>
       </w:pPr>
       <w:r>
@@ -2771,8 +2640,8 @@
           <w:i w:val="false"/>
           <w:iCs w:val="false"/>
           <w:color w:val="111111"/>
-          <w:sz w:val="20"/>
-          <w:szCs w:val="20"/>
+          <w:sz w:val="17"/>
+          <w:szCs w:val="17"/>
         </w:rPr>
         <w:t xml:space="preserve">2.  Okuma metnine göre Zeyneb saat kaçta okula gider?</w:t>
       </w:r>
@@ -2816,7 +2685,7 @@
           </w:tcPr>
           <w:p>
             <w:pPr>
-              <w:spacing w:after="0" w:line="280"/>
+              <w:spacing w:after="0" w:line="208"/>
             </w:pPr>
             <w:r>
               <w:rPr>
@@ -2826,8 +2695,8 @@
                 <w:i w:val="false"/>
                 <w:iCs w:val="false"/>
                 <w:color w:val="111111"/>
-                <w:sz w:val="20"/>
-                <w:szCs w:val="20"/>
+                <w:sz w:val="17"/>
+                <w:szCs w:val="17"/>
               </w:rPr>
               <w:t xml:space="preserve">A)  </w:t>
             </w:r>
@@ -2839,8 +2708,8 @@
                 <w:i w:val="false"/>
                 <w:iCs w:val="false"/>
                 <w:color w:val="111111"/>
-                <w:sz w:val="20"/>
-                <w:szCs w:val="20"/>
+                <w:sz w:val="17"/>
+                <w:szCs w:val="17"/>
               </w:rPr>
               <w:t xml:space="preserve">5.30</w:t>
             </w:r>
@@ -2865,7 +2734,7 @@
           </w:tcPr>
           <w:p>
             <w:pPr>
-              <w:spacing w:after="0" w:line="280"/>
+              <w:spacing w:after="0" w:line="208"/>
             </w:pPr>
             <w:r>
               <w:rPr>
@@ -2875,8 +2744,8 @@
                 <w:i w:val="false"/>
                 <w:iCs w:val="false"/>
                 <w:color w:val="111111"/>
-                <w:sz w:val="20"/>
-                <w:szCs w:val="20"/>
+                <w:sz w:val="17"/>
+                <w:szCs w:val="17"/>
               </w:rPr>
               <w:t xml:space="preserve">B)  </w:t>
             </w:r>
@@ -2888,8 +2757,8 @@
                 <w:i w:val="false"/>
                 <w:iCs w:val="false"/>
                 <w:color w:val="111111"/>
-                <w:sz w:val="20"/>
-                <w:szCs w:val="20"/>
+                <w:sz w:val="17"/>
+                <w:szCs w:val="17"/>
               </w:rPr>
               <w:t xml:space="preserve">7.15</w:t>
             </w:r>
@@ -2919,7 +2788,7 @@
           </w:tcPr>
           <w:p>
             <w:pPr>
-              <w:spacing w:after="0" w:line="280"/>
+              <w:spacing w:after="0" w:line="208"/>
             </w:pPr>
             <w:r>
               <w:rPr>
@@ -2929,8 +2798,8 @@
                 <w:i w:val="false"/>
                 <w:iCs w:val="false"/>
                 <w:color w:val="111111"/>
-                <w:sz w:val="20"/>
-                <w:szCs w:val="20"/>
+                <w:sz w:val="17"/>
+                <w:szCs w:val="17"/>
               </w:rPr>
               <w:t xml:space="preserve">C)  </w:t>
             </w:r>
@@ -2942,8 +2811,8 @@
                 <w:i w:val="false"/>
                 <w:iCs w:val="false"/>
                 <w:color w:val="111111"/>
-                <w:sz w:val="20"/>
-                <w:szCs w:val="20"/>
+                <w:sz w:val="17"/>
+                <w:szCs w:val="17"/>
               </w:rPr>
               <w:t xml:space="preserve">3.00</w:t>
             </w:r>
@@ -2968,7 +2837,7 @@
           </w:tcPr>
           <w:p>
             <w:pPr>
-              <w:spacing w:after="0" w:line="280"/>
+              <w:spacing w:after="0" w:line="208"/>
             </w:pPr>
             <w:r>
               <w:rPr>
@@ -2978,8 +2847,8 @@
                 <w:i w:val="false"/>
                 <w:iCs w:val="false"/>
                 <w:color w:val="111111"/>
-                <w:sz w:val="20"/>
-                <w:szCs w:val="20"/>
+                <w:sz w:val="17"/>
+                <w:szCs w:val="17"/>
               </w:rPr>
               <w:t xml:space="preserve">D)  </w:t>
             </w:r>
@@ -2991,8 +2860,8 @@
                 <w:i w:val="false"/>
                 <w:iCs w:val="false"/>
                 <w:color w:val="111111"/>
-                <w:sz w:val="20"/>
-                <w:szCs w:val="20"/>
+                <w:sz w:val="17"/>
+                <w:szCs w:val="17"/>
               </w:rPr>
               <w:t xml:space="preserve">10.00</w:t>
             </w:r>
@@ -3003,7 +2872,7 @@
     <w:p>
       <w:pPr>
         <w:keepNext/>
-        <w:spacing w:after="50" w:before="120" w:line="280"/>
+        <w:spacing w:after="15" w:before="36" w:line="208"/>
         <w:ind w:left="340" w:hanging="280"/>
       </w:pPr>
       <w:r>
@@ -3014,8 +2883,8 @@
           <w:i w:val="false"/>
           <w:iCs w:val="false"/>
           <w:color w:val="111111"/>
-          <w:sz w:val="20"/>
-          <w:szCs w:val="20"/>
+          <w:sz w:val="17"/>
+          <w:szCs w:val="17"/>
         </w:rPr>
         <w:t xml:space="preserve">3.  Dün kütüphaneye gittiğini söylemek istiyorsun.</w:t>
       </w:r>
@@ -3060,7 +2929,7 @@
           <w:p>
             <w:pPr>
               <w:bidi/>
-              <w:spacing w:after="0" w:line="330"/>
+              <w:spacing w:after="0" w:line="208"/>
               <w:jc w:val="end"/>
             </w:pPr>
             <w:r>
@@ -3071,8 +2940,8 @@
                 <w:i w:val="false"/>
                 <w:iCs w:val="false"/>
                 <w:color w:val="111111"/>
-                <w:sz w:val="20"/>
-                <w:szCs w:val="20"/>
+                <w:sz w:val="17"/>
+                <w:szCs w:val="17"/>
               </w:rPr>
               <w:t xml:space="preserve">A.‎  </w:t>
             </w:r>
@@ -3082,8 +2951,8 @@
                 <w:b w:val="false"/>
                 <w:bCs w:val="false"/>
                 <w:color w:val="111111"/>
-                <w:sz w:val="28"/>
-                <w:szCs w:val="28"/>
+                <w:sz w:val="25"/>
+                <w:szCs w:val="25"/>
                 <w:rtl/>
               </w:rPr>
               <w:t xml:space="preserve">أَذْهَبُ إِلَى الْمَكْتَبَةِ</w:t>
@@ -3110,7 +2979,7 @@
           <w:p>
             <w:pPr>
               <w:bidi/>
-              <w:spacing w:after="0" w:line="330"/>
+              <w:spacing w:after="0" w:line="208"/>
               <w:jc w:val="end"/>
             </w:pPr>
             <w:r>
@@ -3121,8 +2990,8 @@
                 <w:i w:val="false"/>
                 <w:iCs w:val="false"/>
                 <w:color w:val="111111"/>
-                <w:sz w:val="20"/>
-                <w:szCs w:val="20"/>
+                <w:sz w:val="17"/>
+                <w:szCs w:val="17"/>
               </w:rPr>
               <w:t xml:space="preserve">B.‎  </w:t>
             </w:r>
@@ -3132,8 +3001,8 @@
                 <w:b w:val="false"/>
                 <w:bCs w:val="false"/>
                 <w:color w:val="111111"/>
-                <w:sz w:val="28"/>
-                <w:szCs w:val="28"/>
+                <w:sz w:val="25"/>
+                <w:szCs w:val="25"/>
                 <w:rtl/>
               </w:rPr>
               <w:t xml:space="preserve">ذَهَبْتُ إِلَى الْمَكْتَبَةِ أَمْسِ</w:t>
@@ -3165,7 +3034,7 @@
           <w:p>
             <w:pPr>
               <w:bidi/>
-              <w:spacing w:after="0" w:line="330"/>
+              <w:spacing w:after="0" w:line="208"/>
               <w:jc w:val="end"/>
             </w:pPr>
             <w:r>
@@ -3176,8 +3045,8 @@
                 <w:i w:val="false"/>
                 <w:iCs w:val="false"/>
                 <w:color w:val="111111"/>
-                <w:sz w:val="20"/>
-                <w:szCs w:val="20"/>
+                <w:sz w:val="17"/>
+                <w:szCs w:val="17"/>
               </w:rPr>
               <w:t xml:space="preserve">C.‎  </w:t>
             </w:r>
@@ -3187,8 +3056,8 @@
                 <w:b w:val="false"/>
                 <w:bCs w:val="false"/>
                 <w:color w:val="111111"/>
-                <w:sz w:val="28"/>
-                <w:szCs w:val="28"/>
+                <w:sz w:val="25"/>
+                <w:szCs w:val="25"/>
                 <w:rtl/>
               </w:rPr>
               <w:t xml:space="preserve">لَا أَذْهَبُ إِلَى الْمَكْتَبَةِ</w:t>
@@ -3215,7 +3084,7 @@
           <w:p>
             <w:pPr>
               <w:bidi/>
-              <w:spacing w:after="0" w:line="330"/>
+              <w:spacing w:after="0" w:line="208"/>
               <w:jc w:val="end"/>
             </w:pPr>
             <w:r>
@@ -3226,8 +3095,8 @@
                 <w:i w:val="false"/>
                 <w:iCs w:val="false"/>
                 <w:color w:val="111111"/>
-                <w:sz w:val="20"/>
-                <w:szCs w:val="20"/>
+                <w:sz w:val="17"/>
+                <w:szCs w:val="17"/>
               </w:rPr>
               <w:t xml:space="preserve">D.‎  </w:t>
             </w:r>
@@ -3237,8 +3106,8 @@
                 <w:b w:val="false"/>
                 <w:bCs w:val="false"/>
                 <w:color w:val="111111"/>
-                <w:sz w:val="28"/>
-                <w:szCs w:val="28"/>
+                <w:sz w:val="25"/>
+                <w:szCs w:val="25"/>
                 <w:rtl/>
               </w:rPr>
               <w:t xml:space="preserve">هَلْ تَذْهَبُ إِلَى الْمَكْتَبَةِ</w:t>
@@ -3250,7 +3119,7 @@
     <w:p>
       <w:pPr>
         <w:keepNext/>
-        <w:spacing w:after="50" w:before="120" w:line="280"/>
+        <w:spacing w:after="15" w:before="36" w:line="208"/>
         <w:ind w:left="340" w:hanging="280"/>
       </w:pPr>
       <w:r>
@@ -3261,8 +3130,8 @@
           <w:i w:val="false"/>
           <w:iCs w:val="false"/>
           <w:color w:val="111111"/>
-          <w:sz w:val="20"/>
-          <w:szCs w:val="20"/>
+          <w:sz w:val="17"/>
+          <w:szCs w:val="17"/>
         </w:rPr>
         <w:t xml:space="preserve">4.  «فِي غُرْفَتِي» ifadesindeki muttasıl zamir kime aittir?</w:t>
       </w:r>
@@ -3306,7 +3175,7 @@
           </w:tcPr>
           <w:p>
             <w:pPr>
-              <w:spacing w:after="0" w:line="280"/>
+              <w:spacing w:after="0" w:line="208"/>
             </w:pPr>
             <w:r>
               <w:rPr>
@@ -3316,8 +3185,8 @@
                 <w:i w:val="false"/>
                 <w:iCs w:val="false"/>
                 <w:color w:val="111111"/>
-                <w:sz w:val="20"/>
-                <w:szCs w:val="20"/>
+                <w:sz w:val="17"/>
+                <w:szCs w:val="17"/>
               </w:rPr>
               <w:t xml:space="preserve">A)  </w:t>
             </w:r>
@@ -3329,8 +3198,8 @@
                 <w:i w:val="false"/>
                 <w:iCs w:val="false"/>
                 <w:color w:val="111111"/>
-                <w:sz w:val="20"/>
-                <w:szCs w:val="20"/>
+                <w:sz w:val="17"/>
+                <w:szCs w:val="17"/>
               </w:rPr>
               <w:t xml:space="preserve">Bana</w:t>
             </w:r>
@@ -3355,7 +3224,7 @@
           </w:tcPr>
           <w:p>
             <w:pPr>
-              <w:spacing w:after="0" w:line="280"/>
+              <w:spacing w:after="0" w:line="208"/>
             </w:pPr>
             <w:r>
               <w:rPr>
@@ -3365,8 +3234,8 @@
                 <w:i w:val="false"/>
                 <w:iCs w:val="false"/>
                 <w:color w:val="111111"/>
-                <w:sz w:val="20"/>
-                <w:szCs w:val="20"/>
+                <w:sz w:val="17"/>
+                <w:szCs w:val="17"/>
               </w:rPr>
               <w:t xml:space="preserve">B)  </w:t>
             </w:r>
@@ -3378,8 +3247,8 @@
                 <w:i w:val="false"/>
                 <w:iCs w:val="false"/>
                 <w:color w:val="111111"/>
-                <w:sz w:val="20"/>
-                <w:szCs w:val="20"/>
+                <w:sz w:val="17"/>
+                <w:szCs w:val="17"/>
               </w:rPr>
               <w:t xml:space="preserve">Sana</w:t>
             </w:r>
@@ -3409,7 +3278,7 @@
           </w:tcPr>
           <w:p>
             <w:pPr>
-              <w:spacing w:after="0" w:line="280"/>
+              <w:spacing w:after="0" w:line="208"/>
             </w:pPr>
             <w:r>
               <w:rPr>
@@ -3419,8 +3288,8 @@
                 <w:i w:val="false"/>
                 <w:iCs w:val="false"/>
                 <w:color w:val="111111"/>
-                <w:sz w:val="20"/>
-                <w:szCs w:val="20"/>
+                <w:sz w:val="17"/>
+                <w:szCs w:val="17"/>
               </w:rPr>
               <w:t xml:space="preserve">C)  </w:t>
             </w:r>
@@ -3432,8 +3301,8 @@
                 <w:i w:val="false"/>
                 <w:iCs w:val="false"/>
                 <w:color w:val="111111"/>
-                <w:sz w:val="20"/>
-                <w:szCs w:val="20"/>
+                <w:sz w:val="17"/>
+                <w:szCs w:val="17"/>
               </w:rPr>
               <w:t xml:space="preserve">Ona</w:t>
             </w:r>
@@ -3458,7 +3327,7 @@
           </w:tcPr>
           <w:p>
             <w:pPr>
-              <w:spacing w:after="0" w:line="280"/>
+              <w:spacing w:after="0" w:line="208"/>
             </w:pPr>
             <w:r>
               <w:rPr>
@@ -3468,8 +3337,8 @@
                 <w:i w:val="false"/>
                 <w:iCs w:val="false"/>
                 <w:color w:val="111111"/>
-                <w:sz w:val="20"/>
-                <w:szCs w:val="20"/>
+                <w:sz w:val="17"/>
+                <w:szCs w:val="17"/>
               </w:rPr>
               <w:t xml:space="preserve">D)  </w:t>
             </w:r>
@@ -3481,8 +3350,8 @@
                 <w:i w:val="false"/>
                 <w:iCs w:val="false"/>
                 <w:color w:val="111111"/>
-                <w:sz w:val="20"/>
-                <w:szCs w:val="20"/>
+                <w:sz w:val="17"/>
+                <w:szCs w:val="17"/>
               </w:rPr>
               <w:t xml:space="preserve">Bize</w:t>
             </w:r>
@@ -3493,7 +3362,7 @@
     <w:p>
       <w:pPr>
         <w:keepNext/>
-        <w:spacing w:after="50" w:before="120" w:line="280"/>
+        <w:spacing w:after="15" w:before="36" w:line="208"/>
         <w:ind w:left="340" w:hanging="280"/>
       </w:pPr>
       <w:r>
@@ -3504,8 +3373,8 @@
           <w:i w:val="false"/>
           <w:iCs w:val="false"/>
           <w:color w:val="111111"/>
-          <w:sz w:val="20"/>
-          <w:szCs w:val="20"/>
+          <w:sz w:val="17"/>
+          <w:szCs w:val="17"/>
         </w:rPr>
         <w:t xml:space="preserve">5.  Akşam yemeği yemediğini söylemek istiyorsun.</w:t>
       </w:r>
@@ -3550,7 +3419,7 @@
           <w:p>
             <w:pPr>
               <w:bidi/>
-              <w:spacing w:after="0" w:line="330"/>
+              <w:spacing w:after="0" w:line="208"/>
               <w:jc w:val="end"/>
             </w:pPr>
             <w:r>
@@ -3561,8 +3430,8 @@
                 <w:i w:val="false"/>
                 <w:iCs w:val="false"/>
                 <w:color w:val="111111"/>
-                <w:sz w:val="20"/>
-                <w:szCs w:val="20"/>
+                <w:sz w:val="17"/>
+                <w:szCs w:val="17"/>
               </w:rPr>
               <w:t xml:space="preserve">A.‎  </w:t>
             </w:r>
@@ -3572,8 +3441,8 @@
                 <w:b w:val="false"/>
                 <w:bCs w:val="false"/>
                 <w:color w:val="111111"/>
-                <w:sz w:val="28"/>
-                <w:szCs w:val="28"/>
+                <w:sz w:val="25"/>
+                <w:szCs w:val="25"/>
                 <w:rtl/>
               </w:rPr>
               <w:t xml:space="preserve">لَا آكُلُ الْعَشَاءَ</w:t>
@@ -3600,7 +3469,7 @@
           <w:p>
             <w:pPr>
               <w:bidi/>
-              <w:spacing w:after="0" w:line="330"/>
+              <w:spacing w:after="0" w:line="208"/>
               <w:jc w:val="end"/>
             </w:pPr>
             <w:r>
@@ -3611,8 +3480,8 @@
                 <w:i w:val="false"/>
                 <w:iCs w:val="false"/>
                 <w:color w:val="111111"/>
-                <w:sz w:val="20"/>
-                <w:szCs w:val="20"/>
+                <w:sz w:val="17"/>
+                <w:szCs w:val="17"/>
               </w:rPr>
               <w:t xml:space="preserve">B.‎  </w:t>
             </w:r>
@@ -3622,8 +3491,8 @@
                 <w:b w:val="false"/>
                 <w:bCs w:val="false"/>
                 <w:color w:val="111111"/>
-                <w:sz w:val="28"/>
-                <w:szCs w:val="28"/>
+                <w:sz w:val="25"/>
+                <w:szCs w:val="25"/>
                 <w:rtl/>
               </w:rPr>
               <w:t xml:space="preserve">مَا أَكَلْتُ الْفُطُورَ</w:t>
@@ -3655,7 +3524,7 @@
           <w:p>
             <w:pPr>
               <w:bidi/>
-              <w:spacing w:after="0" w:line="330"/>
+              <w:spacing w:after="0" w:line="208"/>
               <w:jc w:val="end"/>
             </w:pPr>
             <w:r>
@@ -3666,8 +3535,8 @@
                 <w:i w:val="false"/>
                 <w:iCs w:val="false"/>
                 <w:color w:val="111111"/>
-                <w:sz w:val="20"/>
-                <w:szCs w:val="20"/>
+                <w:sz w:val="17"/>
+                <w:szCs w:val="17"/>
               </w:rPr>
               <w:t xml:space="preserve">C.‎  </w:t>
             </w:r>
@@ -3677,8 +3546,8 @@
                 <w:b w:val="false"/>
                 <w:bCs w:val="false"/>
                 <w:color w:val="111111"/>
-                <w:sz w:val="28"/>
-                <w:szCs w:val="28"/>
+                <w:sz w:val="25"/>
+                <w:szCs w:val="25"/>
                 <w:rtl/>
               </w:rPr>
               <w:t xml:space="preserve">آكُلُ الْغَدَاءَ</w:t>
@@ -3705,7 +3574,7 @@
           <w:p>
             <w:pPr>
               <w:bidi/>
-              <w:spacing w:after="0" w:line="330"/>
+              <w:spacing w:after="0" w:line="208"/>
               <w:jc w:val="end"/>
             </w:pPr>
             <w:r>
@@ -3716,8 +3585,8 @@
                 <w:i w:val="false"/>
                 <w:iCs w:val="false"/>
                 <w:color w:val="111111"/>
-                <w:sz w:val="20"/>
-                <w:szCs w:val="20"/>
+                <w:sz w:val="17"/>
+                <w:szCs w:val="17"/>
               </w:rPr>
               <w:t xml:space="preserve">D.‎  </w:t>
             </w:r>
@@ -3727,8 +3596,8 @@
                 <w:b w:val="false"/>
                 <w:bCs w:val="false"/>
                 <w:color w:val="111111"/>
-                <w:sz w:val="28"/>
-                <w:szCs w:val="28"/>
+                <w:sz w:val="25"/>
+                <w:szCs w:val="25"/>
                 <w:rtl/>
               </w:rPr>
               <w:t xml:space="preserve">لَيْسَ الْعَشَاءُ لَذِيذًا</w:t>
@@ -3742,7 +3611,7 @@
         <w:tabs>
           <w:tab w:val="right" w:pos="9864"/>
         </w:tabs>
-        <w:spacing w:after="90" w:before="220" w:line="280"/>
+        <w:spacing w:after="27" w:before="66" w:line="208"/>
         <w:ind w:left="340" w:hanging="340"/>
       </w:pPr>
       <w:r>
@@ -3753,16 +3622,16 @@
           <w:i w:val="false"/>
           <w:iCs w:val="false"/>
           <w:color w:val="111111"/>
-          <w:sz w:val="21"/>
-          <w:szCs w:val="21"/>
+          <w:sz w:val="17"/>
+          <w:szCs w:val="17"/>
         </w:rPr>
         <w:t xml:space="preserve">4.</w:t>
       </w:r>
       <w:r>
         <w:rPr>
           <w:rFonts w:ascii="Times New Roman" w:cs="Times New Roman" w:eastAsia="Times New Roman" w:hAnsi="Times New Roman"/>
-          <w:sz w:val="21"/>
-          <w:szCs w:val="21"/>
+          <w:sz w:val="17"/>
+          <w:szCs w:val="17"/>
         </w:rPr>
         <w:tab/>
       </w:r>
@@ -3774,16 +3643,16 @@
           <w:i w:val="false"/>
           <w:iCs w:val="false"/>
           <w:color w:val="111111"/>
-          <w:sz w:val="21"/>
-          <w:szCs w:val="21"/>
+          <w:sz w:val="17"/>
+          <w:szCs w:val="17"/>
         </w:rPr>
         <w:t xml:space="preserve">Aşağıdaki durumları uygun Arapça ifadeyle eşleştiriniz.</w:t>
       </w:r>
       <w:r>
         <w:rPr>
           <w:rFonts w:ascii="Times New Roman" w:cs="Times New Roman" w:eastAsia="Times New Roman" w:hAnsi="Times New Roman"/>
-          <w:sz w:val="21"/>
-          <w:szCs w:val="21"/>
+          <w:sz w:val="17"/>
+          <w:szCs w:val="17"/>
         </w:rPr>
         <w:tab/>
       </w:r>
@@ -3795,8 +3664,8 @@
           <w:i w:val="false"/>
           <w:iCs w:val="false"/>
           <w:color w:val="55636F"/>
-          <w:sz w:val="18"/>
-          <w:szCs w:val="18"/>
+          <w:sz w:val="15"/>
+          <w:szCs w:val="15"/>
         </w:rPr>
         <w:t xml:space="preserve">(10 puan)</w:t>
       </w:r>
@@ -3804,7 +3673,7 @@
     <w:p>
       <w:pPr>
         <w:keepNext w:val="false"/>
-        <w:spacing w:after="90" w:before="0" w:line="280"/>
+        <w:spacing w:after="27" w:before="0" w:line="208"/>
         <w:ind w:left="340"/>
       </w:pPr>
       <w:r>
@@ -3815,8 +3684,8 @@
           <w:i/>
           <w:iCs/>
           <w:color w:val="5B6772"/>
-          <w:sz w:val="18"/>
-          <w:szCs w:val="18"/>
+          <w:sz w:val="15"/>
+          <w:szCs w:val="15"/>
         </w:rPr>
         <w:t xml:space="preserve">Her doğru eşleştirme 2 puandır.</w:t>
       </w:r>
@@ -3842,7 +3711,7 @@
       </w:tblGrid>
       <w:tr>
         <w:trPr>
-          <w:trHeight w:val="400" w:hRule="atLeast"/>
+          <w:trHeight w:val="248" w:hRule="atLeast"/>
         </w:trPr>
         <w:tc>
           <w:tcPr>
@@ -3860,7 +3729,7 @@
           </w:tcPr>
           <w:p>
             <w:pPr>
-              <w:spacing w:after="0" w:line="270"/>
+              <w:spacing w:after="0" w:line="208"/>
               <w:jc w:val="center"/>
             </w:pPr>
             <w:r>
@@ -3871,8 +3740,8 @@
                 <w:i w:val="false"/>
                 <w:iCs w:val="false"/>
                 <w:color w:val="111111"/>
-                <w:sz w:val="19"/>
-                <w:szCs w:val="19"/>
+                <w:sz w:val="16"/>
+                <w:szCs w:val="16"/>
               </w:rPr>
               <w:t xml:space="preserve">1.</w:t>
             </w:r>
@@ -3894,18 +3763,18 @@
           </w:tcPr>
           <w:p>
             <w:pPr>
-              <w:spacing w:after="0" w:line="270"/>
-            </w:pPr>
-            <w:r>
-              <w:rPr>
-                <w:rFonts w:ascii="Times New Roman" w:cs="Times New Roman" w:eastAsia="Times New Roman" w:hAnsi="Times New Roman"/>
-                <w:b w:val="false"/>
-                <w:bCs w:val="false"/>
-                <w:i w:val="false"/>
-                <w:iCs w:val="false"/>
-                <w:color w:val="111111"/>
-                <w:sz w:val="20"/>
-                <w:szCs w:val="20"/>
+              <w:spacing w:after="0" w:line="208"/>
+            </w:pPr>
+            <w:r>
+              <w:rPr>
+                <w:rFonts w:ascii="Times New Roman" w:cs="Times New Roman" w:eastAsia="Times New Roman" w:hAnsi="Times New Roman"/>
+                <w:b w:val="false"/>
+                <w:bCs w:val="false"/>
+                <w:i w:val="false"/>
+                <w:iCs w:val="false"/>
+                <w:color w:val="111111"/>
+                <w:sz w:val="17"/>
+                <w:szCs w:val="17"/>
               </w:rPr>
               <w:t xml:space="preserve">Sabah erken kalktığını söylüyorsun.</w:t>
             </w:r>
@@ -3924,19 +3793,19 @@
           </w:tcPr>
           <w:p>
             <w:pPr>
-              <w:spacing w:after="0" w:line="270"/>
-              <w:jc w:val="center"/>
-            </w:pPr>
-            <w:r>
-              <w:rPr>
-                <w:rFonts w:ascii="Times New Roman" w:cs="Times New Roman" w:eastAsia="Times New Roman" w:hAnsi="Times New Roman"/>
-                <w:b w:val="false"/>
-                <w:bCs w:val="false"/>
-                <w:i w:val="false"/>
-                <w:iCs w:val="false"/>
-                <w:color w:val="111111"/>
-                <w:sz w:val="20"/>
-                <w:szCs w:val="20"/>
+              <w:spacing w:after="0" w:line="208"/>
+              <w:jc w:val="center"/>
+            </w:pPr>
+            <w:r>
+              <w:rPr>
+                <w:rFonts w:ascii="Times New Roman" w:cs="Times New Roman" w:eastAsia="Times New Roman" w:hAnsi="Times New Roman"/>
+                <w:b w:val="false"/>
+                <w:bCs w:val="false"/>
+                <w:i w:val="false"/>
+                <w:iCs w:val="false"/>
+                <w:color w:val="111111"/>
+                <w:sz w:val="17"/>
+                <w:szCs w:val="17"/>
               </w:rPr>
               <w:t xml:space="preserve">(       )</w:t>
             </w:r>
@@ -3958,7 +3827,7 @@
           </w:tcPr>
           <w:p>
             <w:pPr>
-              <w:spacing w:after="0" w:line="270"/>
+              <w:spacing w:after="0" w:line="208"/>
               <w:jc w:val="center"/>
             </w:pPr>
             <w:r>
@@ -3969,8 +3838,8 @@
                 <w:i w:val="false"/>
                 <w:iCs w:val="false"/>
                 <w:color w:val="111111"/>
-                <w:sz w:val="19"/>
-                <w:szCs w:val="19"/>
+                <w:sz w:val="16"/>
+                <w:szCs w:val="16"/>
               </w:rPr>
               <w:t xml:space="preserve">a)</w:t>
             </w:r>
@@ -3993,7 +3862,7 @@
           <w:p>
             <w:pPr>
               <w:bidi/>
-              <w:spacing w:after="0" w:line="320"/>
+              <w:spacing w:after="0" w:line="208"/>
             </w:pPr>
             <w:r>
               <w:rPr>
@@ -4001,8 +3870,8 @@
                 <w:b w:val="false"/>
                 <w:bCs w:val="false"/>
                 <w:color w:val="111111"/>
-                <w:sz w:val="28"/>
-                <w:szCs w:val="28"/>
+                <w:sz w:val="25"/>
+                <w:szCs w:val="25"/>
                 <w:rtl/>
               </w:rPr>
               <w:t xml:space="preserve">أَدْرُسُ فِي غُرْفَتِي.</w:t>
@@ -4012,7 +3881,7 @@
       </w:tr>
       <w:tr>
         <w:trPr>
-          <w:trHeight w:val="400" w:hRule="atLeast"/>
+          <w:trHeight w:val="248" w:hRule="atLeast"/>
         </w:trPr>
         <w:tc>
           <w:tcPr>
@@ -4030,7 +3899,7 @@
           </w:tcPr>
           <w:p>
             <w:pPr>
-              <w:spacing w:after="0" w:line="270"/>
+              <w:spacing w:after="0" w:line="208"/>
               <w:jc w:val="center"/>
             </w:pPr>
             <w:r>
@@ -4041,8 +3910,8 @@
                 <w:i w:val="false"/>
                 <w:iCs w:val="false"/>
                 <w:color w:val="111111"/>
-                <w:sz w:val="19"/>
-                <w:szCs w:val="19"/>
+                <w:sz w:val="16"/>
+                <w:szCs w:val="16"/>
               </w:rPr>
               <w:t xml:space="preserve">2.</w:t>
             </w:r>
@@ -4064,18 +3933,18 @@
           </w:tcPr>
           <w:p>
             <w:pPr>
-              <w:spacing w:after="0" w:line="270"/>
-            </w:pPr>
-            <w:r>
-              <w:rPr>
-                <w:rFonts w:ascii="Times New Roman" w:cs="Times New Roman" w:eastAsia="Times New Roman" w:hAnsi="Times New Roman"/>
-                <w:b w:val="false"/>
-                <w:bCs w:val="false"/>
-                <w:i w:val="false"/>
-                <w:iCs w:val="false"/>
-                <w:color w:val="111111"/>
-                <w:sz w:val="20"/>
-                <w:szCs w:val="20"/>
+              <w:spacing w:after="0" w:line="208"/>
+            </w:pPr>
+            <w:r>
+              <w:rPr>
+                <w:rFonts w:ascii="Times New Roman" w:cs="Times New Roman" w:eastAsia="Times New Roman" w:hAnsi="Times New Roman"/>
+                <w:b w:val="false"/>
+                <w:bCs w:val="false"/>
+                <w:i w:val="false"/>
+                <w:iCs w:val="false"/>
+                <w:color w:val="111111"/>
+                <w:sz w:val="17"/>
+                <w:szCs w:val="17"/>
               </w:rPr>
               <w:t xml:space="preserve">Saatin kaç olduğunu soruyorsun.</w:t>
             </w:r>
@@ -4094,19 +3963,19 @@
           </w:tcPr>
           <w:p>
             <w:pPr>
-              <w:spacing w:after="0" w:line="270"/>
-              <w:jc w:val="center"/>
-            </w:pPr>
-            <w:r>
-              <w:rPr>
-                <w:rFonts w:ascii="Times New Roman" w:cs="Times New Roman" w:eastAsia="Times New Roman" w:hAnsi="Times New Roman"/>
-                <w:b w:val="false"/>
-                <w:bCs w:val="false"/>
-                <w:i w:val="false"/>
-                <w:iCs w:val="false"/>
-                <w:color w:val="111111"/>
-                <w:sz w:val="20"/>
-                <w:szCs w:val="20"/>
+              <w:spacing w:after="0" w:line="208"/>
+              <w:jc w:val="center"/>
+            </w:pPr>
+            <w:r>
+              <w:rPr>
+                <w:rFonts w:ascii="Times New Roman" w:cs="Times New Roman" w:eastAsia="Times New Roman" w:hAnsi="Times New Roman"/>
+                <w:b w:val="false"/>
+                <w:bCs w:val="false"/>
+                <w:i w:val="false"/>
+                <w:iCs w:val="false"/>
+                <w:color w:val="111111"/>
+                <w:sz w:val="17"/>
+                <w:szCs w:val="17"/>
               </w:rPr>
               <w:t xml:space="preserve">(       )</w:t>
             </w:r>
@@ -4128,7 +3997,7 @@
           </w:tcPr>
           <w:p>
             <w:pPr>
-              <w:spacing w:after="0" w:line="270"/>
+              <w:spacing w:after="0" w:line="208"/>
               <w:jc w:val="center"/>
             </w:pPr>
             <w:r>
@@ -4139,8 +4008,8 @@
                 <w:i w:val="false"/>
                 <w:iCs w:val="false"/>
                 <w:color w:val="111111"/>
-                <w:sz w:val="19"/>
-                <w:szCs w:val="19"/>
+                <w:sz w:val="16"/>
+                <w:szCs w:val="16"/>
               </w:rPr>
               <w:t xml:space="preserve">b)</w:t>
             </w:r>
@@ -4163,7 +4032,7 @@
           <w:p>
             <w:pPr>
               <w:bidi/>
-              <w:spacing w:after="0" w:line="320"/>
+              <w:spacing w:after="0" w:line="208"/>
             </w:pPr>
             <w:r>
               <w:rPr>
@@ -4171,8 +4040,8 @@
                 <w:b w:val="false"/>
                 <w:bCs w:val="false"/>
                 <w:color w:val="111111"/>
-                <w:sz w:val="28"/>
-                <w:szCs w:val="28"/>
+                <w:sz w:val="25"/>
+                <w:szCs w:val="25"/>
                 <w:rtl/>
               </w:rPr>
               <w:t xml:space="preserve">أَسْتَيْقِظُ مُبَكِّرًا صَبَاحًا.</w:t>
@@ -4182,7 +4051,7 @@
       </w:tr>
       <w:tr>
         <w:trPr>
-          <w:trHeight w:val="400" w:hRule="atLeast"/>
+          <w:trHeight w:val="248" w:hRule="atLeast"/>
         </w:trPr>
         <w:tc>
           <w:tcPr>
@@ -4200,7 +4069,7 @@
           </w:tcPr>
           <w:p>
             <w:pPr>
-              <w:spacing w:after="0" w:line="270"/>
+              <w:spacing w:after="0" w:line="208"/>
               <w:jc w:val="center"/>
             </w:pPr>
             <w:r>
@@ -4211,8 +4080,8 @@
                 <w:i w:val="false"/>
                 <w:iCs w:val="false"/>
                 <w:color w:val="111111"/>
-                <w:sz w:val="19"/>
-                <w:szCs w:val="19"/>
+                <w:sz w:val="16"/>
+                <w:szCs w:val="16"/>
               </w:rPr>
               <w:t xml:space="preserve">3.</w:t>
             </w:r>
@@ -4234,18 +4103,18 @@
           </w:tcPr>
           <w:p>
             <w:pPr>
-              <w:spacing w:after="0" w:line="270"/>
-            </w:pPr>
-            <w:r>
-              <w:rPr>
-                <w:rFonts w:ascii="Times New Roman" w:cs="Times New Roman" w:eastAsia="Times New Roman" w:hAnsi="Times New Roman"/>
-                <w:b w:val="false"/>
-                <w:bCs w:val="false"/>
-                <w:i w:val="false"/>
-                <w:iCs w:val="false"/>
-                <w:color w:val="111111"/>
-                <w:sz w:val="20"/>
-                <w:szCs w:val="20"/>
+              <w:spacing w:after="0" w:line="208"/>
+            </w:pPr>
+            <w:r>
+              <w:rPr>
+                <w:rFonts w:ascii="Times New Roman" w:cs="Times New Roman" w:eastAsia="Times New Roman" w:hAnsi="Times New Roman"/>
+                <w:b w:val="false"/>
+                <w:bCs w:val="false"/>
+                <w:i w:val="false"/>
+                <w:iCs w:val="false"/>
+                <w:color w:val="111111"/>
+                <w:sz w:val="17"/>
+                <w:szCs w:val="17"/>
               </w:rPr>
               <w:t xml:space="preserve">Öğleden sonra eve döndüğünü söylüyorsun.</w:t>
             </w:r>
@@ -4264,19 +4133,19 @@
           </w:tcPr>
           <w:p>
             <w:pPr>
-              <w:spacing w:after="0" w:line="270"/>
-              <w:jc w:val="center"/>
-            </w:pPr>
-            <w:r>
-              <w:rPr>
-                <w:rFonts w:ascii="Times New Roman" w:cs="Times New Roman" w:eastAsia="Times New Roman" w:hAnsi="Times New Roman"/>
-                <w:b w:val="false"/>
-                <w:bCs w:val="false"/>
-                <w:i w:val="false"/>
-                <w:iCs w:val="false"/>
-                <w:color w:val="111111"/>
-                <w:sz w:val="20"/>
-                <w:szCs w:val="20"/>
+              <w:spacing w:after="0" w:line="208"/>
+              <w:jc w:val="center"/>
+            </w:pPr>
+            <w:r>
+              <w:rPr>
+                <w:rFonts w:ascii="Times New Roman" w:cs="Times New Roman" w:eastAsia="Times New Roman" w:hAnsi="Times New Roman"/>
+                <w:b w:val="false"/>
+                <w:bCs w:val="false"/>
+                <w:i w:val="false"/>
+                <w:iCs w:val="false"/>
+                <w:color w:val="111111"/>
+                <w:sz w:val="17"/>
+                <w:szCs w:val="17"/>
               </w:rPr>
               <w:t xml:space="preserve">(       )</w:t>
             </w:r>
@@ -4298,7 +4167,7 @@
           </w:tcPr>
           <w:p>
             <w:pPr>
-              <w:spacing w:after="0" w:line="270"/>
+              <w:spacing w:after="0" w:line="208"/>
               <w:jc w:val="center"/>
             </w:pPr>
             <w:r>
@@ -4309,8 +4178,8 @@
                 <w:i w:val="false"/>
                 <w:iCs w:val="false"/>
                 <w:color w:val="111111"/>
-                <w:sz w:val="19"/>
-                <w:szCs w:val="19"/>
+                <w:sz w:val="16"/>
+                <w:szCs w:val="16"/>
               </w:rPr>
               <w:t xml:space="preserve">c)</w:t>
             </w:r>
@@ -4333,7 +4202,7 @@
           <w:p>
             <w:pPr>
               <w:bidi/>
-              <w:spacing w:after="0" w:line="320"/>
+              <w:spacing w:after="0" w:line="208"/>
             </w:pPr>
             <w:r>
               <w:rPr>
@@ -4341,8 +4210,8 @@
                 <w:b w:val="false"/>
                 <w:bCs w:val="false"/>
                 <w:color w:val="111111"/>
-                <w:sz w:val="28"/>
-                <w:szCs w:val="28"/>
+                <w:sz w:val="25"/>
+                <w:szCs w:val="25"/>
                 <w:rtl/>
               </w:rPr>
               <w:t xml:space="preserve">أَنَامُ مُبَكِّرًا لَيْلًا.</w:t>
@@ -4352,7 +4221,7 @@
       </w:tr>
       <w:tr>
         <w:trPr>
-          <w:trHeight w:val="400" w:hRule="atLeast"/>
+          <w:trHeight w:val="248" w:hRule="atLeast"/>
         </w:trPr>
         <w:tc>
           <w:tcPr>
@@ -4370,7 +4239,7 @@
           </w:tcPr>
           <w:p>
             <w:pPr>
-              <w:spacing w:after="0" w:line="270"/>
+              <w:spacing w:after="0" w:line="208"/>
               <w:jc w:val="center"/>
             </w:pPr>
             <w:r>
@@ -4381,8 +4250,8 @@
                 <w:i w:val="false"/>
                 <w:iCs w:val="false"/>
                 <w:color w:val="111111"/>
-                <w:sz w:val="19"/>
-                <w:szCs w:val="19"/>
+                <w:sz w:val="16"/>
+                <w:szCs w:val="16"/>
               </w:rPr>
               <w:t xml:space="preserve">4.</w:t>
             </w:r>
@@ -4404,18 +4273,18 @@
           </w:tcPr>
           <w:p>
             <w:pPr>
-              <w:spacing w:after="0" w:line="270"/>
-            </w:pPr>
-            <w:r>
-              <w:rPr>
-                <w:rFonts w:ascii="Times New Roman" w:cs="Times New Roman" w:eastAsia="Times New Roman" w:hAnsi="Times New Roman"/>
-                <w:b w:val="false"/>
-                <w:bCs w:val="false"/>
-                <w:i w:val="false"/>
-                <w:iCs w:val="false"/>
-                <w:color w:val="111111"/>
-                <w:sz w:val="20"/>
-                <w:szCs w:val="20"/>
+              <w:spacing w:after="0" w:line="208"/>
+            </w:pPr>
+            <w:r>
+              <w:rPr>
+                <w:rFonts w:ascii="Times New Roman" w:cs="Times New Roman" w:eastAsia="Times New Roman" w:hAnsi="Times New Roman"/>
+                <w:b w:val="false"/>
+                <w:bCs w:val="false"/>
+                <w:i w:val="false"/>
+                <w:iCs w:val="false"/>
+                <w:color w:val="111111"/>
+                <w:sz w:val="17"/>
+                <w:szCs w:val="17"/>
               </w:rPr>
               <w:t xml:space="preserve">Odanda ders çalıştığını söylüyorsun.</w:t>
             </w:r>
@@ -4434,19 +4303,19 @@
           </w:tcPr>
           <w:p>
             <w:pPr>
-              <w:spacing w:after="0" w:line="270"/>
-              <w:jc w:val="center"/>
-            </w:pPr>
-            <w:r>
-              <w:rPr>
-                <w:rFonts w:ascii="Times New Roman" w:cs="Times New Roman" w:eastAsia="Times New Roman" w:hAnsi="Times New Roman"/>
-                <w:b w:val="false"/>
-                <w:bCs w:val="false"/>
-                <w:i w:val="false"/>
-                <w:iCs w:val="false"/>
-                <w:color w:val="111111"/>
-                <w:sz w:val="20"/>
-                <w:szCs w:val="20"/>
+              <w:spacing w:after="0" w:line="208"/>
+              <w:jc w:val="center"/>
+            </w:pPr>
+            <w:r>
+              <w:rPr>
+                <w:rFonts w:ascii="Times New Roman" w:cs="Times New Roman" w:eastAsia="Times New Roman" w:hAnsi="Times New Roman"/>
+                <w:b w:val="false"/>
+                <w:bCs w:val="false"/>
+                <w:i w:val="false"/>
+                <w:iCs w:val="false"/>
+                <w:color w:val="111111"/>
+                <w:sz w:val="17"/>
+                <w:szCs w:val="17"/>
               </w:rPr>
               <w:t xml:space="preserve">(       )</w:t>
             </w:r>
@@ -4468,7 +4337,7 @@
           </w:tcPr>
           <w:p>
             <w:pPr>
-              <w:spacing w:after="0" w:line="270"/>
+              <w:spacing w:after="0" w:line="208"/>
               <w:jc w:val="center"/>
             </w:pPr>
             <w:r>
@@ -4479,8 +4348,8 @@
                 <w:i w:val="false"/>
                 <w:iCs w:val="false"/>
                 <w:color w:val="111111"/>
-                <w:sz w:val="19"/>
-                <w:szCs w:val="19"/>
+                <w:sz w:val="16"/>
+                <w:szCs w:val="16"/>
               </w:rPr>
               <w:t xml:space="preserve">d)</w:t>
             </w:r>
@@ -4503,7 +4372,7 @@
           <w:p>
             <w:pPr>
               <w:bidi/>
-              <w:spacing w:after="0" w:line="320"/>
+              <w:spacing w:after="0" w:line="208"/>
             </w:pPr>
             <w:r>
               <w:rPr>
@@ -4511,8 +4380,8 @@
                 <w:b w:val="false"/>
                 <w:bCs w:val="false"/>
                 <w:color w:val="111111"/>
-                <w:sz w:val="28"/>
-                <w:szCs w:val="28"/>
+                <w:sz w:val="25"/>
+                <w:szCs w:val="25"/>
                 <w:rtl/>
               </w:rPr>
               <w:t xml:space="preserve">كَمِ السَّاعَةُ الْآنَ؟</w:t>
@@ -4522,7 +4391,7 @@
       </w:tr>
       <w:tr>
         <w:trPr>
-          <w:trHeight w:val="400" w:hRule="atLeast"/>
+          <w:trHeight w:val="248" w:hRule="atLeast"/>
         </w:trPr>
         <w:tc>
           <w:tcPr>
@@ -4540,7 +4409,7 @@
           </w:tcPr>
           <w:p>
             <w:pPr>
-              <w:spacing w:after="0" w:line="270"/>
+              <w:spacing w:after="0" w:line="208"/>
               <w:jc w:val="center"/>
             </w:pPr>
             <w:r>
@@ -4551,8 +4420,8 @@
                 <w:i w:val="false"/>
                 <w:iCs w:val="false"/>
                 <w:color w:val="111111"/>
-                <w:sz w:val="19"/>
-                <w:szCs w:val="19"/>
+                <w:sz w:val="16"/>
+                <w:szCs w:val="16"/>
               </w:rPr>
               <w:t xml:space="preserve">5.</w:t>
             </w:r>
@@ -4574,18 +4443,18 @@
           </w:tcPr>
           <w:p>
             <w:pPr>
-              <w:spacing w:after="0" w:line="270"/>
-            </w:pPr>
-            <w:r>
-              <w:rPr>
-                <w:rFonts w:ascii="Times New Roman" w:cs="Times New Roman" w:eastAsia="Times New Roman" w:hAnsi="Times New Roman"/>
-                <w:b w:val="false"/>
-                <w:bCs w:val="false"/>
-                <w:i w:val="false"/>
-                <w:iCs w:val="false"/>
-                <w:color w:val="111111"/>
-                <w:sz w:val="20"/>
-                <w:szCs w:val="20"/>
+              <w:spacing w:after="0" w:line="208"/>
+            </w:pPr>
+            <w:r>
+              <w:rPr>
+                <w:rFonts w:ascii="Times New Roman" w:cs="Times New Roman" w:eastAsia="Times New Roman" w:hAnsi="Times New Roman"/>
+                <w:b w:val="false"/>
+                <w:bCs w:val="false"/>
+                <w:i w:val="false"/>
+                <w:iCs w:val="false"/>
+                <w:color w:val="111111"/>
+                <w:sz w:val="17"/>
+                <w:szCs w:val="17"/>
               </w:rPr>
               <w:t xml:space="preserve">Akşam erken uyuduğunu söylüyorsun.</w:t>
             </w:r>
@@ -4604,19 +4473,19 @@
           </w:tcPr>
           <w:p>
             <w:pPr>
-              <w:spacing w:after="0" w:line="270"/>
-              <w:jc w:val="center"/>
-            </w:pPr>
-            <w:r>
-              <w:rPr>
-                <w:rFonts w:ascii="Times New Roman" w:cs="Times New Roman" w:eastAsia="Times New Roman" w:hAnsi="Times New Roman"/>
-                <w:b w:val="false"/>
-                <w:bCs w:val="false"/>
-                <w:i w:val="false"/>
-                <w:iCs w:val="false"/>
-                <w:color w:val="111111"/>
-                <w:sz w:val="20"/>
-                <w:szCs w:val="20"/>
+              <w:spacing w:after="0" w:line="208"/>
+              <w:jc w:val="center"/>
+            </w:pPr>
+            <w:r>
+              <w:rPr>
+                <w:rFonts w:ascii="Times New Roman" w:cs="Times New Roman" w:eastAsia="Times New Roman" w:hAnsi="Times New Roman"/>
+                <w:b w:val="false"/>
+                <w:bCs w:val="false"/>
+                <w:i w:val="false"/>
+                <w:iCs w:val="false"/>
+                <w:color w:val="111111"/>
+                <w:sz w:val="17"/>
+                <w:szCs w:val="17"/>
               </w:rPr>
               <w:t xml:space="preserve">(       )</w:t>
             </w:r>
@@ -4638,7 +4507,7 @@
           </w:tcPr>
           <w:p>
             <w:pPr>
-              <w:spacing w:after="0" w:line="270"/>
+              <w:spacing w:after="0" w:line="208"/>
               <w:jc w:val="center"/>
             </w:pPr>
             <w:r>
@@ -4649,8 +4518,8 @@
                 <w:i w:val="false"/>
                 <w:iCs w:val="false"/>
                 <w:color w:val="111111"/>
-                <w:sz w:val="19"/>
-                <w:szCs w:val="19"/>
+                <w:sz w:val="16"/>
+                <w:szCs w:val="16"/>
               </w:rPr>
               <w:t xml:space="preserve">e)</w:t>
             </w:r>
@@ -4673,7 +4542,7 @@
           <w:p>
             <w:pPr>
               <w:bidi/>
-              <w:spacing w:after="0" w:line="320"/>
+              <w:spacing w:after="0" w:line="208"/>
             </w:pPr>
             <w:r>
               <w:rPr>
@@ -4681,8 +4550,8 @@
                 <w:b w:val="false"/>
                 <w:bCs w:val="false"/>
                 <w:color w:val="111111"/>
-                <w:sz w:val="28"/>
-                <w:szCs w:val="28"/>
+                <w:sz w:val="25"/>
+                <w:szCs w:val="25"/>
                 <w:rtl/>
               </w:rPr>
               <w:t xml:space="preserve">أَرْجِعُ إِلَى الْبَيْتِ بَعْدَ الظُّهْرِ.</w:t>
@@ -4696,7 +4565,7 @@
         <w:tabs>
           <w:tab w:val="right" w:pos="9864"/>
         </w:tabs>
-        <w:spacing w:after="90" w:before="220" w:line="280"/>
+        <w:spacing w:after="27" w:before="66" w:line="208"/>
         <w:ind w:left="340" w:hanging="340"/>
       </w:pPr>
       <w:r>
@@ -4707,16 +4576,16 @@
           <w:i w:val="false"/>
           <w:iCs w:val="false"/>
           <w:color w:val="111111"/>
-          <w:sz w:val="21"/>
-          <w:szCs w:val="21"/>
+          <w:sz w:val="17"/>
+          <w:szCs w:val="17"/>
         </w:rPr>
         <w:t xml:space="preserve">5.</w:t>
       </w:r>
       <w:r>
         <w:rPr>
           <w:rFonts w:ascii="Times New Roman" w:cs="Times New Roman" w:eastAsia="Times New Roman" w:hAnsi="Times New Roman"/>
-          <w:sz w:val="21"/>
-          <w:szCs w:val="21"/>
+          <w:sz w:val="17"/>
+          <w:szCs w:val="17"/>
         </w:rPr>
         <w:tab/>
       </w:r>
@@ -4728,16 +4597,16 @@
           <w:i w:val="false"/>
           <w:iCs w:val="false"/>
           <w:color w:val="111111"/>
-          <w:sz w:val="21"/>
-          <w:szCs w:val="21"/>
+          <w:sz w:val="17"/>
+          <w:szCs w:val="17"/>
         </w:rPr>
         <w:t xml:space="preserve">Yukarıdaki okuma metnine göre boşlukları havuzdaki kelimelerle doldurunuz.</w:t>
       </w:r>
       <w:r>
         <w:rPr>
           <w:rFonts w:ascii="Times New Roman" w:cs="Times New Roman" w:eastAsia="Times New Roman" w:hAnsi="Times New Roman"/>
-          <w:sz w:val="21"/>
-          <w:szCs w:val="21"/>
+          <w:sz w:val="17"/>
+          <w:szCs w:val="17"/>
         </w:rPr>
         <w:tab/>
       </w:r>
@@ -4749,8 +4618,8 @@
           <w:i w:val="false"/>
           <w:iCs w:val="false"/>
           <w:color w:val="55636F"/>
-          <w:sz w:val="18"/>
-          <w:szCs w:val="18"/>
+          <w:sz w:val="15"/>
+          <w:szCs w:val="15"/>
         </w:rPr>
         <w:t xml:space="preserve">(10 puan)</w:t>
       </w:r>
@@ -4758,7 +4627,7 @@
     <w:p>
       <w:pPr>
         <w:keepNext w:val="false"/>
-        <w:spacing w:after="90" w:before="0" w:line="280"/>
+        <w:spacing w:after="27" w:before="0" w:line="208"/>
         <w:ind w:left="340"/>
       </w:pPr>
       <w:r>
@@ -4769,8 +4638,8 @@
           <w:i/>
           <w:iCs/>
           <w:color w:val="5B6772"/>
-          <w:sz w:val="18"/>
-          <w:szCs w:val="18"/>
+          <w:sz w:val="15"/>
+          <w:szCs w:val="15"/>
         </w:rPr>
         <w:t xml:space="preserve">Her doğru cevap 2 puandır.</w:t>
       </w:r>
@@ -4805,7 +4674,7 @@
           </w:tcPr>
           <w:p>
             <w:pPr>
-              <w:spacing w:after="50"/>
+              <w:spacing w:after="15"/>
             </w:pPr>
             <w:r>
               <w:rPr>
@@ -4815,8 +4684,8 @@
                 <w:i w:val="false"/>
                 <w:iCs w:val="false"/>
                 <w:color w:val="39454F"/>
-                <w:sz w:val="17"/>
-                <w:szCs w:val="17"/>
+                <w:sz w:val="14"/>
+                <w:szCs w:val="14"/>
               </w:rPr>
               <w:t xml:space="preserve">KELİME HAVUZU</w:t>
             </w:r>
@@ -4824,7 +4693,7 @@
           <w:p>
             <w:pPr>
               <w:bidi/>
-              <w:spacing w:after="0" w:line="360"/>
+              <w:spacing w:after="0" w:line="208"/>
               <w:jc w:val="center"/>
             </w:pPr>
             <w:r>
@@ -4833,8 +4702,8 @@
                 <w:b w:val="false"/>
                 <w:bCs w:val="false"/>
                 <w:color w:val="111111"/>
-                <w:sz w:val="30"/>
-                <w:szCs w:val="30"/>
+                <w:sz w:val="26"/>
+                <w:szCs w:val="26"/>
                 <w:rtl/>
               </w:rPr>
               <w:t xml:space="preserve">الْفَجْرَ   —   الْقُرْآنِ   —   السَّابِعَةِ   —   غُرْفَتِي   —   الْعَاشِرَةِ</w:t>
@@ -4845,7 +4714,7 @@
     </w:tbl>
     <w:p>
       <w:pPr>
-        <w:spacing w:after="80"/>
+        <w:spacing w:after="24"/>
       </w:pPr>
       <w:r>
         <w:rPr>
@@ -4855,8 +4724,8 @@
           <w:i w:val="false"/>
           <w:iCs w:val="false"/>
           <w:color w:val="111111"/>
-          <w:sz w:val="21"/>
-          <w:szCs w:val="21"/>
+          <w:sz w:val="17"/>
+          <w:szCs w:val="17"/>
         </w:rPr>
         <w:t xml:space="preserve"/>
       </w:r>
@@ -4879,7 +4748,7 @@
       </w:tblGrid>
       <w:tr>
         <w:trPr>
-          <w:trHeight w:val="480" w:hRule="atLeast"/>
+          <w:trHeight w:val="297" w:hRule="atLeast"/>
         </w:trPr>
         <w:tc>
           <w:tcPr>
@@ -4897,7 +4766,7 @@
           </w:tcPr>
           <w:p>
             <w:pPr>
-              <w:spacing w:after="0" w:line="270"/>
+              <w:spacing w:after="0" w:line="208"/>
               <w:jc w:val="center"/>
             </w:pPr>
             <w:r>
@@ -4908,8 +4777,8 @@
                 <w:i w:val="false"/>
                 <w:iCs w:val="false"/>
                 <w:color w:val="111111"/>
-                <w:sz w:val="19"/>
-                <w:szCs w:val="19"/>
+                <w:sz w:val="16"/>
+                <w:szCs w:val="16"/>
               </w:rPr>
               <w:t xml:space="preserve">1.</w:t>
             </w:r>
@@ -4932,7 +4801,7 @@
           <w:p>
             <w:pPr>
               <w:bidi/>
-              <w:spacing w:after="0" w:line="320"/>
+              <w:spacing w:after="0" w:line="208"/>
             </w:pPr>
             <w:r>
               <w:rPr>
@@ -4940,8 +4809,8 @@
                 <w:b w:val="false"/>
                 <w:bCs w:val="false"/>
                 <w:color w:val="111111"/>
-                <w:sz w:val="28"/>
-                <w:szCs w:val="28"/>
+                <w:sz w:val="25"/>
+                <w:szCs w:val="25"/>
                 <w:rtl/>
               </w:rPr>
               <w:t xml:space="preserve">تُصَلِّي زَيْنَبُ ……………………… مَعَ أُمِّهَا.</w:t>
@@ -4951,7 +4820,7 @@
       </w:tr>
       <w:tr>
         <w:trPr>
-          <w:trHeight w:val="480" w:hRule="atLeast"/>
+          <w:trHeight w:val="297" w:hRule="atLeast"/>
         </w:trPr>
         <w:tc>
           <w:tcPr>
@@ -4969,7 +4838,7 @@
           </w:tcPr>
           <w:p>
             <w:pPr>
-              <w:spacing w:after="0" w:line="270"/>
+              <w:spacing w:after="0" w:line="208"/>
               <w:jc w:val="center"/>
             </w:pPr>
             <w:r>
@@ -4980,8 +4849,8 @@
                 <w:i w:val="false"/>
                 <w:iCs w:val="false"/>
                 <w:color w:val="111111"/>
-                <w:sz w:val="19"/>
-                <w:szCs w:val="19"/>
+                <w:sz w:val="16"/>
+                <w:szCs w:val="16"/>
               </w:rPr>
               <w:t xml:space="preserve">2.</w:t>
             </w:r>
@@ -5004,7 +4873,7 @@
           <w:p>
             <w:pPr>
               <w:bidi/>
-              <w:spacing w:after="0" w:line="320"/>
+              <w:spacing w:after="0" w:line="208"/>
             </w:pPr>
             <w:r>
               <w:rPr>
@@ -5012,8 +4881,8 @@
                 <w:b w:val="false"/>
                 <w:bCs w:val="false"/>
                 <w:color w:val="111111"/>
-                <w:sz w:val="28"/>
-                <w:szCs w:val="28"/>
+                <w:sz w:val="25"/>
+                <w:szCs w:val="25"/>
                 <w:rtl/>
               </w:rPr>
               <w:t xml:space="preserve">تَقْرَأُ صَفْحَةً مِنَ ……………………… الْكَرِيمِ.</w:t>
@@ -5023,7 +4892,7 @@
       </w:tr>
       <w:tr>
         <w:trPr>
-          <w:trHeight w:val="480" w:hRule="atLeast"/>
+          <w:trHeight w:val="297" w:hRule="atLeast"/>
         </w:trPr>
         <w:tc>
           <w:tcPr>
@@ -5041,7 +4910,7 @@
           </w:tcPr>
           <w:p>
             <w:pPr>
-              <w:spacing w:after="0" w:line="270"/>
+              <w:spacing w:after="0" w:line="208"/>
               <w:jc w:val="center"/>
             </w:pPr>
             <w:r>
@@ -5052,8 +4921,8 @@
                 <w:i w:val="false"/>
                 <w:iCs w:val="false"/>
                 <w:color w:val="111111"/>
-                <w:sz w:val="19"/>
-                <w:szCs w:val="19"/>
+                <w:sz w:val="16"/>
+                <w:szCs w:val="16"/>
               </w:rPr>
               <w:t xml:space="preserve">3.</w:t>
             </w:r>
@@ -5076,7 +4945,7 @@
           <w:p>
             <w:pPr>
               <w:bidi/>
-              <w:spacing w:after="0" w:line="320"/>
+              <w:spacing w:after="0" w:line="208"/>
             </w:pPr>
             <w:r>
               <w:rPr>
@@ -5084,8 +4953,8 @@
                 <w:b w:val="false"/>
                 <w:bCs w:val="false"/>
                 <w:color w:val="111111"/>
-                <w:sz w:val="28"/>
-                <w:szCs w:val="28"/>
+                <w:sz w:val="25"/>
+                <w:szCs w:val="25"/>
                 <w:rtl/>
               </w:rPr>
               <w:t xml:space="preserve">تَذْهَبُ إِلَى الْمَدْرَسَةِ فِي ……………………… وَالرُّبْعِ.</w:t>
@@ -5095,7 +4964,7 @@
       </w:tr>
       <w:tr>
         <w:trPr>
-          <w:trHeight w:val="480" w:hRule="atLeast"/>
+          <w:trHeight w:val="297" w:hRule="atLeast"/>
         </w:trPr>
         <w:tc>
           <w:tcPr>
@@ -5113,7 +4982,7 @@
           </w:tcPr>
           <w:p>
             <w:pPr>
-              <w:spacing w:after="0" w:line="270"/>
+              <w:spacing w:after="0" w:line="208"/>
               <w:jc w:val="center"/>
             </w:pPr>
             <w:r>
@@ -5124,8 +4993,8 @@
                 <w:i w:val="false"/>
                 <w:iCs w:val="false"/>
                 <w:color w:val="111111"/>
-                <w:sz w:val="19"/>
-                <w:szCs w:val="19"/>
+                <w:sz w:val="16"/>
+                <w:szCs w:val="16"/>
               </w:rPr>
               <w:t xml:space="preserve">4.</w:t>
             </w:r>
@@ -5148,7 +5017,7 @@
           <w:p>
             <w:pPr>
               <w:bidi/>
-              <w:spacing w:after="0" w:line="320"/>
+              <w:spacing w:after="0" w:line="208"/>
             </w:pPr>
             <w:r>
               <w:rPr>
@@ -5156,8 +5025,8 @@
                 <w:b w:val="false"/>
                 <w:bCs w:val="false"/>
                 <w:color w:val="111111"/>
-                <w:sz w:val="28"/>
-                <w:szCs w:val="28"/>
+                <w:sz w:val="25"/>
+                <w:szCs w:val="25"/>
                 <w:rtl/>
               </w:rPr>
               <w:t xml:space="preserve">تَدْرُسُ دُرُوسَهَا فِي ……………………… .</w:t>
@@ -5167,7 +5036,7 @@
       </w:tr>
       <w:tr>
         <w:trPr>
-          <w:trHeight w:val="480" w:hRule="atLeast"/>
+          <w:trHeight w:val="297" w:hRule="atLeast"/>
         </w:trPr>
         <w:tc>
           <w:tcPr>
@@ -5185,7 +5054,7 @@
           </w:tcPr>
           <w:p>
             <w:pPr>
-              <w:spacing w:after="0" w:line="270"/>
+              <w:spacing w:after="0" w:line="208"/>
               <w:jc w:val="center"/>
             </w:pPr>
             <w:r>
@@ -5196,8 +5065,8 @@
                 <w:i w:val="false"/>
                 <w:iCs w:val="false"/>
                 <w:color w:val="111111"/>
-                <w:sz w:val="19"/>
-                <w:szCs w:val="19"/>
+                <w:sz w:val="16"/>
+                <w:szCs w:val="16"/>
               </w:rPr>
               <w:t xml:space="preserve">5.</w:t>
             </w:r>
@@ -5220,7 +5089,7 @@
           <w:p>
             <w:pPr>
               <w:bidi/>
-              <w:spacing w:after="0" w:line="320"/>
+              <w:spacing w:after="0" w:line="208"/>
             </w:pPr>
             <w:r>
               <w:rPr>
@@ -5228,8 +5097,8 @@
                 <w:b w:val="false"/>
                 <w:bCs w:val="false"/>
                 <w:color w:val="111111"/>
-                <w:sz w:val="28"/>
-                <w:szCs w:val="28"/>
+                <w:sz w:val="25"/>
+                <w:szCs w:val="25"/>
                 <w:rtl/>
               </w:rPr>
               <w:t xml:space="preserve">تَنَامُ فِي السَّاعَةِ ……………………… لَيْلًا.</w:t>
@@ -5243,7 +5112,7 @@
         <w:tabs>
           <w:tab w:val="right" w:pos="9864"/>
         </w:tabs>
-        <w:spacing w:after="90" w:before="220" w:line="280"/>
+        <w:spacing w:after="27" w:before="66" w:line="208"/>
         <w:ind w:left="340" w:hanging="340"/>
       </w:pPr>
       <w:r>
@@ -5254,16 +5123,16 @@
           <w:i w:val="false"/>
           <w:iCs w:val="false"/>
           <w:color w:val="111111"/>
-          <w:sz w:val="21"/>
-          <w:szCs w:val="21"/>
+          <w:sz w:val="17"/>
+          <w:szCs w:val="17"/>
         </w:rPr>
         <w:t xml:space="preserve">6.</w:t>
       </w:r>
       <w:r>
         <w:rPr>
           <w:rFonts w:ascii="Times New Roman" w:cs="Times New Roman" w:eastAsia="Times New Roman" w:hAnsi="Times New Roman"/>
-          <w:sz w:val="21"/>
-          <w:szCs w:val="21"/>
+          <w:sz w:val="17"/>
+          <w:szCs w:val="17"/>
         </w:rPr>
         <w:tab/>
       </w:r>
@@ -5275,16 +5144,16 @@
           <w:i w:val="false"/>
           <w:iCs w:val="false"/>
           <w:color w:val="111111"/>
-          <w:sz w:val="21"/>
-          <w:szCs w:val="21"/>
+          <w:sz w:val="17"/>
+          <w:szCs w:val="17"/>
         </w:rPr>
         <w:t xml:space="preserve">Aşağıdaki fiillerin zamanını yazınız: mâzî mi, muzâri mi?</w:t>
       </w:r>
       <w:r>
         <w:rPr>
           <w:rFonts w:ascii="Times New Roman" w:cs="Times New Roman" w:eastAsia="Times New Roman" w:hAnsi="Times New Roman"/>
-          <w:sz w:val="21"/>
-          <w:szCs w:val="21"/>
+          <w:sz w:val="17"/>
+          <w:szCs w:val="17"/>
         </w:rPr>
         <w:tab/>
       </w:r>
@@ -5296,8 +5165,8 @@
           <w:i w:val="false"/>
           <w:iCs w:val="false"/>
           <w:color w:val="55636F"/>
-          <w:sz w:val="18"/>
-          <w:szCs w:val="18"/>
+          <w:sz w:val="15"/>
+          <w:szCs w:val="15"/>
         </w:rPr>
         <w:t xml:space="preserve">(10 puan)</w:t>
       </w:r>
@@ -5305,7 +5174,7 @@
     <w:p>
       <w:pPr>
         <w:keepNext w:val="false"/>
-        <w:spacing w:after="90" w:before="0" w:line="280"/>
+        <w:spacing w:after="27" w:before="0" w:line="208"/>
         <w:ind w:left="340"/>
       </w:pPr>
       <w:r>
@@ -5316,8 +5185,8 @@
           <w:i/>
           <w:iCs/>
           <w:color w:val="5B6772"/>
-          <w:sz w:val="18"/>
-          <w:szCs w:val="18"/>
+          <w:sz w:val="15"/>
+          <w:szCs w:val="15"/>
         </w:rPr>
         <w:t xml:space="preserve">Her doğru cevap 2 puandır.</w:t>
       </w:r>
@@ -5357,7 +5226,7 @@
           </w:tcPr>
           <w:p>
             <w:pPr>
-              <w:spacing w:after="0" w:line="270"/>
+              <w:spacing w:after="0" w:line="208"/>
               <w:jc w:val="center"/>
             </w:pPr>
             <w:r>
@@ -5368,8 +5237,8 @@
                 <w:i w:val="false"/>
                 <w:iCs w:val="false"/>
                 <w:color w:val="111111"/>
-                <w:sz w:val="18"/>
-                <w:szCs w:val="18"/>
+                <w:sz w:val="15"/>
+                <w:szCs w:val="15"/>
               </w:rPr>
               <w:t xml:space="preserve">No</w:t>
             </w:r>
@@ -5389,7 +5258,7 @@
           </w:tcPr>
           <w:p>
             <w:pPr>
-              <w:spacing w:after="0" w:line="270"/>
+              <w:spacing w:after="0" w:line="208"/>
               <w:jc w:val="center"/>
             </w:pPr>
             <w:r>
@@ -5400,8 +5269,8 @@
                 <w:i w:val="false"/>
                 <w:iCs w:val="false"/>
                 <w:color w:val="111111"/>
-                <w:sz w:val="18"/>
-                <w:szCs w:val="18"/>
+                <w:sz w:val="15"/>
+                <w:szCs w:val="15"/>
               </w:rPr>
               <w:t xml:space="preserve">Fiil</w:t>
             </w:r>
@@ -5421,7 +5290,7 @@
           </w:tcPr>
           <w:p>
             <w:pPr>
-              <w:spacing w:after="0" w:line="270"/>
+              <w:spacing w:after="0" w:line="208"/>
               <w:jc w:val="center"/>
             </w:pPr>
             <w:r>
@@ -5432,8 +5301,8 @@
                 <w:i w:val="false"/>
                 <w:iCs w:val="false"/>
                 <w:color w:val="111111"/>
-                <w:sz w:val="18"/>
-                <w:szCs w:val="18"/>
+                <w:sz w:val="15"/>
+                <w:szCs w:val="15"/>
               </w:rPr>
               <w:t xml:space="preserve">Zamanı</w:t>
             </w:r>
@@ -5442,7 +5311,7 @@
       </w:tr>
       <w:tr>
         <w:trPr>
-          <w:trHeight w:val="430" w:hRule="atLeast"/>
+          <w:trHeight w:val="266" w:hRule="atLeast"/>
         </w:trPr>
         <w:tc>
           <w:tcPr>
@@ -5457,19 +5326,19 @@
           </w:tcPr>
           <w:p>
             <w:pPr>
-              <w:spacing w:after="0" w:line="270"/>
-              <w:jc w:val="center"/>
-            </w:pPr>
-            <w:r>
-              <w:rPr>
-                <w:rFonts w:ascii="Times New Roman" w:cs="Times New Roman" w:eastAsia="Times New Roman" w:hAnsi="Times New Roman"/>
-                <w:b w:val="false"/>
-                <w:bCs w:val="false"/>
-                <w:i w:val="false"/>
-                <w:iCs w:val="false"/>
-                <w:color w:val="111111"/>
-                <w:sz w:val="19"/>
-                <w:szCs w:val="19"/>
+              <w:spacing w:after="0" w:line="208"/>
+              <w:jc w:val="center"/>
+            </w:pPr>
+            <w:r>
+              <w:rPr>
+                <w:rFonts w:ascii="Times New Roman" w:cs="Times New Roman" w:eastAsia="Times New Roman" w:hAnsi="Times New Roman"/>
+                <w:b w:val="false"/>
+                <w:bCs w:val="false"/>
+                <w:i w:val="false"/>
+                <w:iCs w:val="false"/>
+                <w:color w:val="111111"/>
+                <w:sz w:val="16"/>
+                <w:szCs w:val="16"/>
               </w:rPr>
               <w:t xml:space="preserve">1</w:t>
             </w:r>
@@ -5489,7 +5358,7 @@
           <w:p>
             <w:pPr>
               <w:bidi/>
-              <w:spacing w:after="0" w:line="320"/>
+              <w:spacing w:after="0" w:line="208"/>
             </w:pPr>
             <w:r>
               <w:rPr>
@@ -5497,8 +5366,8 @@
                 <w:b w:val="false"/>
                 <w:bCs w:val="false"/>
                 <w:color w:val="111111"/>
-                <w:sz w:val="30"/>
-                <w:szCs w:val="30"/>
+                <w:sz w:val="26"/>
+                <w:szCs w:val="26"/>
                 <w:rtl/>
               </w:rPr>
               <w:t xml:space="preserve">ذَهَبْتُ</w:t>
@@ -5518,18 +5387,18 @@
           </w:tcPr>
           <w:p>
             <w:pPr>
-              <w:spacing w:after="0" w:line="270"/>
-            </w:pPr>
-            <w:r>
-              <w:rPr>
-                <w:rFonts w:ascii="Times New Roman" w:cs="Times New Roman" w:eastAsia="Times New Roman" w:hAnsi="Times New Roman"/>
-                <w:b w:val="false"/>
-                <w:bCs w:val="false"/>
-                <w:i w:val="false"/>
-                <w:iCs w:val="false"/>
-                <w:color w:val="111111"/>
-                <w:sz w:val="20"/>
-                <w:szCs w:val="20"/>
+              <w:spacing w:after="0" w:line="208"/>
+            </w:pPr>
+            <w:r>
+              <w:rPr>
+                <w:rFonts w:ascii="Times New Roman" w:cs="Times New Roman" w:eastAsia="Times New Roman" w:hAnsi="Times New Roman"/>
+                <w:b w:val="false"/>
+                <w:bCs w:val="false"/>
+                <w:i w:val="false"/>
+                <w:iCs w:val="false"/>
+                <w:color w:val="111111"/>
+                <w:sz w:val="17"/>
+                <w:szCs w:val="17"/>
               </w:rPr>
               <w:t xml:space="preserve"/>
             </w:r>
@@ -5538,7 +5407,7 @@
       </w:tr>
       <w:tr>
         <w:trPr>
-          <w:trHeight w:val="430" w:hRule="atLeast"/>
+          <w:trHeight w:val="266" w:hRule="atLeast"/>
         </w:trPr>
         <w:tc>
           <w:tcPr>
@@ -5553,19 +5422,19 @@
           </w:tcPr>
           <w:p>
             <w:pPr>
-              <w:spacing w:after="0" w:line="270"/>
-              <w:jc w:val="center"/>
-            </w:pPr>
-            <w:r>
-              <w:rPr>
-                <w:rFonts w:ascii="Times New Roman" w:cs="Times New Roman" w:eastAsia="Times New Roman" w:hAnsi="Times New Roman"/>
-                <w:b w:val="false"/>
-                <w:bCs w:val="false"/>
-                <w:i w:val="false"/>
-                <w:iCs w:val="false"/>
-                <w:color w:val="111111"/>
-                <w:sz w:val="19"/>
-                <w:szCs w:val="19"/>
+              <w:spacing w:after="0" w:line="208"/>
+              <w:jc w:val="center"/>
+            </w:pPr>
+            <w:r>
+              <w:rPr>
+                <w:rFonts w:ascii="Times New Roman" w:cs="Times New Roman" w:eastAsia="Times New Roman" w:hAnsi="Times New Roman"/>
+                <w:b w:val="false"/>
+                <w:bCs w:val="false"/>
+                <w:i w:val="false"/>
+                <w:iCs w:val="false"/>
+                <w:color w:val="111111"/>
+                <w:sz w:val="16"/>
+                <w:szCs w:val="16"/>
               </w:rPr>
               <w:t xml:space="preserve">2</w:t>
             </w:r>
@@ -5585,7 +5454,7 @@
           <w:p>
             <w:pPr>
               <w:bidi/>
-              <w:spacing w:after="0" w:line="320"/>
+              <w:spacing w:after="0" w:line="208"/>
             </w:pPr>
             <w:r>
               <w:rPr>
@@ -5593,8 +5462,8 @@
                 <w:b w:val="false"/>
                 <w:bCs w:val="false"/>
                 <w:color w:val="111111"/>
-                <w:sz w:val="30"/>
-                <w:szCs w:val="30"/>
+                <w:sz w:val="26"/>
+                <w:szCs w:val="26"/>
                 <w:rtl/>
               </w:rPr>
               <w:t xml:space="preserve">أَقْرَأُ</w:t>
@@ -5614,18 +5483,18 @@
           </w:tcPr>
           <w:p>
             <w:pPr>
-              <w:spacing w:after="0" w:line="270"/>
-            </w:pPr>
-            <w:r>
-              <w:rPr>
-                <w:rFonts w:ascii="Times New Roman" w:cs="Times New Roman" w:eastAsia="Times New Roman" w:hAnsi="Times New Roman"/>
-                <w:b w:val="false"/>
-                <w:bCs w:val="false"/>
-                <w:i w:val="false"/>
-                <w:iCs w:val="false"/>
-                <w:color w:val="111111"/>
-                <w:sz w:val="20"/>
-                <w:szCs w:val="20"/>
+              <w:spacing w:after="0" w:line="208"/>
+            </w:pPr>
+            <w:r>
+              <w:rPr>
+                <w:rFonts w:ascii="Times New Roman" w:cs="Times New Roman" w:eastAsia="Times New Roman" w:hAnsi="Times New Roman"/>
+                <w:b w:val="false"/>
+                <w:bCs w:val="false"/>
+                <w:i w:val="false"/>
+                <w:iCs w:val="false"/>
+                <w:color w:val="111111"/>
+                <w:sz w:val="17"/>
+                <w:szCs w:val="17"/>
               </w:rPr>
               <w:t xml:space="preserve"/>
             </w:r>
@@ -5634,7 +5503,7 @@
       </w:tr>
       <w:tr>
         <w:trPr>
-          <w:trHeight w:val="430" w:hRule="atLeast"/>
+          <w:trHeight w:val="266" w:hRule="atLeast"/>
         </w:trPr>
         <w:tc>
           <w:tcPr>
@@ -5649,19 +5518,19 @@
           </w:tcPr>
           <w:p>
             <w:pPr>
-              <w:spacing w:after="0" w:line="270"/>
-              <w:jc w:val="center"/>
-            </w:pPr>
-            <w:r>
-              <w:rPr>
-                <w:rFonts w:ascii="Times New Roman" w:cs="Times New Roman" w:eastAsia="Times New Roman" w:hAnsi="Times New Roman"/>
-                <w:b w:val="false"/>
-                <w:bCs w:val="false"/>
-                <w:i w:val="false"/>
-                <w:iCs w:val="false"/>
-                <w:color w:val="111111"/>
-                <w:sz w:val="19"/>
-                <w:szCs w:val="19"/>
+              <w:spacing w:after="0" w:line="208"/>
+              <w:jc w:val="center"/>
+            </w:pPr>
+            <w:r>
+              <w:rPr>
+                <w:rFonts w:ascii="Times New Roman" w:cs="Times New Roman" w:eastAsia="Times New Roman" w:hAnsi="Times New Roman"/>
+                <w:b w:val="false"/>
+                <w:bCs w:val="false"/>
+                <w:i w:val="false"/>
+                <w:iCs w:val="false"/>
+                <w:color w:val="111111"/>
+                <w:sz w:val="16"/>
+                <w:szCs w:val="16"/>
               </w:rPr>
               <w:t xml:space="preserve">3</w:t>
             </w:r>
@@ -5681,7 +5550,7 @@
           <w:p>
             <w:pPr>
               <w:bidi/>
-              <w:spacing w:after="0" w:line="320"/>
+              <w:spacing w:after="0" w:line="208"/>
             </w:pPr>
             <w:r>
               <w:rPr>
@@ -5689,8 +5558,8 @@
                 <w:b w:val="false"/>
                 <w:bCs w:val="false"/>
                 <w:color w:val="111111"/>
-                <w:sz w:val="30"/>
-                <w:szCs w:val="30"/>
+                <w:sz w:val="26"/>
+                <w:szCs w:val="26"/>
                 <w:rtl/>
               </w:rPr>
               <w:t xml:space="preserve">أَكَلْتُ</w:t>
@@ -5710,18 +5579,18 @@
           </w:tcPr>
           <w:p>
             <w:pPr>
-              <w:spacing w:after="0" w:line="270"/>
-            </w:pPr>
-            <w:r>
-              <w:rPr>
-                <w:rFonts w:ascii="Times New Roman" w:cs="Times New Roman" w:eastAsia="Times New Roman" w:hAnsi="Times New Roman"/>
-                <w:b w:val="false"/>
-                <w:bCs w:val="false"/>
-                <w:i w:val="false"/>
-                <w:iCs w:val="false"/>
-                <w:color w:val="111111"/>
-                <w:sz w:val="20"/>
-                <w:szCs w:val="20"/>
+              <w:spacing w:after="0" w:line="208"/>
+            </w:pPr>
+            <w:r>
+              <w:rPr>
+                <w:rFonts w:ascii="Times New Roman" w:cs="Times New Roman" w:eastAsia="Times New Roman" w:hAnsi="Times New Roman"/>
+                <w:b w:val="false"/>
+                <w:bCs w:val="false"/>
+                <w:i w:val="false"/>
+                <w:iCs w:val="false"/>
+                <w:color w:val="111111"/>
+                <w:sz w:val="17"/>
+                <w:szCs w:val="17"/>
               </w:rPr>
               <w:t xml:space="preserve"/>
             </w:r>
@@ -5730,7 +5599,7 @@
       </w:tr>
       <w:tr>
         <w:trPr>
-          <w:trHeight w:val="430" w:hRule="atLeast"/>
+          <w:trHeight w:val="266" w:hRule="atLeast"/>
         </w:trPr>
         <w:tc>
           <w:tcPr>
@@ -5745,19 +5614,19 @@
           </w:tcPr>
           <w:p>
             <w:pPr>
-              <w:spacing w:after="0" w:line="270"/>
-              <w:jc w:val="center"/>
-            </w:pPr>
-            <w:r>
-              <w:rPr>
-                <w:rFonts w:ascii="Times New Roman" w:cs="Times New Roman" w:eastAsia="Times New Roman" w:hAnsi="Times New Roman"/>
-                <w:b w:val="false"/>
-                <w:bCs w:val="false"/>
-                <w:i w:val="false"/>
-                <w:iCs w:val="false"/>
-                <w:color w:val="111111"/>
-                <w:sz w:val="19"/>
-                <w:szCs w:val="19"/>
+              <w:spacing w:after="0" w:line="208"/>
+              <w:jc w:val="center"/>
+            </w:pPr>
+            <w:r>
+              <w:rPr>
+                <w:rFonts w:ascii="Times New Roman" w:cs="Times New Roman" w:eastAsia="Times New Roman" w:hAnsi="Times New Roman"/>
+                <w:b w:val="false"/>
+                <w:bCs w:val="false"/>
+                <w:i w:val="false"/>
+                <w:iCs w:val="false"/>
+                <w:color w:val="111111"/>
+                <w:sz w:val="16"/>
+                <w:szCs w:val="16"/>
               </w:rPr>
               <w:t xml:space="preserve">4</w:t>
             </w:r>
@@ -5777,7 +5646,7 @@
           <w:p>
             <w:pPr>
               <w:bidi/>
-              <w:spacing w:after="0" w:line="320"/>
+              <w:spacing w:after="0" w:line="208"/>
             </w:pPr>
             <w:r>
               <w:rPr>
@@ -5785,8 +5654,8 @@
                 <w:b w:val="false"/>
                 <w:bCs w:val="false"/>
                 <w:color w:val="111111"/>
-                <w:sz w:val="30"/>
-                <w:szCs w:val="30"/>
+                <w:sz w:val="26"/>
+                <w:szCs w:val="26"/>
                 <w:rtl/>
               </w:rPr>
               <w:t xml:space="preserve">تَنَامُ</w:t>
@@ -5806,18 +5675,18 @@
           </w:tcPr>
           <w:p>
             <w:pPr>
-              <w:spacing w:after="0" w:line="270"/>
-            </w:pPr>
-            <w:r>
-              <w:rPr>
-                <w:rFonts w:ascii="Times New Roman" w:cs="Times New Roman" w:eastAsia="Times New Roman" w:hAnsi="Times New Roman"/>
-                <w:b w:val="false"/>
-                <w:bCs w:val="false"/>
-                <w:i w:val="false"/>
-                <w:iCs w:val="false"/>
-                <w:color w:val="111111"/>
-                <w:sz w:val="20"/>
-                <w:szCs w:val="20"/>
+              <w:spacing w:after="0" w:line="208"/>
+            </w:pPr>
+            <w:r>
+              <w:rPr>
+                <w:rFonts w:ascii="Times New Roman" w:cs="Times New Roman" w:eastAsia="Times New Roman" w:hAnsi="Times New Roman"/>
+                <w:b w:val="false"/>
+                <w:bCs w:val="false"/>
+                <w:i w:val="false"/>
+                <w:iCs w:val="false"/>
+                <w:color w:val="111111"/>
+                <w:sz w:val="17"/>
+                <w:szCs w:val="17"/>
               </w:rPr>
               <w:t xml:space="preserve"/>
             </w:r>
@@ -5826,7 +5695,7 @@
       </w:tr>
       <w:tr>
         <w:trPr>
-          <w:trHeight w:val="430" w:hRule="atLeast"/>
+          <w:trHeight w:val="266" w:hRule="atLeast"/>
         </w:trPr>
         <w:tc>
           <w:tcPr>
@@ -5841,19 +5710,19 @@
           </w:tcPr>
           <w:p>
             <w:pPr>
-              <w:spacing w:after="0" w:line="270"/>
-              <w:jc w:val="center"/>
-            </w:pPr>
-            <w:r>
-              <w:rPr>
-                <w:rFonts w:ascii="Times New Roman" w:cs="Times New Roman" w:eastAsia="Times New Roman" w:hAnsi="Times New Roman"/>
-                <w:b w:val="false"/>
-                <w:bCs w:val="false"/>
-                <w:i w:val="false"/>
-                <w:iCs w:val="false"/>
-                <w:color w:val="111111"/>
-                <w:sz w:val="19"/>
-                <w:szCs w:val="19"/>
+              <w:spacing w:after="0" w:line="208"/>
+              <w:jc w:val="center"/>
+            </w:pPr>
+            <w:r>
+              <w:rPr>
+                <w:rFonts w:ascii="Times New Roman" w:cs="Times New Roman" w:eastAsia="Times New Roman" w:hAnsi="Times New Roman"/>
+                <w:b w:val="false"/>
+                <w:bCs w:val="false"/>
+                <w:i w:val="false"/>
+                <w:iCs w:val="false"/>
+                <w:color w:val="111111"/>
+                <w:sz w:val="16"/>
+                <w:szCs w:val="16"/>
               </w:rPr>
               <w:t xml:space="preserve">5</w:t>
             </w:r>
@@ -5873,7 +5742,7 @@
           <w:p>
             <w:pPr>
               <w:bidi/>
-              <w:spacing w:after="0" w:line="320"/>
+              <w:spacing w:after="0" w:line="208"/>
             </w:pPr>
             <w:r>
               <w:rPr>
@@ -5881,8 +5750,8 @@
                 <w:b w:val="false"/>
                 <w:bCs w:val="false"/>
                 <w:color w:val="111111"/>
-                <w:sz w:val="30"/>
-                <w:szCs w:val="30"/>
+                <w:sz w:val="26"/>
+                <w:szCs w:val="26"/>
                 <w:rtl/>
               </w:rPr>
               <w:t xml:space="preserve">قَرَأْتَ</w:t>
@@ -5902,18 +5771,18 @@
           </w:tcPr>
           <w:p>
             <w:pPr>
-              <w:spacing w:after="0" w:line="270"/>
-            </w:pPr>
-            <w:r>
-              <w:rPr>
-                <w:rFonts w:ascii="Times New Roman" w:cs="Times New Roman" w:eastAsia="Times New Roman" w:hAnsi="Times New Roman"/>
-                <w:b w:val="false"/>
-                <w:bCs w:val="false"/>
-                <w:i w:val="false"/>
-                <w:iCs w:val="false"/>
-                <w:color w:val="111111"/>
-                <w:sz w:val="20"/>
-                <w:szCs w:val="20"/>
+              <w:spacing w:after="0" w:line="208"/>
+            </w:pPr>
+            <w:r>
+              <w:rPr>
+                <w:rFonts w:ascii="Times New Roman" w:cs="Times New Roman" w:eastAsia="Times New Roman" w:hAnsi="Times New Roman"/>
+                <w:b w:val="false"/>
+                <w:bCs w:val="false"/>
+                <w:i w:val="false"/>
+                <w:iCs w:val="false"/>
+                <w:color w:val="111111"/>
+                <w:sz w:val="17"/>
+                <w:szCs w:val="17"/>
               </w:rPr>
               <w:t xml:space="preserve"/>
             </w:r>
@@ -5926,7 +5795,7 @@
         <w:tabs>
           <w:tab w:val="right" w:pos="9864"/>
         </w:tabs>
-        <w:spacing w:after="90" w:before="220" w:line="280"/>
+        <w:spacing w:after="27" w:before="66" w:line="208"/>
         <w:ind w:left="340" w:hanging="340"/>
       </w:pPr>
       <w:r>
@@ -5937,16 +5806,16 @@
           <w:i w:val="false"/>
           <w:iCs w:val="false"/>
           <w:color w:val="111111"/>
-          <w:sz w:val="21"/>
-          <w:szCs w:val="21"/>
+          <w:sz w:val="17"/>
+          <w:szCs w:val="17"/>
         </w:rPr>
         <w:t xml:space="preserve">7.</w:t>
       </w:r>
       <w:r>
         <w:rPr>
           <w:rFonts w:ascii="Times New Roman" w:cs="Times New Roman" w:eastAsia="Times New Roman" w:hAnsi="Times New Roman"/>
-          <w:sz w:val="21"/>
-          <w:szCs w:val="21"/>
+          <w:sz w:val="17"/>
+          <w:szCs w:val="17"/>
         </w:rPr>
         <w:tab/>
       </w:r>
@@ -5958,16 +5827,16 @@
           <w:i w:val="false"/>
           <w:iCs w:val="false"/>
           <w:color w:val="111111"/>
-          <w:sz w:val="21"/>
-          <w:szCs w:val="21"/>
+          <w:sz w:val="17"/>
+          <w:szCs w:val="17"/>
         </w:rPr>
         <w:t xml:space="preserve">Aşağıdaki soruları okuma metnine göre Arapça cevaplayınız.</w:t>
       </w:r>
       <w:r>
         <w:rPr>
           <w:rFonts w:ascii="Times New Roman" w:cs="Times New Roman" w:eastAsia="Times New Roman" w:hAnsi="Times New Roman"/>
-          <w:sz w:val="21"/>
-          <w:szCs w:val="21"/>
+          <w:sz w:val="17"/>
+          <w:szCs w:val="17"/>
         </w:rPr>
         <w:tab/>
       </w:r>
@@ -5979,8 +5848,8 @@
           <w:i w:val="false"/>
           <w:iCs w:val="false"/>
           <w:color w:val="55636F"/>
-          <w:sz w:val="18"/>
-          <w:szCs w:val="18"/>
+          <w:sz w:val="15"/>
+          <w:szCs w:val="15"/>
         </w:rPr>
         <w:t xml:space="preserve">(15 puan)</w:t>
       </w:r>
@@ -5988,7 +5857,7 @@
     <w:p>
       <w:pPr>
         <w:keepNext w:val="false"/>
-        <w:spacing w:after="90" w:before="0" w:line="280"/>
+        <w:spacing w:after="27" w:before="0" w:line="208"/>
         <w:ind w:left="340"/>
       </w:pPr>
       <w:r>
@@ -5999,8 +5868,8 @@
           <w:i/>
           <w:iCs/>
           <w:color w:val="5B6772"/>
-          <w:sz w:val="18"/>
-          <w:szCs w:val="18"/>
+          <w:sz w:val="15"/>
+          <w:szCs w:val="15"/>
         </w:rPr>
         <w:t xml:space="preserve">Her doğru cevap 3 puandır.</w:t>
       </w:r>
@@ -6040,7 +5909,7 @@
           </w:tcPr>
           <w:p>
             <w:pPr>
-              <w:spacing w:after="0" w:line="270"/>
+              <w:spacing w:after="0" w:line="208"/>
               <w:jc w:val="center"/>
             </w:pPr>
             <w:r>
@@ -6051,8 +5920,8 @@
                 <w:i w:val="false"/>
                 <w:iCs w:val="false"/>
                 <w:color w:val="111111"/>
-                <w:sz w:val="18"/>
-                <w:szCs w:val="18"/>
+                <w:sz w:val="15"/>
+                <w:szCs w:val="15"/>
               </w:rPr>
               <w:t xml:space="preserve">No</w:t>
             </w:r>
@@ -6072,7 +5941,7 @@
           </w:tcPr>
           <w:p>
             <w:pPr>
-              <w:spacing w:after="0" w:line="270"/>
+              <w:spacing w:after="0" w:line="208"/>
               <w:jc w:val="center"/>
             </w:pPr>
             <w:r>
@@ -6083,8 +5952,8 @@
                 <w:i w:val="false"/>
                 <w:iCs w:val="false"/>
                 <w:color w:val="111111"/>
-                <w:sz w:val="18"/>
-                <w:szCs w:val="18"/>
+                <w:sz w:val="15"/>
+                <w:szCs w:val="15"/>
               </w:rPr>
               <w:t xml:space="preserve">Soru</w:t>
             </w:r>
@@ -6104,7 +5973,7 @@
           </w:tcPr>
           <w:p>
             <w:pPr>
-              <w:spacing w:after="0" w:line="270"/>
+              <w:spacing w:after="0" w:line="208"/>
               <w:jc w:val="center"/>
             </w:pPr>
             <w:r>
@@ -6115,8 +5984,8 @@
                 <w:i w:val="false"/>
                 <w:iCs w:val="false"/>
                 <w:color w:val="111111"/>
-                <w:sz w:val="18"/>
-                <w:szCs w:val="18"/>
+                <w:sz w:val="15"/>
+                <w:szCs w:val="15"/>
               </w:rPr>
               <w:t xml:space="preserve">Arapça cevabın</w:t>
             </w:r>
@@ -6125,7 +5994,7 @@
       </w:tr>
       <w:tr>
         <w:trPr>
-          <w:trHeight w:val="520" w:hRule="atLeast"/>
+          <w:trHeight w:val="322" w:hRule="atLeast"/>
         </w:trPr>
         <w:tc>
           <w:tcPr>
@@ -6140,19 +6009,19 @@
           </w:tcPr>
           <w:p>
             <w:pPr>
-              <w:spacing w:after="0" w:line="270"/>
-              <w:jc w:val="center"/>
-            </w:pPr>
-            <w:r>
-              <w:rPr>
-                <w:rFonts w:ascii="Times New Roman" w:cs="Times New Roman" w:eastAsia="Times New Roman" w:hAnsi="Times New Roman"/>
-                <w:b w:val="false"/>
-                <w:bCs w:val="false"/>
-                <w:i w:val="false"/>
-                <w:iCs w:val="false"/>
-                <w:color w:val="111111"/>
-                <w:sz w:val="19"/>
-                <w:szCs w:val="19"/>
+              <w:spacing w:after="0" w:line="208"/>
+              <w:jc w:val="center"/>
+            </w:pPr>
+            <w:r>
+              <w:rPr>
+                <w:rFonts w:ascii="Times New Roman" w:cs="Times New Roman" w:eastAsia="Times New Roman" w:hAnsi="Times New Roman"/>
+                <w:b w:val="false"/>
+                <w:bCs w:val="false"/>
+                <w:i w:val="false"/>
+                <w:iCs w:val="false"/>
+                <w:color w:val="111111"/>
+                <w:sz w:val="16"/>
+                <w:szCs w:val="16"/>
               </w:rPr>
               <w:t xml:space="preserve">1</w:t>
             </w:r>
@@ -6171,18 +6040,18 @@
           </w:tcPr>
           <w:p>
             <w:pPr>
-              <w:spacing w:after="0" w:line="270"/>
-            </w:pPr>
-            <w:r>
-              <w:rPr>
-                <w:rFonts w:ascii="Times New Roman" w:cs="Times New Roman" w:eastAsia="Times New Roman" w:hAnsi="Times New Roman"/>
-                <w:b w:val="false"/>
-                <w:bCs w:val="false"/>
-                <w:i w:val="false"/>
-                <w:iCs w:val="false"/>
-                <w:color w:val="111111"/>
-                <w:sz w:val="20"/>
-                <w:szCs w:val="20"/>
+              <w:spacing w:after="0" w:line="208"/>
+            </w:pPr>
+            <w:r>
+              <w:rPr>
+                <w:rFonts w:ascii="Times New Roman" w:cs="Times New Roman" w:eastAsia="Times New Roman" w:hAnsi="Times New Roman"/>
+                <w:b w:val="false"/>
+                <w:bCs w:val="false"/>
+                <w:i w:val="false"/>
+                <w:iCs w:val="false"/>
+                <w:color w:val="111111"/>
+                <w:sz w:val="17"/>
+                <w:szCs w:val="17"/>
               </w:rPr>
               <w:t xml:space="preserve">Zeyneb abdestten sonra ne yapar?</w:t>
             </w:r>
@@ -6202,7 +6071,7 @@
           <w:p>
             <w:pPr>
               <w:bidi/>
-              <w:spacing w:after="0" w:line="320"/>
+              <w:spacing w:after="0" w:line="208"/>
             </w:pPr>
             <w:r>
               <w:rPr>
@@ -6210,8 +6079,8 @@
                 <w:b w:val="false"/>
                 <w:bCs w:val="false"/>
                 <w:color w:val="111111"/>
-                <w:sz w:val="28"/>
-                <w:szCs w:val="28"/>
+                <w:sz w:val="25"/>
+                <w:szCs w:val="25"/>
                 <w:rtl/>
               </w:rPr>
               <w:t xml:space="preserve"/>
@@ -6221,7 +6090,7 @@
       </w:tr>
       <w:tr>
         <w:trPr>
-          <w:trHeight w:val="520" w:hRule="atLeast"/>
+          <w:trHeight w:val="322" w:hRule="atLeast"/>
         </w:trPr>
         <w:tc>
           <w:tcPr>
@@ -6236,19 +6105,19 @@
           </w:tcPr>
           <w:p>
             <w:pPr>
-              <w:spacing w:after="0" w:line="270"/>
-              <w:jc w:val="center"/>
-            </w:pPr>
-            <w:r>
-              <w:rPr>
-                <w:rFonts w:ascii="Times New Roman" w:cs="Times New Roman" w:eastAsia="Times New Roman" w:hAnsi="Times New Roman"/>
-                <w:b w:val="false"/>
-                <w:bCs w:val="false"/>
-                <w:i w:val="false"/>
-                <w:iCs w:val="false"/>
-                <w:color w:val="111111"/>
-                <w:sz w:val="19"/>
-                <w:szCs w:val="19"/>
+              <w:spacing w:after="0" w:line="208"/>
+              <w:jc w:val="center"/>
+            </w:pPr>
+            <w:r>
+              <w:rPr>
+                <w:rFonts w:ascii="Times New Roman" w:cs="Times New Roman" w:eastAsia="Times New Roman" w:hAnsi="Times New Roman"/>
+                <w:b w:val="false"/>
+                <w:bCs w:val="false"/>
+                <w:i w:val="false"/>
+                <w:iCs w:val="false"/>
+                <w:color w:val="111111"/>
+                <w:sz w:val="16"/>
+                <w:szCs w:val="16"/>
               </w:rPr>
               <w:t xml:space="preserve">2</w:t>
             </w:r>
@@ -6267,18 +6136,18 @@
           </w:tcPr>
           <w:p>
             <w:pPr>
-              <w:spacing w:after="0" w:line="270"/>
-            </w:pPr>
-            <w:r>
-              <w:rPr>
-                <w:rFonts w:ascii="Times New Roman" w:cs="Times New Roman" w:eastAsia="Times New Roman" w:hAnsi="Times New Roman"/>
-                <w:b w:val="false"/>
-                <w:bCs w:val="false"/>
-                <w:i w:val="false"/>
-                <w:iCs w:val="false"/>
-                <w:color w:val="111111"/>
-                <w:sz w:val="20"/>
-                <w:szCs w:val="20"/>
+              <w:spacing w:after="0" w:line="208"/>
+            </w:pPr>
+            <w:r>
+              <w:rPr>
+                <w:rFonts w:ascii="Times New Roman" w:cs="Times New Roman" w:eastAsia="Times New Roman" w:hAnsi="Times New Roman"/>
+                <w:b w:val="false"/>
+                <w:bCs w:val="false"/>
+                <w:i w:val="false"/>
+                <w:iCs w:val="false"/>
+                <w:color w:val="111111"/>
+                <w:sz w:val="17"/>
+                <w:szCs w:val="17"/>
               </w:rPr>
               <w:t xml:space="preserve">Kahvaltıyı kiminle yer?</w:t>
             </w:r>
@@ -6298,7 +6167,7 @@
           <w:p>
             <w:pPr>
               <w:bidi/>
-              <w:spacing w:after="0" w:line="320"/>
+              <w:spacing w:after="0" w:line="208"/>
             </w:pPr>
             <w:r>
               <w:rPr>
@@ -6306,8 +6175,8 @@
                 <w:b w:val="false"/>
                 <w:bCs w:val="false"/>
                 <w:color w:val="111111"/>
-                <w:sz w:val="28"/>
-                <w:szCs w:val="28"/>
+                <w:sz w:val="25"/>
+                <w:szCs w:val="25"/>
                 <w:rtl/>
               </w:rPr>
               <w:t xml:space="preserve"/>
@@ -6317,7 +6186,7 @@
       </w:tr>
       <w:tr>
         <w:trPr>
-          <w:trHeight w:val="520" w:hRule="atLeast"/>
+          <w:trHeight w:val="322" w:hRule="atLeast"/>
         </w:trPr>
         <w:tc>
           <w:tcPr>
@@ -6332,19 +6201,19 @@
           </w:tcPr>
           <w:p>
             <w:pPr>
-              <w:spacing w:after="0" w:line="270"/>
-              <w:jc w:val="center"/>
-            </w:pPr>
-            <w:r>
-              <w:rPr>
-                <w:rFonts w:ascii="Times New Roman" w:cs="Times New Roman" w:eastAsia="Times New Roman" w:hAnsi="Times New Roman"/>
-                <w:b w:val="false"/>
-                <w:bCs w:val="false"/>
-                <w:i w:val="false"/>
-                <w:iCs w:val="false"/>
-                <w:color w:val="111111"/>
-                <w:sz w:val="19"/>
-                <w:szCs w:val="19"/>
+              <w:spacing w:after="0" w:line="208"/>
+              <w:jc w:val="center"/>
+            </w:pPr>
+            <w:r>
+              <w:rPr>
+                <w:rFonts w:ascii="Times New Roman" w:cs="Times New Roman" w:eastAsia="Times New Roman" w:hAnsi="Times New Roman"/>
+                <w:b w:val="false"/>
+                <w:bCs w:val="false"/>
+                <w:i w:val="false"/>
+                <w:iCs w:val="false"/>
+                <w:color w:val="111111"/>
+                <w:sz w:val="16"/>
+                <w:szCs w:val="16"/>
               </w:rPr>
               <w:t xml:space="preserve">3</w:t>
             </w:r>
@@ -6363,18 +6232,18 @@
           </w:tcPr>
           <w:p>
             <w:pPr>
-              <w:spacing w:after="0" w:line="270"/>
-            </w:pPr>
-            <w:r>
-              <w:rPr>
-                <w:rFonts w:ascii="Times New Roman" w:cs="Times New Roman" w:eastAsia="Times New Roman" w:hAnsi="Times New Roman"/>
-                <w:b w:val="false"/>
-                <w:bCs w:val="false"/>
-                <w:i w:val="false"/>
-                <w:iCs w:val="false"/>
-                <w:color w:val="111111"/>
-                <w:sz w:val="20"/>
-                <w:szCs w:val="20"/>
+              <w:spacing w:after="0" w:line="208"/>
+            </w:pPr>
+            <w:r>
+              <w:rPr>
+                <w:rFonts w:ascii="Times New Roman" w:cs="Times New Roman" w:eastAsia="Times New Roman" w:hAnsi="Times New Roman"/>
+                <w:b w:val="false"/>
+                <w:bCs w:val="false"/>
+                <w:i w:val="false"/>
+                <w:iCs w:val="false"/>
+                <w:color w:val="111111"/>
+                <w:sz w:val="17"/>
+                <w:szCs w:val="17"/>
               </w:rPr>
               <w:t xml:space="preserve">Saat kaçta eve döner?</w:t>
             </w:r>
@@ -6394,7 +6263,7 @@
           <w:p>
             <w:pPr>
               <w:bidi/>
-              <w:spacing w:after="0" w:line="320"/>
+              <w:spacing w:after="0" w:line="208"/>
             </w:pPr>
             <w:r>
               <w:rPr>
@@ -6402,8 +6271,8 @@
                 <w:b w:val="false"/>
                 <w:bCs w:val="false"/>
                 <w:color w:val="111111"/>
-                <w:sz w:val="28"/>
-                <w:szCs w:val="28"/>
+                <w:sz w:val="25"/>
+                <w:szCs w:val="25"/>
                 <w:rtl/>
               </w:rPr>
               <w:t xml:space="preserve"/>
@@ -6413,7 +6282,7 @@
       </w:tr>
       <w:tr>
         <w:trPr>
-          <w:trHeight w:val="520" w:hRule="atLeast"/>
+          <w:trHeight w:val="322" w:hRule="atLeast"/>
         </w:trPr>
         <w:tc>
           <w:tcPr>
@@ -6428,19 +6297,19 @@
           </w:tcPr>
           <w:p>
             <w:pPr>
-              <w:spacing w:after="0" w:line="270"/>
-              <w:jc w:val="center"/>
-            </w:pPr>
-            <w:r>
-              <w:rPr>
-                <w:rFonts w:ascii="Times New Roman" w:cs="Times New Roman" w:eastAsia="Times New Roman" w:hAnsi="Times New Roman"/>
-                <w:b w:val="false"/>
-                <w:bCs w:val="false"/>
-                <w:i w:val="false"/>
-                <w:iCs w:val="false"/>
-                <w:color w:val="111111"/>
-                <w:sz w:val="19"/>
-                <w:szCs w:val="19"/>
+              <w:spacing w:after="0" w:line="208"/>
+              <w:jc w:val="center"/>
+            </w:pPr>
+            <w:r>
+              <w:rPr>
+                <w:rFonts w:ascii="Times New Roman" w:cs="Times New Roman" w:eastAsia="Times New Roman" w:hAnsi="Times New Roman"/>
+                <w:b w:val="false"/>
+                <w:bCs w:val="false"/>
+                <w:i w:val="false"/>
+                <w:iCs w:val="false"/>
+                <w:color w:val="111111"/>
+                <w:sz w:val="16"/>
+                <w:szCs w:val="16"/>
               </w:rPr>
               <w:t xml:space="preserve">4</w:t>
             </w:r>
@@ -6459,18 +6328,18 @@
           </w:tcPr>
           <w:p>
             <w:pPr>
-              <w:spacing w:after="0" w:line="270"/>
-            </w:pPr>
-            <w:r>
-              <w:rPr>
-                <w:rFonts w:ascii="Times New Roman" w:cs="Times New Roman" w:eastAsia="Times New Roman" w:hAnsi="Times New Roman"/>
-                <w:b w:val="false"/>
-                <w:bCs w:val="false"/>
-                <w:i w:val="false"/>
-                <w:iCs w:val="false"/>
-                <w:color w:val="111111"/>
-                <w:sz w:val="20"/>
-                <w:szCs w:val="20"/>
+              <w:spacing w:after="0" w:line="208"/>
+            </w:pPr>
+            <w:r>
+              <w:rPr>
+                <w:rFonts w:ascii="Times New Roman" w:cs="Times New Roman" w:eastAsia="Times New Roman" w:hAnsi="Times New Roman"/>
+                <w:b w:val="false"/>
+                <w:bCs w:val="false"/>
+                <w:i w:val="false"/>
+                <w:iCs w:val="false"/>
+                <w:color w:val="111111"/>
+                <w:sz w:val="17"/>
+                <w:szCs w:val="17"/>
               </w:rPr>
               <w:t xml:space="preserve">Derslerini nerede çalışır?</w:t>
             </w:r>
@@ -6490,7 +6359,7 @@
           <w:p>
             <w:pPr>
               <w:bidi/>
-              <w:spacing w:after="0" w:line="320"/>
+              <w:spacing w:after="0" w:line="208"/>
             </w:pPr>
             <w:r>
               <w:rPr>
@@ -6498,8 +6367,8 @@
                 <w:b w:val="false"/>
                 <w:bCs w:val="false"/>
                 <w:color w:val="111111"/>
-                <w:sz w:val="28"/>
-                <w:szCs w:val="28"/>
+                <w:sz w:val="25"/>
+                <w:szCs w:val="25"/>
                 <w:rtl/>
               </w:rPr>
               <w:t xml:space="preserve"/>
@@ -6509,7 +6378,7 @@
       </w:tr>
       <w:tr>
         <w:trPr>
-          <w:trHeight w:val="520" w:hRule="atLeast"/>
+          <w:trHeight w:val="322" w:hRule="atLeast"/>
         </w:trPr>
         <w:tc>
           <w:tcPr>
@@ -6524,19 +6393,19 @@
           </w:tcPr>
           <w:p>
             <w:pPr>
-              <w:spacing w:after="0" w:line="270"/>
-              <w:jc w:val="center"/>
-            </w:pPr>
-            <w:r>
-              <w:rPr>
-                <w:rFonts w:ascii="Times New Roman" w:cs="Times New Roman" w:eastAsia="Times New Roman" w:hAnsi="Times New Roman"/>
-                <w:b w:val="false"/>
-                <w:bCs w:val="false"/>
-                <w:i w:val="false"/>
-                <w:iCs w:val="false"/>
-                <w:color w:val="111111"/>
-                <w:sz w:val="19"/>
-                <w:szCs w:val="19"/>
+              <w:spacing w:after="0" w:line="208"/>
+              <w:jc w:val="center"/>
+            </w:pPr>
+            <w:r>
+              <w:rPr>
+                <w:rFonts w:ascii="Times New Roman" w:cs="Times New Roman" w:eastAsia="Times New Roman" w:hAnsi="Times New Roman"/>
+                <w:b w:val="false"/>
+                <w:bCs w:val="false"/>
+                <w:i w:val="false"/>
+                <w:iCs w:val="false"/>
+                <w:color w:val="111111"/>
+                <w:sz w:val="16"/>
+                <w:szCs w:val="16"/>
               </w:rPr>
               <w:t xml:space="preserve">5</w:t>
             </w:r>
@@ -6555,18 +6424,18 @@
           </w:tcPr>
           <w:p>
             <w:pPr>
-              <w:spacing w:after="0" w:line="270"/>
-            </w:pPr>
-            <w:r>
-              <w:rPr>
-                <w:rFonts w:ascii="Times New Roman" w:cs="Times New Roman" w:eastAsia="Times New Roman" w:hAnsi="Times New Roman"/>
-                <w:b w:val="false"/>
-                <w:bCs w:val="false"/>
-                <w:i w:val="false"/>
-                <w:iCs w:val="false"/>
-                <w:color w:val="111111"/>
-                <w:sz w:val="20"/>
-                <w:szCs w:val="20"/>
+              <w:spacing w:after="0" w:line="208"/>
+            </w:pPr>
+            <w:r>
+              <w:rPr>
+                <w:rFonts w:ascii="Times New Roman" w:cs="Times New Roman" w:eastAsia="Times New Roman" w:hAnsi="Times New Roman"/>
+                <w:b w:val="false"/>
+                <w:bCs w:val="false"/>
+                <w:i w:val="false"/>
+                <w:iCs w:val="false"/>
+                <w:color w:val="111111"/>
+                <w:sz w:val="17"/>
+                <w:szCs w:val="17"/>
               </w:rPr>
               <w:t xml:space="preserve">Akşam ailece ne yaparlar?</w:t>
             </w:r>
@@ -6586,7 +6455,7 @@
           <w:p>
             <w:pPr>
               <w:bidi/>
-              <w:spacing w:after="0" w:line="320"/>
+              <w:spacing w:after="0" w:line="208"/>
             </w:pPr>
             <w:r>
               <w:rPr>
@@ -6594,8 +6463,8 @@
                 <w:b w:val="false"/>
                 <w:bCs w:val="false"/>
                 <w:color w:val="111111"/>
-                <w:sz w:val="28"/>
-                <w:szCs w:val="28"/>
+                <w:sz w:val="25"/>
+                <w:szCs w:val="25"/>
                 <w:rtl/>
               </w:rPr>
               <w:t xml:space="preserve"/>
@@ -6609,7 +6478,7 @@
         <w:tabs>
           <w:tab w:val="right" w:pos="9864"/>
         </w:tabs>
-        <w:spacing w:after="90" w:before="220" w:line="280"/>
+        <w:spacing w:after="27" w:before="66" w:line="208"/>
         <w:ind w:left="340" w:hanging="340"/>
       </w:pPr>
       <w:r>
@@ -6620,16 +6489,16 @@
           <w:i w:val="false"/>
           <w:iCs w:val="false"/>
           <w:color w:val="111111"/>
-          <w:sz w:val="21"/>
-          <w:szCs w:val="21"/>
+          <w:sz w:val="17"/>
+          <w:szCs w:val="17"/>
         </w:rPr>
         <w:t xml:space="preserve">8.</w:t>
       </w:r>
       <w:r>
         <w:rPr>
           <w:rFonts w:ascii="Times New Roman" w:cs="Times New Roman" w:eastAsia="Times New Roman" w:hAnsi="Times New Roman"/>
-          <w:sz w:val="21"/>
-          <w:szCs w:val="21"/>
+          <w:sz w:val="17"/>
+          <w:szCs w:val="17"/>
         </w:rPr>
         <w:tab/>
       </w:r>
@@ -6641,16 +6510,16 @@
           <w:i w:val="false"/>
           <w:iCs w:val="false"/>
           <w:color w:val="111111"/>
-          <w:sz w:val="21"/>
-          <w:szCs w:val="21"/>
+          <w:sz w:val="17"/>
+          <w:szCs w:val="17"/>
         </w:rPr>
         <w:t xml:space="preserve">Evinizdeki bir gününüzü anlatan bir metin yazınız. Uyanmanızdan uyumanıza kadar yaptıklarınızı saat ifadeleriyle birlikte belirtiniz.</w:t>
       </w:r>
       <w:r>
         <w:rPr>
           <w:rFonts w:ascii="Times New Roman" w:cs="Times New Roman" w:eastAsia="Times New Roman" w:hAnsi="Times New Roman"/>
-          <w:sz w:val="21"/>
-          <w:szCs w:val="21"/>
+          <w:sz w:val="17"/>
+          <w:szCs w:val="17"/>
         </w:rPr>
         <w:tab/>
       </w:r>
@@ -6662,8 +6531,8 @@
           <w:i w:val="false"/>
           <w:iCs w:val="false"/>
           <w:color w:val="55636F"/>
-          <w:sz w:val="18"/>
-          <w:szCs w:val="18"/>
+          <w:sz w:val="15"/>
+          <w:szCs w:val="15"/>
         </w:rPr>
         <w:t xml:space="preserve">(15 puan)</w:t>
       </w:r>
@@ -6671,7 +6540,7 @@
     <w:p>
       <w:pPr>
         <w:keepNext w:val="false"/>
-        <w:spacing w:after="90" w:before="0" w:line="280"/>
+        <w:spacing w:after="27" w:before="0" w:line="208"/>
         <w:ind w:left="340"/>
       </w:pPr>
       <w:r>
@@ -6682,8 +6551,8 @@
           <w:i/>
           <w:iCs/>
           <w:color w:val="5B6772"/>
-          <w:sz w:val="18"/>
-          <w:szCs w:val="18"/>
+          <w:sz w:val="15"/>
+          <w:szCs w:val="15"/>
         </w:rPr>
         <w:t xml:space="preserve">En az sekiz cümle yazınız. Havuzdaki kelimelerden yararlanabilirsiniz.</w:t>
       </w:r>
@@ -6718,7 +6587,7 @@
           </w:tcPr>
           <w:p>
             <w:pPr>
-              <w:spacing w:after="50"/>
+              <w:spacing w:after="15"/>
             </w:pPr>
             <w:r>
               <w:rPr>
@@ -6728,8 +6597,8 @@
                 <w:i w:val="false"/>
                 <w:iCs w:val="false"/>
                 <w:color w:val="39454F"/>
-                <w:sz w:val="17"/>
-                <w:szCs w:val="17"/>
+                <w:sz w:val="14"/>
+                <w:szCs w:val="14"/>
               </w:rPr>
               <w:t xml:space="preserve">KELİME HAVUZU</w:t>
             </w:r>
@@ -6737,7 +6606,7 @@
           <w:p>
             <w:pPr>
               <w:bidi/>
-              <w:spacing w:after="0" w:line="360"/>
+              <w:spacing w:after="0" w:line="208"/>
               <w:jc w:val="center"/>
             </w:pPr>
             <w:r>
@@ -6746,8 +6615,8 @@
                 <w:b w:val="false"/>
                 <w:bCs w:val="false"/>
                 <w:color w:val="111111"/>
-                <w:sz w:val="30"/>
-                <w:szCs w:val="30"/>
+                <w:sz w:val="26"/>
+                <w:szCs w:val="26"/>
                 <w:rtl/>
               </w:rPr>
               <w:t xml:space="preserve">أَسْتَيْقِظُ   —   أُصَلِّي   —   اَلْفُطُورُ   —   أَذْهَبُ   —   أَرْجِعُ   —   غُرْفَتِي   —   مَسَاءً   —   أَنَامُ</w:t>
@@ -6758,7 +6627,7 @@
     </w:tbl>
     <w:p>
       <w:pPr>
-        <w:spacing w:after="80"/>
+        <w:spacing w:after="24"/>
       </w:pPr>
       <w:r>
         <w:rPr>
@@ -6768,8 +6637,8 @@
           <w:i w:val="false"/>
           <w:iCs w:val="false"/>
           <w:color w:val="111111"/>
-          <w:sz w:val="21"/>
-          <w:szCs w:val="21"/>
+          <w:sz w:val="17"/>
+          <w:szCs w:val="17"/>
         </w:rPr>
         <w:t xml:space="preserve"/>
       </w:r>
@@ -6780,7 +6649,7 @@
           <w:bottom w:val="dotted" w:color="97A4B1" w:sz="6"/>
         </w:pBdr>
         <w:bidi/>
-        <w:spacing w:after="210" w:line="300"/>
+        <w:spacing w:after="63" w:line="208"/>
       </w:pPr>
       <w:r>
         <w:rPr>
@@ -6790,8 +6659,30 @@
           <w:i w:val="false"/>
           <w:iCs w:val="false"/>
           <w:color w:val="111111"/>
-          <w:sz w:val="21"/>
-          <w:szCs w:val="21"/>
+          <w:sz w:val="17"/>
+          <w:szCs w:val="17"/>
+        </w:rPr>
+        <w:t xml:space="preserve"/>
+      </w:r>
+    </w:p>
+    <w:p>
+      <w:pPr>
+        <w:pBdr>
+          <w:bottom w:val="dotted" w:color="97A4B1" w:sz="6"/>
+        </w:pBdr>
+        <w:bidi/>
+        <w:spacing w:after="63" w:line="208"/>
+      </w:pPr>
+      <w:r>
+        <w:rPr>
+          <w:rFonts w:ascii="Times New Roman" w:cs="Times New Roman" w:eastAsia="Times New Roman" w:hAnsi="Times New Roman"/>
+          <w:b w:val="false"/>
+          <w:bCs w:val="false"/>
+          <w:i w:val="false"/>
+          <w:iCs w:val="false"/>
+          <w:color w:val="111111"/>
+          <w:sz w:val="17"/>
+          <w:szCs w:val="17"/>
         </w:rPr>
         <w:t xml:space="preserve"/>
       </w:r>
@@ -6802,7 +6693,7 @@
           <w:bottom w:val="dotted" w:color="96A3B0" w:sz="6"/>
         </w:pBdr>
         <w:bidi/>
-        <w:spacing w:after="210" w:line="300"/>
+        <w:spacing w:after="63" w:line="208"/>
       </w:pPr>
       <w:r>
         <w:rPr>
@@ -6812,19 +6703,15 @@
           <w:i w:val="false"/>
           <w:iCs w:val="false"/>
           <w:color w:val="111111"/>
-          <w:sz w:val="21"/>
-          <w:szCs w:val="21"/>
+          <w:sz w:val="17"/>
+          <w:szCs w:val="17"/>
         </w:rPr>
         <w:t xml:space="preserve"/>
       </w:r>
     </w:p>
     <w:p>
       <w:pPr>
-        <w:pBdr>
-          <w:bottom w:val="dotted" w:color="97A4B1" w:sz="6"/>
-        </w:pBdr>
-        <w:bidi/>
-        <w:spacing w:after="210" w:line="300"/>
+        <w:spacing w:after="54"/>
       </w:pPr>
       <w:r>
         <w:rPr>
@@ -6834,136 +6721,8 @@
           <w:i w:val="false"/>
           <w:iCs w:val="false"/>
           <w:color w:val="111111"/>
-          <w:sz w:val="21"/>
-          <w:szCs w:val="21"/>
-        </w:rPr>
-        <w:t xml:space="preserve"/>
-      </w:r>
-    </w:p>
-    <w:p>
-      <w:pPr>
-        <w:pBdr>
-          <w:bottom w:val="dotted" w:color="96A3B0" w:sz="6"/>
-        </w:pBdr>
-        <w:bidi/>
-        <w:spacing w:after="210" w:line="300"/>
-      </w:pPr>
-      <w:r>
-        <w:rPr>
-          <w:rFonts w:ascii="Times New Roman" w:cs="Times New Roman" w:eastAsia="Times New Roman" w:hAnsi="Times New Roman"/>
-          <w:b w:val="false"/>
-          <w:bCs w:val="false"/>
-          <w:i w:val="false"/>
-          <w:iCs w:val="false"/>
-          <w:color w:val="111111"/>
-          <w:sz w:val="21"/>
-          <w:szCs w:val="21"/>
-        </w:rPr>
-        <w:t xml:space="preserve"/>
-      </w:r>
-    </w:p>
-    <w:p>
-      <w:pPr>
-        <w:pBdr>
-          <w:bottom w:val="dotted" w:color="97A4B1" w:sz="6"/>
-        </w:pBdr>
-        <w:bidi/>
-        <w:spacing w:after="210" w:line="300"/>
-      </w:pPr>
-      <w:r>
-        <w:rPr>
-          <w:rFonts w:ascii="Times New Roman" w:cs="Times New Roman" w:eastAsia="Times New Roman" w:hAnsi="Times New Roman"/>
-          <w:b w:val="false"/>
-          <w:bCs w:val="false"/>
-          <w:i w:val="false"/>
-          <w:iCs w:val="false"/>
-          <w:color w:val="111111"/>
-          <w:sz w:val="21"/>
-          <w:szCs w:val="21"/>
-        </w:rPr>
-        <w:t xml:space="preserve"/>
-      </w:r>
-    </w:p>
-    <w:p>
-      <w:pPr>
-        <w:pBdr>
-          <w:bottom w:val="dotted" w:color="96A3B0" w:sz="6"/>
-        </w:pBdr>
-        <w:bidi/>
-        <w:spacing w:after="210" w:line="300"/>
-      </w:pPr>
-      <w:r>
-        <w:rPr>
-          <w:rFonts w:ascii="Times New Roman" w:cs="Times New Roman" w:eastAsia="Times New Roman" w:hAnsi="Times New Roman"/>
-          <w:b w:val="false"/>
-          <w:bCs w:val="false"/>
-          <w:i w:val="false"/>
-          <w:iCs w:val="false"/>
-          <w:color w:val="111111"/>
-          <w:sz w:val="21"/>
-          <w:szCs w:val="21"/>
-        </w:rPr>
-        <w:t xml:space="preserve"/>
-      </w:r>
-    </w:p>
-    <w:p>
-      <w:pPr>
-        <w:pBdr>
-          <w:bottom w:val="dotted" w:color="97A4B1" w:sz="6"/>
-        </w:pBdr>
-        <w:bidi/>
-        <w:spacing w:after="210" w:line="300"/>
-      </w:pPr>
-      <w:r>
-        <w:rPr>
-          <w:rFonts w:ascii="Times New Roman" w:cs="Times New Roman" w:eastAsia="Times New Roman" w:hAnsi="Times New Roman"/>
-          <w:b w:val="false"/>
-          <w:bCs w:val="false"/>
-          <w:i w:val="false"/>
-          <w:iCs w:val="false"/>
-          <w:color w:val="111111"/>
-          <w:sz w:val="21"/>
-          <w:szCs w:val="21"/>
-        </w:rPr>
-        <w:t xml:space="preserve"/>
-      </w:r>
-    </w:p>
-    <w:p>
-      <w:pPr>
-        <w:pBdr>
-          <w:bottom w:val="dotted" w:color="96A3B0" w:sz="6"/>
-        </w:pBdr>
-        <w:bidi/>
-        <w:spacing w:after="210" w:line="300"/>
-      </w:pPr>
-      <w:r>
-        <w:rPr>
-          <w:rFonts w:ascii="Times New Roman" w:cs="Times New Roman" w:eastAsia="Times New Roman" w:hAnsi="Times New Roman"/>
-          <w:b w:val="false"/>
-          <w:bCs w:val="false"/>
-          <w:i w:val="false"/>
-          <w:iCs w:val="false"/>
-          <w:color w:val="111111"/>
-          <w:sz w:val="21"/>
-          <w:szCs w:val="21"/>
-        </w:rPr>
-        <w:t xml:space="preserve"/>
-      </w:r>
-    </w:p>
-    <w:p>
-      <w:pPr>
-        <w:spacing w:after="180"/>
-      </w:pPr>
-      <w:r>
-        <w:rPr>
-          <w:rFonts w:ascii="Times New Roman" w:cs="Times New Roman" w:eastAsia="Times New Roman" w:hAnsi="Times New Roman"/>
-          <w:b w:val="false"/>
-          <w:bCs w:val="false"/>
-          <w:i w:val="false"/>
-          <w:iCs w:val="false"/>
-          <w:color w:val="111111"/>
-          <w:sz w:val="21"/>
-          <w:szCs w:val="21"/>
+          <w:sz w:val="17"/>
+          <w:szCs w:val="17"/>
         </w:rPr>
         <w:t xml:space="preserve"/>
       </w:r>
@@ -6971,7 +6730,7 @@
     <w:p>
       <w:pPr>
         <w:keepNext w:val="false"/>
-        <w:spacing w:after="70" w:before="0" w:line="280"/>
+        <w:spacing w:after="21" w:before="0" w:line="208"/>
         <w:jc w:val="center"/>
       </w:pPr>
       <w:r>
@@ -6982,8 +6741,8 @@
           <w:i/>
           <w:iCs/>
           <w:color w:val="5B6772"/>
-          <w:sz w:val="19"/>
-          <w:szCs w:val="19"/>
+          <w:sz w:val="16"/>
+          <w:szCs w:val="16"/>
         </w:rPr>
         <w:t xml:space="preserve">Başarılar dilerim.</w:t>
       </w:r>
@@ -6991,7 +6750,7 @@
     <w:p>
       <w:pPr>
         <w:keepNext w:val="false"/>
-        <w:spacing w:after="70" w:before="0" w:line="280"/>
+        <w:spacing w:after="21" w:before="0" w:line="208"/>
         <w:jc w:val="center"/>
       </w:pPr>
       <w:r>
@@ -7002,8 +6761,8 @@
           <w:i w:val="false"/>
           <w:iCs w:val="false"/>
           <w:color w:val="5B6772"/>
-          <w:sz w:val="18"/>
-          <w:szCs w:val="18"/>
+          <w:sz w:val="15"/>
+          <w:szCs w:val="15"/>
         </w:rPr>
         <w:t xml:space="preserve">Arapça Öğretmeni</w:t>
       </w:r>
@@ -7018,7 +6777,7 @@
         <w:pBdr>
           <w:bottom w:val="single" w:color="3F4C58" w:sz="8"/>
         </w:pBdr>
-        <w:spacing w:after="40"/>
+        <w:spacing w:after="12"/>
         <w:jc w:val="center"/>
       </w:pPr>
       <w:r>
@@ -7029,8 +6788,8 @@
           <w:i w:val="false"/>
           <w:iCs w:val="false"/>
           <w:color w:val="15222E"/>
-          <w:sz w:val="24"/>
-          <w:szCs w:val="24"/>
+          <w:sz w:val="20"/>
+          <w:szCs w:val="20"/>
         </w:rPr>
         <w:t xml:space="preserve">CEVAP ANAHTARI VE PUANLAMA</w:t>
       </w:r>
@@ -7038,7 +6797,7 @@
     <w:p>
       <w:pPr>
         <w:keepNext w:val="false"/>
-        <w:spacing w:after="160" w:before="0" w:line="280"/>
+        <w:spacing w:after="48" w:before="0" w:line="208"/>
         <w:jc w:val="center"/>
       </w:pPr>
       <w:r>
@@ -7049,8 +6808,8 @@
           <w:i/>
           <w:iCs/>
           <w:color w:val="5B6772"/>
-          <w:sz w:val="18"/>
-          <w:szCs w:val="18"/>
+          <w:sz w:val="15"/>
+          <w:szCs w:val="15"/>
         </w:rPr>
         <w:t xml:space="preserve">9. Sınıf · 2. Dönem 2. Yazılı · Beceri temelli · 3-4. Tema</w:t>
       </w:r>
@@ -7058,7 +6817,7 @@
     <w:p>
       <w:pPr>
         <w:keepNext w:val="false"/>
-        <w:spacing w:after="180" w:before="0" w:line="280"/>
+        <w:spacing w:after="54" w:before="0" w:line="208"/>
         <w:jc w:val="center"/>
       </w:pPr>
       <w:r>
@@ -7069,8 +6828,8 @@
           <w:i/>
           <w:iCs/>
           <w:color w:val="8A97A3"/>
-          <w:sz w:val="16"/>
-          <w:szCs w:val="16"/>
+          <w:sz w:val="13"/>
+          <w:szCs w:val="13"/>
         </w:rPr>
         <w:t xml:space="preserve">Bu sayfa öğrenciye verilmez.</w:t>
       </w:r>
@@ -7110,7 +6869,7 @@
           </w:tcPr>
           <w:p>
             <w:pPr>
-              <w:spacing w:after="0" w:line="270"/>
+              <w:spacing w:after="0" w:line="208"/>
               <w:jc w:val="center"/>
             </w:pPr>
             <w:r>
@@ -7121,8 +6880,8 @@
                 <w:i w:val="false"/>
                 <w:iCs w:val="false"/>
                 <w:color w:val="111111"/>
-                <w:sz w:val="18"/>
-                <w:szCs w:val="18"/>
+                <w:sz w:val="15"/>
+                <w:szCs w:val="15"/>
               </w:rPr>
               <w:t xml:space="preserve">Soru</w:t>
             </w:r>
@@ -7142,7 +6901,7 @@
           </w:tcPr>
           <w:p>
             <w:pPr>
-              <w:spacing w:after="0" w:line="270"/>
+              <w:spacing w:after="0" w:line="208"/>
               <w:jc w:val="center"/>
             </w:pPr>
             <w:r>
@@ -7153,8 +6912,8 @@
                 <w:i w:val="false"/>
                 <w:iCs w:val="false"/>
                 <w:color w:val="111111"/>
-                <w:sz w:val="18"/>
-                <w:szCs w:val="18"/>
+                <w:sz w:val="15"/>
+                <w:szCs w:val="15"/>
               </w:rPr>
               <w:t xml:space="preserve">Puan</w:t>
             </w:r>
@@ -7174,7 +6933,7 @@
           </w:tcPr>
           <w:p>
             <w:pPr>
-              <w:spacing w:after="0" w:line="270"/>
+              <w:spacing w:after="0" w:line="208"/>
               <w:jc w:val="center"/>
             </w:pPr>
             <w:r>
@@ -7185,8 +6944,8 @@
                 <w:i w:val="false"/>
                 <w:iCs w:val="false"/>
                 <w:color w:val="111111"/>
-                <w:sz w:val="18"/>
-                <w:szCs w:val="18"/>
+                <w:sz w:val="15"/>
+                <w:szCs w:val="15"/>
               </w:rPr>
               <w:t xml:space="preserve">Cevap</w:t>
             </w:r>
@@ -7207,7 +6966,7 @@
           </w:tcPr>
           <w:p>
             <w:pPr>
-              <w:spacing w:after="0" w:line="270"/>
+              <w:spacing w:after="0" w:line="208"/>
               <w:jc w:val="center"/>
             </w:pPr>
             <w:r>
@@ -7218,8 +6977,8 @@
                 <w:i w:val="false"/>
                 <w:iCs w:val="false"/>
                 <w:color w:val="111111"/>
-                <w:sz w:val="19"/>
-                <w:szCs w:val="19"/>
+                <w:sz w:val="16"/>
+                <w:szCs w:val="16"/>
               </w:rPr>
               <w:t xml:space="preserve">1</w:t>
             </w:r>
@@ -7238,19 +6997,19 @@
           </w:tcPr>
           <w:p>
             <w:pPr>
-              <w:spacing w:after="0" w:line="270"/>
-              <w:jc w:val="center"/>
-            </w:pPr>
-            <w:r>
-              <w:rPr>
-                <w:rFonts w:ascii="Times New Roman" w:cs="Times New Roman" w:eastAsia="Times New Roman" w:hAnsi="Times New Roman"/>
-                <w:b w:val="false"/>
-                <w:bCs w:val="false"/>
-                <w:i w:val="false"/>
-                <w:iCs w:val="false"/>
-                <w:color w:val="111111"/>
-                <w:sz w:val="19"/>
-                <w:szCs w:val="19"/>
+              <w:spacing w:after="0" w:line="208"/>
+              <w:jc w:val="center"/>
+            </w:pPr>
+            <w:r>
+              <w:rPr>
+                <w:rFonts w:ascii="Times New Roman" w:cs="Times New Roman" w:eastAsia="Times New Roman" w:hAnsi="Times New Roman"/>
+                <w:b w:val="false"/>
+                <w:bCs w:val="false"/>
+                <w:i w:val="false"/>
+                <w:iCs w:val="false"/>
+                <w:color w:val="111111"/>
+                <w:sz w:val="16"/>
+                <w:szCs w:val="16"/>
               </w:rPr>
               <w:t xml:space="preserve">15</w:t>
             </w:r>
@@ -7269,36 +7028,36 @@
           </w:tcPr>
           <w:p>
             <w:pPr>
-              <w:spacing w:after="0" w:line="270"/>
-            </w:pPr>
-            <w:r>
-              <w:rPr>
-                <w:rFonts w:ascii="Times New Roman" w:cs="Times New Roman" w:eastAsia="Times New Roman" w:hAnsi="Times New Roman"/>
-                <w:b w:val="false"/>
-                <w:bCs w:val="false"/>
-                <w:i w:val="false"/>
-                <w:iCs w:val="false"/>
-                <w:color w:val="111111"/>
-                <w:sz w:val="19"/>
-                <w:szCs w:val="19"/>
+              <w:spacing w:after="0" w:line="208"/>
+            </w:pPr>
+            <w:r>
+              <w:rPr>
+                <w:rFonts w:ascii="Times New Roman" w:cs="Times New Roman" w:eastAsia="Times New Roman" w:hAnsi="Times New Roman"/>
+                <w:b w:val="false"/>
+                <w:bCs w:val="false"/>
+                <w:i w:val="false"/>
+                <w:iCs w:val="false"/>
+                <w:color w:val="111111"/>
+                <w:sz w:val="16"/>
+                <w:szCs w:val="16"/>
               </w:rPr>
               <w:t xml:space="preserve">a) A   ·   b) B   ·   c) A   (her biri 4 puan)</w:t>
             </w:r>
           </w:p>
           <w:p>
             <w:pPr>
-              <w:spacing w:after="0" w:line="270"/>
-            </w:pPr>
-            <w:r>
-              <w:rPr>
-                <w:rFonts w:ascii="Times New Roman" w:cs="Times New Roman" w:eastAsia="Times New Roman" w:hAnsi="Times New Roman"/>
-                <w:b w:val="false"/>
-                <w:bCs w:val="false"/>
-                <w:i w:val="false"/>
-                <w:iCs w:val="false"/>
-                <w:color w:val="111111"/>
-                <w:sz w:val="19"/>
-                <w:szCs w:val="19"/>
+              <w:spacing w:after="0" w:line="208"/>
+            </w:pPr>
+            <w:r>
+              <w:rPr>
+                <w:rFonts w:ascii="Times New Roman" w:cs="Times New Roman" w:eastAsia="Times New Roman" w:hAnsi="Times New Roman"/>
+                <w:b w:val="false"/>
+                <w:bCs w:val="false"/>
+                <w:i w:val="false"/>
+                <w:iCs w:val="false"/>
+                <w:color w:val="111111"/>
+                <w:sz w:val="16"/>
+                <w:szCs w:val="16"/>
               </w:rPr>
               <w:t xml:space="preserve">d) Örnek: أَسْتَيْقِظُ مُبَكِّرًا وَأُصَلِّي. ثُمَّ أَذْهَبُ إِلَى الْمَدْرَسَةِ. (3 puan)</w:t>
             </w:r>
@@ -7319,7 +7078,7 @@
           </w:tcPr>
           <w:p>
             <w:pPr>
-              <w:spacing w:after="0" w:line="270"/>
+              <w:spacing w:after="0" w:line="208"/>
               <w:jc w:val="center"/>
             </w:pPr>
             <w:r>
@@ -7330,8 +7089,8 @@
                 <w:i w:val="false"/>
                 <w:iCs w:val="false"/>
                 <w:color w:val="111111"/>
-                <w:sz w:val="19"/>
-                <w:szCs w:val="19"/>
+                <w:sz w:val="16"/>
+                <w:szCs w:val="16"/>
               </w:rPr>
               <w:t xml:space="preserve">2</w:t>
             </w:r>
@@ -7350,19 +7109,19 @@
           </w:tcPr>
           <w:p>
             <w:pPr>
-              <w:spacing w:after="0" w:line="270"/>
-              <w:jc w:val="center"/>
-            </w:pPr>
-            <w:r>
-              <w:rPr>
-                <w:rFonts w:ascii="Times New Roman" w:cs="Times New Roman" w:eastAsia="Times New Roman" w:hAnsi="Times New Roman"/>
-                <w:b w:val="false"/>
-                <w:bCs w:val="false"/>
-                <w:i w:val="false"/>
-                <w:iCs w:val="false"/>
-                <w:color w:val="111111"/>
-                <w:sz w:val="19"/>
-                <w:szCs w:val="19"/>
+              <w:spacing w:after="0" w:line="208"/>
+              <w:jc w:val="center"/>
+            </w:pPr>
+            <w:r>
+              <w:rPr>
+                <w:rFonts w:ascii="Times New Roman" w:cs="Times New Roman" w:eastAsia="Times New Roman" w:hAnsi="Times New Roman"/>
+                <w:b w:val="false"/>
+                <w:bCs w:val="false"/>
+                <w:i w:val="false"/>
+                <w:iCs w:val="false"/>
+                <w:color w:val="111111"/>
+                <w:sz w:val="16"/>
+                <w:szCs w:val="16"/>
               </w:rPr>
               <w:t xml:space="preserve">10</w:t>
             </w:r>
@@ -7381,54 +7140,54 @@
           </w:tcPr>
           <w:p>
             <w:pPr>
-              <w:spacing w:after="0" w:line="270"/>
-            </w:pPr>
-            <w:r>
-              <w:rPr>
-                <w:rFonts w:ascii="Times New Roman" w:cs="Times New Roman" w:eastAsia="Times New Roman" w:hAnsi="Times New Roman"/>
-                <w:b w:val="false"/>
-                <w:bCs w:val="false"/>
-                <w:i w:val="false"/>
-                <w:iCs w:val="false"/>
-                <w:color w:val="111111"/>
-                <w:sz w:val="19"/>
-                <w:szCs w:val="19"/>
+              <w:spacing w:after="0" w:line="208"/>
+            </w:pPr>
+            <w:r>
+              <w:rPr>
+                <w:rFonts w:ascii="Times New Roman" w:cs="Times New Roman" w:eastAsia="Times New Roman" w:hAnsi="Times New Roman"/>
+                <w:b w:val="false"/>
+                <w:bCs w:val="false"/>
+                <w:i w:val="false"/>
+                <w:iCs w:val="false"/>
+                <w:color w:val="111111"/>
+                <w:sz w:val="16"/>
+                <w:szCs w:val="16"/>
               </w:rPr>
               <w:t xml:space="preserve">DİNLEME METNİ (iki kez okunur):</w:t>
             </w:r>
           </w:p>
           <w:p>
             <w:pPr>
-              <w:spacing w:after="0" w:line="270"/>
-            </w:pPr>
-            <w:r>
-              <w:rPr>
-                <w:rFonts w:ascii="Times New Roman" w:cs="Times New Roman" w:eastAsia="Times New Roman" w:hAnsi="Times New Roman"/>
-                <w:b w:val="false"/>
-                <w:bCs w:val="false"/>
-                <w:i w:val="false"/>
-                <w:iCs w:val="false"/>
-                <w:color w:val="111111"/>
-                <w:sz w:val="19"/>
-                <w:szCs w:val="19"/>
+              <w:spacing w:after="0" w:line="208"/>
+            </w:pPr>
+            <w:r>
+              <w:rPr>
+                <w:rFonts w:ascii="Times New Roman" w:cs="Times New Roman" w:eastAsia="Times New Roman" w:hAnsi="Times New Roman"/>
+                <w:b w:val="false"/>
+                <w:bCs w:val="false"/>
+                <w:i w:val="false"/>
+                <w:iCs w:val="false"/>
+                <w:color w:val="111111"/>
+                <w:sz w:val="16"/>
+                <w:szCs w:val="16"/>
               </w:rPr>
               <w:t xml:space="preserve">أَنَا عُمَرُ. أَسْتَيْقِظُ فِي السَّاعَةِ السَّادِسَةِ صَبَاحًا. أَتَوَضَّأُ وَأُصَلِّي، ثُمَّ آكُلُ الْفُطُورَ فِي الْمَطْبَخِ مَعَ أُسْرَتِي. أَذْهَبُ إِلَى الْمَدْرَسَةِ بِالْحَافِلَةِ. أَرْجِعُ إِلَى الْبَيْتِ بَعْدَ الظُّهْرِ. أَنَامُ فِي السَّاعَةِ الْعَاشِرَةِ لَيْلًا.</w:t>
             </w:r>
           </w:p>
           <w:p>
             <w:pPr>
-              <w:spacing w:after="0" w:line="270"/>
-            </w:pPr>
-            <w:r>
-              <w:rPr>
-                <w:rFonts w:ascii="Times New Roman" w:cs="Times New Roman" w:eastAsia="Times New Roman" w:hAnsi="Times New Roman"/>
-                <w:b w:val="false"/>
-                <w:bCs w:val="false"/>
-                <w:i w:val="false"/>
-                <w:iCs w:val="false"/>
-                <w:color w:val="111111"/>
-                <w:sz w:val="19"/>
-                <w:szCs w:val="19"/>
+              <w:spacing w:after="0" w:line="208"/>
+            </w:pPr>
+            <w:r>
+              <w:rPr>
+                <w:rFonts w:ascii="Times New Roman" w:cs="Times New Roman" w:eastAsia="Times New Roman" w:hAnsi="Times New Roman"/>
+                <w:b w:val="false"/>
+                <w:bCs w:val="false"/>
+                <w:i w:val="false"/>
+                <w:iCs w:val="false"/>
+                <w:color w:val="111111"/>
+                <w:sz w:val="16"/>
+                <w:szCs w:val="16"/>
               </w:rPr>
               <w:t xml:space="preserve">Cevaplar:  1 - D  ·  2 - D  ·  3 - D  ·  4 - Y  ·  5 - Y</w:t>
             </w:r>
@@ -7449,7 +7208,7 @@
           </w:tcPr>
           <w:p>
             <w:pPr>
-              <w:spacing w:after="0" w:line="270"/>
+              <w:spacing w:after="0" w:line="208"/>
               <w:jc w:val="center"/>
             </w:pPr>
             <w:r>
@@ -7460,8 +7219,8 @@
                 <w:i w:val="false"/>
                 <w:iCs w:val="false"/>
                 <w:color w:val="111111"/>
-                <w:sz w:val="19"/>
-                <w:szCs w:val="19"/>
+                <w:sz w:val="16"/>
+                <w:szCs w:val="16"/>
               </w:rPr>
               <w:t xml:space="preserve">3</w:t>
             </w:r>
@@ -7480,19 +7239,19 @@
           </w:tcPr>
           <w:p>
             <w:pPr>
-              <w:spacing w:after="0" w:line="270"/>
-              <w:jc w:val="center"/>
-            </w:pPr>
-            <w:r>
-              <w:rPr>
-                <w:rFonts w:ascii="Times New Roman" w:cs="Times New Roman" w:eastAsia="Times New Roman" w:hAnsi="Times New Roman"/>
-                <w:b w:val="false"/>
-                <w:bCs w:val="false"/>
-                <w:i w:val="false"/>
-                <w:iCs w:val="false"/>
-                <w:color w:val="111111"/>
-                <w:sz w:val="19"/>
-                <w:szCs w:val="19"/>
+              <w:spacing w:after="0" w:line="208"/>
+              <w:jc w:val="center"/>
+            </w:pPr>
+            <w:r>
+              <w:rPr>
+                <w:rFonts w:ascii="Times New Roman" w:cs="Times New Roman" w:eastAsia="Times New Roman" w:hAnsi="Times New Roman"/>
+                <w:b w:val="false"/>
+                <w:bCs w:val="false"/>
+                <w:i w:val="false"/>
+                <w:iCs w:val="false"/>
+                <w:color w:val="111111"/>
+                <w:sz w:val="16"/>
+                <w:szCs w:val="16"/>
               </w:rPr>
               <w:t xml:space="preserve">15</w:t>
             </w:r>
@@ -7511,18 +7270,18 @@
           </w:tcPr>
           <w:p>
             <w:pPr>
-              <w:spacing w:after="0" w:line="270"/>
-            </w:pPr>
-            <w:r>
-              <w:rPr>
-                <w:rFonts w:ascii="Times New Roman" w:cs="Times New Roman" w:eastAsia="Times New Roman" w:hAnsi="Times New Roman"/>
-                <w:b w:val="false"/>
-                <w:bCs w:val="false"/>
-                <w:i w:val="false"/>
-                <w:iCs w:val="false"/>
-                <w:color w:val="111111"/>
-                <w:sz w:val="19"/>
-                <w:szCs w:val="19"/>
+              <w:spacing w:after="0" w:line="208"/>
+            </w:pPr>
+            <w:r>
+              <w:rPr>
+                <w:rFonts w:ascii="Times New Roman" w:cs="Times New Roman" w:eastAsia="Times New Roman" w:hAnsi="Times New Roman"/>
+                <w:b w:val="false"/>
+                <w:bCs w:val="false"/>
+                <w:i w:val="false"/>
+                <w:iCs w:val="false"/>
+                <w:color w:val="111111"/>
+                <w:sz w:val="16"/>
+                <w:szCs w:val="16"/>
               </w:rPr>
               <w:t xml:space="preserve">1 - B  ·  2 - B  ·  3 - B  ·  4 - A  ·  5 - A</w:t>
             </w:r>
@@ -7543,7 +7302,7 @@
           </w:tcPr>
           <w:p>
             <w:pPr>
-              <w:spacing w:after="0" w:line="270"/>
+              <w:spacing w:after="0" w:line="208"/>
               <w:jc w:val="center"/>
             </w:pPr>
             <w:r>
@@ -7554,8 +7313,8 @@
                 <w:i w:val="false"/>
                 <w:iCs w:val="false"/>
                 <w:color w:val="111111"/>
-                <w:sz w:val="19"/>
-                <w:szCs w:val="19"/>
+                <w:sz w:val="16"/>
+                <w:szCs w:val="16"/>
               </w:rPr>
               <w:t xml:space="preserve">4</w:t>
             </w:r>
@@ -7574,19 +7333,19 @@
           </w:tcPr>
           <w:p>
             <w:pPr>
-              <w:spacing w:after="0" w:line="270"/>
-              <w:jc w:val="center"/>
-            </w:pPr>
-            <w:r>
-              <w:rPr>
-                <w:rFonts w:ascii="Times New Roman" w:cs="Times New Roman" w:eastAsia="Times New Roman" w:hAnsi="Times New Roman"/>
-                <w:b w:val="false"/>
-                <w:bCs w:val="false"/>
-                <w:i w:val="false"/>
-                <w:iCs w:val="false"/>
-                <w:color w:val="111111"/>
-                <w:sz w:val="19"/>
-                <w:szCs w:val="19"/>
+              <w:spacing w:after="0" w:line="208"/>
+              <w:jc w:val="center"/>
+            </w:pPr>
+            <w:r>
+              <w:rPr>
+                <w:rFonts w:ascii="Times New Roman" w:cs="Times New Roman" w:eastAsia="Times New Roman" w:hAnsi="Times New Roman"/>
+                <w:b w:val="false"/>
+                <w:bCs w:val="false"/>
+                <w:i w:val="false"/>
+                <w:iCs w:val="false"/>
+                <w:color w:val="111111"/>
+                <w:sz w:val="16"/>
+                <w:szCs w:val="16"/>
               </w:rPr>
               <w:t xml:space="preserve">10</w:t>
             </w:r>
@@ -7605,18 +7364,18 @@
           </w:tcPr>
           <w:p>
             <w:pPr>
-              <w:spacing w:after="0" w:line="270"/>
-            </w:pPr>
-            <w:r>
-              <w:rPr>
-                <w:rFonts w:ascii="Times New Roman" w:cs="Times New Roman" w:eastAsia="Times New Roman" w:hAnsi="Times New Roman"/>
-                <w:b w:val="false"/>
-                <w:bCs w:val="false"/>
-                <w:i w:val="false"/>
-                <w:iCs w:val="false"/>
-                <w:color w:val="111111"/>
-                <w:sz w:val="19"/>
-                <w:szCs w:val="19"/>
+              <w:spacing w:after="0" w:line="208"/>
+            </w:pPr>
+            <w:r>
+              <w:rPr>
+                <w:rFonts w:ascii="Times New Roman" w:cs="Times New Roman" w:eastAsia="Times New Roman" w:hAnsi="Times New Roman"/>
+                <w:b w:val="false"/>
+                <w:bCs w:val="false"/>
+                <w:i w:val="false"/>
+                <w:iCs w:val="false"/>
+                <w:color w:val="111111"/>
+                <w:sz w:val="16"/>
+                <w:szCs w:val="16"/>
               </w:rPr>
               <w:t xml:space="preserve">1 - b  ·  2 - d  ·  3 - e  ·  4 - a  ·  5 - c</w:t>
             </w:r>
@@ -7637,7 +7396,7 @@
           </w:tcPr>
           <w:p>
             <w:pPr>
-              <w:spacing w:after="0" w:line="270"/>
+              <w:spacing w:after="0" w:line="208"/>
               <w:jc w:val="center"/>
             </w:pPr>
             <w:r>
@@ -7648,8 +7407,8 @@
                 <w:i w:val="false"/>
                 <w:iCs w:val="false"/>
                 <w:color w:val="111111"/>
-                <w:sz w:val="19"/>
-                <w:szCs w:val="19"/>
+                <w:sz w:val="16"/>
+                <w:szCs w:val="16"/>
               </w:rPr>
               <w:t xml:space="preserve">5</w:t>
             </w:r>
@@ -7668,19 +7427,19 @@
           </w:tcPr>
           <w:p>
             <w:pPr>
-              <w:spacing w:after="0" w:line="270"/>
-              <w:jc w:val="center"/>
-            </w:pPr>
-            <w:r>
-              <w:rPr>
-                <w:rFonts w:ascii="Times New Roman" w:cs="Times New Roman" w:eastAsia="Times New Roman" w:hAnsi="Times New Roman"/>
-                <w:b w:val="false"/>
-                <w:bCs w:val="false"/>
-                <w:i w:val="false"/>
-                <w:iCs w:val="false"/>
-                <w:color w:val="111111"/>
-                <w:sz w:val="19"/>
-                <w:szCs w:val="19"/>
+              <w:spacing w:after="0" w:line="208"/>
+              <w:jc w:val="center"/>
+            </w:pPr>
+            <w:r>
+              <w:rPr>
+                <w:rFonts w:ascii="Times New Roman" w:cs="Times New Roman" w:eastAsia="Times New Roman" w:hAnsi="Times New Roman"/>
+                <w:b w:val="false"/>
+                <w:bCs w:val="false"/>
+                <w:i w:val="false"/>
+                <w:iCs w:val="false"/>
+                <w:color w:val="111111"/>
+                <w:sz w:val="16"/>
+                <w:szCs w:val="16"/>
               </w:rPr>
               <w:t xml:space="preserve">10</w:t>
             </w:r>
@@ -7700,7 +7459,7 @@
           <w:p>
             <w:pPr>
               <w:bidi/>
-              <w:spacing w:after="0" w:line="320"/>
+              <w:spacing w:after="0" w:line="208"/>
             </w:pPr>
             <w:r>
               <w:rPr>
@@ -7708,8 +7467,8 @@
                 <w:b w:val="false"/>
                 <w:bCs w:val="false"/>
                 <w:color w:val="111111"/>
-                <w:sz w:val="27"/>
-                <w:szCs w:val="27"/>
+                <w:sz w:val="24"/>
+                <w:szCs w:val="24"/>
                 <w:rtl/>
               </w:rPr>
               <w:t xml:space="preserve">الْفَجْرَ ، الْقُرْآنِ ، السَّابِعَةِ ، غُرْفَتِي ، الْعَاشِرَةِ</w:t>
@@ -7731,7 +7490,7 @@
           </w:tcPr>
           <w:p>
             <w:pPr>
-              <w:spacing w:after="0" w:line="270"/>
+              <w:spacing w:after="0" w:line="208"/>
               <w:jc w:val="center"/>
             </w:pPr>
             <w:r>
@@ -7742,8 +7501,8 @@
                 <w:i w:val="false"/>
                 <w:iCs w:val="false"/>
                 <w:color w:val="111111"/>
-                <w:sz w:val="19"/>
-                <w:szCs w:val="19"/>
+                <w:sz w:val="16"/>
+                <w:szCs w:val="16"/>
               </w:rPr>
               <w:t xml:space="preserve">6</w:t>
             </w:r>
@@ -7762,19 +7521,19 @@
           </w:tcPr>
           <w:p>
             <w:pPr>
-              <w:spacing w:after="0" w:line="270"/>
-              <w:jc w:val="center"/>
-            </w:pPr>
-            <w:r>
-              <w:rPr>
-                <w:rFonts w:ascii="Times New Roman" w:cs="Times New Roman" w:eastAsia="Times New Roman" w:hAnsi="Times New Roman"/>
-                <w:b w:val="false"/>
-                <w:bCs w:val="false"/>
-                <w:i w:val="false"/>
-                <w:iCs w:val="false"/>
-                <w:color w:val="111111"/>
-                <w:sz w:val="19"/>
-                <w:szCs w:val="19"/>
+              <w:spacing w:after="0" w:line="208"/>
+              <w:jc w:val="center"/>
+            </w:pPr>
+            <w:r>
+              <w:rPr>
+                <w:rFonts w:ascii="Times New Roman" w:cs="Times New Roman" w:eastAsia="Times New Roman" w:hAnsi="Times New Roman"/>
+                <w:b w:val="false"/>
+                <w:bCs w:val="false"/>
+                <w:i w:val="false"/>
+                <w:iCs w:val="false"/>
+                <w:color w:val="111111"/>
+                <w:sz w:val="16"/>
+                <w:szCs w:val="16"/>
               </w:rPr>
               <w:t xml:space="preserve">10</w:t>
             </w:r>
@@ -7793,18 +7552,18 @@
           </w:tcPr>
           <w:p>
             <w:pPr>
-              <w:spacing w:after="0" w:line="270"/>
-            </w:pPr>
-            <w:r>
-              <w:rPr>
-                <w:rFonts w:ascii="Times New Roman" w:cs="Times New Roman" w:eastAsia="Times New Roman" w:hAnsi="Times New Roman"/>
-                <w:b w:val="false"/>
-                <w:bCs w:val="false"/>
-                <w:i w:val="false"/>
-                <w:iCs w:val="false"/>
-                <w:color w:val="111111"/>
-                <w:sz w:val="19"/>
-                <w:szCs w:val="19"/>
+              <w:spacing w:after="0" w:line="208"/>
+            </w:pPr>
+            <w:r>
+              <w:rPr>
+                <w:rFonts w:ascii="Times New Roman" w:cs="Times New Roman" w:eastAsia="Times New Roman" w:hAnsi="Times New Roman"/>
+                <w:b w:val="false"/>
+                <w:bCs w:val="false"/>
+                <w:i w:val="false"/>
+                <w:iCs w:val="false"/>
+                <w:color w:val="111111"/>
+                <w:sz w:val="16"/>
+                <w:szCs w:val="16"/>
               </w:rPr>
               <w:t xml:space="preserve">mâzî · muzâri · mâzî · muzâri · mâzî</w:t>
             </w:r>
@@ -7825,7 +7584,7 @@
           </w:tcPr>
           <w:p>
             <w:pPr>
-              <w:spacing w:after="0" w:line="270"/>
+              <w:spacing w:after="0" w:line="208"/>
               <w:jc w:val="center"/>
             </w:pPr>
             <w:r>
@@ -7836,8 +7595,8 @@
                 <w:i w:val="false"/>
                 <w:iCs w:val="false"/>
                 <w:color w:val="111111"/>
-                <w:sz w:val="19"/>
-                <w:szCs w:val="19"/>
+                <w:sz w:val="16"/>
+                <w:szCs w:val="16"/>
               </w:rPr>
               <w:t xml:space="preserve">7</w:t>
             </w:r>
@@ -7856,19 +7615,19 @@
           </w:tcPr>
           <w:p>
             <w:pPr>
-              <w:spacing w:after="0" w:line="270"/>
-              <w:jc w:val="center"/>
-            </w:pPr>
-            <w:r>
-              <w:rPr>
-                <w:rFonts w:ascii="Times New Roman" w:cs="Times New Roman" w:eastAsia="Times New Roman" w:hAnsi="Times New Roman"/>
-                <w:b w:val="false"/>
-                <w:bCs w:val="false"/>
-                <w:i w:val="false"/>
-                <w:iCs w:val="false"/>
-                <w:color w:val="111111"/>
-                <w:sz w:val="19"/>
-                <w:szCs w:val="19"/>
+              <w:spacing w:after="0" w:line="208"/>
+              <w:jc w:val="center"/>
+            </w:pPr>
+            <w:r>
+              <w:rPr>
+                <w:rFonts w:ascii="Times New Roman" w:cs="Times New Roman" w:eastAsia="Times New Roman" w:hAnsi="Times New Roman"/>
+                <w:b w:val="false"/>
+                <w:bCs w:val="false"/>
+                <w:i w:val="false"/>
+                <w:iCs w:val="false"/>
+                <w:color w:val="111111"/>
+                <w:sz w:val="16"/>
+                <w:szCs w:val="16"/>
               </w:rPr>
               <w:t xml:space="preserve">15</w:t>
             </w:r>
@@ -7888,7 +7647,7 @@
           <w:p>
             <w:pPr>
               <w:bidi/>
-              <w:spacing w:after="0" w:line="320"/>
+              <w:spacing w:after="0" w:line="208"/>
             </w:pPr>
             <w:r>
               <w:rPr>
@@ -7896,8 +7655,8 @@
                 <w:b w:val="false"/>
                 <w:bCs w:val="false"/>
                 <w:color w:val="111111"/>
-                <w:sz w:val="27"/>
-                <w:szCs w:val="27"/>
+                <w:sz w:val="24"/>
+                <w:szCs w:val="24"/>
                 <w:rtl/>
               </w:rPr>
               <w:t xml:space="preserve">تُصَلِّي الْفَجْرَ مَعَ أُمِّهَا. · تَأْكُلُ الْفُطُورَ مَعَ أُسْرَتِهَا.</w:t>
@@ -7906,7 +7665,7 @@
           <w:p>
             <w:pPr>
               <w:bidi/>
-              <w:spacing w:after="0" w:line="320"/>
+              <w:spacing w:after="0" w:line="208"/>
             </w:pPr>
             <w:r>
               <w:rPr>
@@ -7914,8 +7673,8 @@
                 <w:b w:val="false"/>
                 <w:bCs w:val="false"/>
                 <w:color w:val="111111"/>
-                <w:sz w:val="27"/>
-                <w:szCs w:val="27"/>
+                <w:sz w:val="24"/>
+                <w:szCs w:val="24"/>
                 <w:rtl/>
               </w:rPr>
               <w:t xml:space="preserve">تَرْجِعُ فِي السَّاعَةِ الثَّالِثَةِ. · تَدْرُسُ فِي غُرْفَتِهَا.</w:t>
@@ -7924,7 +7683,7 @@
           <w:p>
             <w:pPr>
               <w:bidi/>
-              <w:spacing w:after="0" w:line="320"/>
+              <w:spacing w:after="0" w:line="208"/>
             </w:pPr>
             <w:r>
               <w:rPr>
@@ -7932,8 +7691,8 @@
                 <w:b w:val="false"/>
                 <w:bCs w:val="false"/>
                 <w:color w:val="111111"/>
-                <w:sz w:val="27"/>
-                <w:szCs w:val="27"/>
+                <w:sz w:val="24"/>
+                <w:szCs w:val="24"/>
                 <w:rtl/>
               </w:rPr>
               <w:t xml:space="preserve">يَجْلِسُونَ مَعًا وَيَتَحَدَّثُونَ عَنْ يَوْمِهِمْ.</w:t>
@@ -7955,7 +7714,7 @@
           </w:tcPr>
           <w:p>
             <w:pPr>
-              <w:spacing w:after="0" w:line="270"/>
+              <w:spacing w:after="0" w:line="208"/>
               <w:jc w:val="center"/>
             </w:pPr>
             <w:r>
@@ -7966,8 +7725,8 @@
                 <w:i w:val="false"/>
                 <w:iCs w:val="false"/>
                 <w:color w:val="111111"/>
-                <w:sz w:val="19"/>
-                <w:szCs w:val="19"/>
+                <w:sz w:val="16"/>
+                <w:szCs w:val="16"/>
               </w:rPr>
               <w:t xml:space="preserve">8</w:t>
             </w:r>
@@ -7986,19 +7745,19 @@
           </w:tcPr>
           <w:p>
             <w:pPr>
-              <w:spacing w:after="0" w:line="270"/>
-              <w:jc w:val="center"/>
-            </w:pPr>
-            <w:r>
-              <w:rPr>
-                <w:rFonts w:ascii="Times New Roman" w:cs="Times New Roman" w:eastAsia="Times New Roman" w:hAnsi="Times New Roman"/>
-                <w:b w:val="false"/>
-                <w:bCs w:val="false"/>
-                <w:i w:val="false"/>
-                <w:iCs w:val="false"/>
-                <w:color w:val="111111"/>
-                <w:sz w:val="19"/>
-                <w:szCs w:val="19"/>
+              <w:spacing w:after="0" w:line="208"/>
+              <w:jc w:val="center"/>
+            </w:pPr>
+            <w:r>
+              <w:rPr>
+                <w:rFonts w:ascii="Times New Roman" w:cs="Times New Roman" w:eastAsia="Times New Roman" w:hAnsi="Times New Roman"/>
+                <w:b w:val="false"/>
+                <w:bCs w:val="false"/>
+                <w:i w:val="false"/>
+                <w:iCs w:val="false"/>
+                <w:color w:val="111111"/>
+                <w:sz w:val="16"/>
+                <w:szCs w:val="16"/>
               </w:rPr>
               <w:t xml:space="preserve">15</w:t>
             </w:r>
@@ -8017,18 +7776,18 @@
           </w:tcPr>
           <w:p>
             <w:pPr>
-              <w:spacing w:after="0" w:line="270"/>
-            </w:pPr>
-            <w:r>
-              <w:rPr>
-                <w:rFonts w:ascii="Times New Roman" w:cs="Times New Roman" w:eastAsia="Times New Roman" w:hAnsi="Times New Roman"/>
-                <w:b w:val="false"/>
-                <w:bCs w:val="false"/>
-                <w:i w:val="false"/>
-                <w:iCs w:val="false"/>
-                <w:color w:val="111111"/>
-                <w:sz w:val="19"/>
-                <w:szCs w:val="19"/>
+              <w:spacing w:after="0" w:line="208"/>
+            </w:pPr>
+            <w:r>
+              <w:rPr>
+                <w:rFonts w:ascii="Times New Roman" w:cs="Times New Roman" w:eastAsia="Times New Roman" w:hAnsi="Times New Roman"/>
+                <w:b w:val="false"/>
+                <w:bCs w:val="false"/>
+                <w:i w:val="false"/>
+                <w:iCs w:val="false"/>
+                <w:color w:val="111111"/>
+                <w:sz w:val="16"/>
+                <w:szCs w:val="16"/>
               </w:rPr>
               <w:t xml:space="preserve">Dereceli puanlama anahtarına göre değerlendirilir.</w:t>
             </w:r>
@@ -8038,7 +7797,7 @@
     </w:tbl>
     <w:p>
       <w:pPr>
-        <w:spacing w:after="110"/>
+        <w:spacing w:after="33"/>
       </w:pPr>
       <w:r>
         <w:rPr>
@@ -8048,8 +7807,8 @@
           <w:i w:val="false"/>
           <w:iCs w:val="false"/>
           <w:color w:val="111111"/>
-          <w:sz w:val="21"/>
-          <w:szCs w:val="21"/>
+          <w:sz w:val="17"/>
+          <w:szCs w:val="17"/>
         </w:rPr>
         <w:t xml:space="preserve"/>
       </w:r>
@@ -8057,7 +7816,7 @@
     <w:p>
       <w:pPr>
         <w:keepNext w:val="false"/>
-        <w:spacing w:after="90" w:before="0" w:line="280"/>
+        <w:spacing w:after="27" w:before="0" w:line="208"/>
       </w:pPr>
       <w:r>
         <w:rPr>
@@ -8067,8 +7826,8 @@
           <w:i w:val="false"/>
           <w:iCs w:val="false"/>
           <w:color w:val="111111"/>
-          <w:sz w:val="20"/>
-          <w:szCs w:val="20"/>
+          <w:sz w:val="17"/>
+          <w:szCs w:val="17"/>
         </w:rPr>
         <w:t xml:space="preserve">8. soru (yazma görevi) için dereceli puanlama anahtarı</w:t>
       </w:r>
@@ -8108,7 +7867,7 @@
           </w:tcPr>
           <w:p>
             <w:pPr>
-              <w:spacing w:after="0" w:line="270"/>
+              <w:spacing w:after="0" w:line="208"/>
               <w:jc w:val="center"/>
             </w:pPr>
             <w:r>
@@ -8119,8 +7878,8 @@
                 <w:i w:val="false"/>
                 <w:iCs w:val="false"/>
                 <w:color w:val="111111"/>
-                <w:sz w:val="18"/>
-                <w:szCs w:val="18"/>
+                <w:sz w:val="15"/>
+                <w:szCs w:val="15"/>
               </w:rPr>
               <w:t xml:space="preserve">Ölçüt</w:t>
             </w:r>
@@ -8140,7 +7899,7 @@
           </w:tcPr>
           <w:p>
             <w:pPr>
-              <w:spacing w:after="0" w:line="270"/>
+              <w:spacing w:after="0" w:line="208"/>
               <w:jc w:val="center"/>
             </w:pPr>
             <w:r>
@@ -8151,8 +7910,8 @@
                 <w:i w:val="false"/>
                 <w:iCs w:val="false"/>
                 <w:color w:val="111111"/>
-                <w:sz w:val="18"/>
-                <w:szCs w:val="18"/>
+                <w:sz w:val="15"/>
+                <w:szCs w:val="15"/>
               </w:rPr>
               <w:t xml:space="preserve">Beklenen davranış</w:t>
             </w:r>
@@ -8172,7 +7931,7 @@
           </w:tcPr>
           <w:p>
             <w:pPr>
-              <w:spacing w:after="0" w:line="270"/>
+              <w:spacing w:after="0" w:line="208"/>
               <w:jc w:val="center"/>
             </w:pPr>
             <w:r>
@@ -8183,8 +7942,8 @@
                 <w:i w:val="false"/>
                 <w:iCs w:val="false"/>
                 <w:color w:val="111111"/>
-                <w:sz w:val="18"/>
-                <w:szCs w:val="18"/>
+                <w:sz w:val="15"/>
+                <w:szCs w:val="15"/>
               </w:rPr>
               <w:t xml:space="preserve">Puan</w:t>
             </w:r>
@@ -8205,7 +7964,7 @@
           </w:tcPr>
           <w:p>
             <w:pPr>
-              <w:spacing w:after="0" w:line="270"/>
+              <w:spacing w:after="0" w:line="208"/>
             </w:pPr>
             <w:r>
               <w:rPr>
@@ -8215,8 +7974,8 @@
                 <w:i w:val="false"/>
                 <w:iCs w:val="false"/>
                 <w:color w:val="111111"/>
-                <w:sz w:val="19"/>
-                <w:szCs w:val="19"/>
+                <w:sz w:val="16"/>
+                <w:szCs w:val="16"/>
               </w:rPr>
               <w:t xml:space="preserve">Görevin yerine getirilmesi</w:t>
             </w:r>
@@ -8235,18 +7994,18 @@
           </w:tcPr>
           <w:p>
             <w:pPr>
-              <w:spacing w:after="0" w:line="270"/>
-            </w:pPr>
-            <w:r>
-              <w:rPr>
-                <w:rFonts w:ascii="Times New Roman" w:cs="Times New Roman" w:eastAsia="Times New Roman" w:hAnsi="Times New Roman"/>
-                <w:b w:val="false"/>
-                <w:bCs w:val="false"/>
-                <w:i w:val="false"/>
-                <w:iCs w:val="false"/>
-                <w:color w:val="111111"/>
-                <w:sz w:val="19"/>
-                <w:szCs w:val="19"/>
+              <w:spacing w:after="0" w:line="208"/>
+            </w:pPr>
+            <w:r>
+              <w:rPr>
+                <w:rFonts w:ascii="Times New Roman" w:cs="Times New Roman" w:eastAsia="Times New Roman" w:hAnsi="Times New Roman"/>
+                <w:b w:val="false"/>
+                <w:bCs w:val="false"/>
+                <w:i w:val="false"/>
+                <w:iCs w:val="false"/>
+                <w:color w:val="111111"/>
+                <w:sz w:val="16"/>
+                <w:szCs w:val="16"/>
               </w:rPr>
               <w:t xml:space="preserve">Günlük programını sabahtan geceye kadar en az sekiz cümleyle anlatır.</w:t>
             </w:r>
@@ -8265,19 +8024,19 @@
           </w:tcPr>
           <w:p>
             <w:pPr>
-              <w:spacing w:after="0" w:line="270"/>
-              <w:jc w:val="center"/>
-            </w:pPr>
-            <w:r>
-              <w:rPr>
-                <w:rFonts w:ascii="Times New Roman" w:cs="Times New Roman" w:eastAsia="Times New Roman" w:hAnsi="Times New Roman"/>
-                <w:b w:val="false"/>
-                <w:bCs w:val="false"/>
-                <w:i w:val="false"/>
-                <w:iCs w:val="false"/>
-                <w:color w:val="111111"/>
-                <w:sz w:val="19"/>
-                <w:szCs w:val="19"/>
+              <w:spacing w:after="0" w:line="208"/>
+              <w:jc w:val="center"/>
+            </w:pPr>
+            <w:r>
+              <w:rPr>
+                <w:rFonts w:ascii="Times New Roman" w:cs="Times New Roman" w:eastAsia="Times New Roman" w:hAnsi="Times New Roman"/>
+                <w:b w:val="false"/>
+                <w:bCs w:val="false"/>
+                <w:i w:val="false"/>
+                <w:iCs w:val="false"/>
+                <w:color w:val="111111"/>
+                <w:sz w:val="16"/>
+                <w:szCs w:val="16"/>
               </w:rPr>
               <w:t xml:space="preserve">5</w:t>
             </w:r>
@@ -8298,7 +8057,7 @@
           </w:tcPr>
           <w:p>
             <w:pPr>
-              <w:spacing w:after="0" w:line="270"/>
+              <w:spacing w:after="0" w:line="208"/>
             </w:pPr>
             <w:r>
               <w:rPr>
@@ -8308,8 +8067,8 @@
                 <w:i w:val="false"/>
                 <w:iCs w:val="false"/>
                 <w:color w:val="111111"/>
-                <w:sz w:val="19"/>
-                <w:szCs w:val="19"/>
+                <w:sz w:val="16"/>
+                <w:szCs w:val="16"/>
               </w:rPr>
               <w:t xml:space="preserve">Söz varlığı</w:t>
             </w:r>
@@ -8328,18 +8087,18 @@
           </w:tcPr>
           <w:p>
             <w:pPr>
-              <w:spacing w:after="0" w:line="270"/>
-            </w:pPr>
-            <w:r>
-              <w:rPr>
-                <w:rFonts w:ascii="Times New Roman" w:cs="Times New Roman" w:eastAsia="Times New Roman" w:hAnsi="Times New Roman"/>
-                <w:b w:val="false"/>
-                <w:bCs w:val="false"/>
-                <w:i w:val="false"/>
-                <w:iCs w:val="false"/>
-                <w:color w:val="111111"/>
-                <w:sz w:val="19"/>
-                <w:szCs w:val="19"/>
+              <w:spacing w:after="0" w:line="208"/>
+            </w:pPr>
+            <w:r>
+              <w:rPr>
+                <w:rFonts w:ascii="Times New Roman" w:cs="Times New Roman" w:eastAsia="Times New Roman" w:hAnsi="Times New Roman"/>
+                <w:b w:val="false"/>
+                <w:bCs w:val="false"/>
+                <w:i w:val="false"/>
+                <w:iCs w:val="false"/>
+                <w:color w:val="111111"/>
+                <w:sz w:val="16"/>
+                <w:szCs w:val="16"/>
               </w:rPr>
               <w:t xml:space="preserve">Günlük hayat fiillerini, ev bölümlerini ve zaman ifadelerini bağlama uygun kullanır.</w:t>
             </w:r>
@@ -8358,19 +8117,19 @@
           </w:tcPr>
           <w:p>
             <w:pPr>
-              <w:spacing w:after="0" w:line="270"/>
-              <w:jc w:val="center"/>
-            </w:pPr>
-            <w:r>
-              <w:rPr>
-                <w:rFonts w:ascii="Times New Roman" w:cs="Times New Roman" w:eastAsia="Times New Roman" w:hAnsi="Times New Roman"/>
-                <w:b w:val="false"/>
-                <w:bCs w:val="false"/>
-                <w:i w:val="false"/>
-                <w:iCs w:val="false"/>
-                <w:color w:val="111111"/>
-                <w:sz w:val="19"/>
-                <w:szCs w:val="19"/>
+              <w:spacing w:after="0" w:line="208"/>
+              <w:jc w:val="center"/>
+            </w:pPr>
+            <w:r>
+              <w:rPr>
+                <w:rFonts w:ascii="Times New Roman" w:cs="Times New Roman" w:eastAsia="Times New Roman" w:hAnsi="Times New Roman"/>
+                <w:b w:val="false"/>
+                <w:bCs w:val="false"/>
+                <w:i w:val="false"/>
+                <w:iCs w:val="false"/>
+                <w:color w:val="111111"/>
+                <w:sz w:val="16"/>
+                <w:szCs w:val="16"/>
               </w:rPr>
               <w:t xml:space="preserve">4</w:t>
             </w:r>
@@ -8391,7 +8150,7 @@
           </w:tcPr>
           <w:p>
             <w:pPr>
-              <w:spacing w:after="0" w:line="270"/>
+              <w:spacing w:after="0" w:line="208"/>
             </w:pPr>
             <w:r>
               <w:rPr>
@@ -8401,8 +8160,8 @@
                 <w:i w:val="false"/>
                 <w:iCs w:val="false"/>
                 <w:color w:val="111111"/>
-                <w:sz w:val="19"/>
-                <w:szCs w:val="19"/>
+                <w:sz w:val="16"/>
+                <w:szCs w:val="16"/>
               </w:rPr>
               <w:t xml:space="preserve">Dil bilgisi</w:t>
             </w:r>
@@ -8421,18 +8180,18 @@
           </w:tcPr>
           <w:p>
             <w:pPr>
-              <w:spacing w:after="0" w:line="270"/>
-            </w:pPr>
-            <w:r>
-              <w:rPr>
-                <w:rFonts w:ascii="Times New Roman" w:cs="Times New Roman" w:eastAsia="Times New Roman" w:hAnsi="Times New Roman"/>
-                <w:b w:val="false"/>
-                <w:bCs w:val="false"/>
-                <w:i w:val="false"/>
-                <w:iCs w:val="false"/>
-                <w:color w:val="111111"/>
-                <w:sz w:val="19"/>
-                <w:szCs w:val="19"/>
+              <w:spacing w:after="0" w:line="208"/>
+            </w:pPr>
+            <w:r>
+              <w:rPr>
+                <w:rFonts w:ascii="Times New Roman" w:cs="Times New Roman" w:eastAsia="Times New Roman" w:hAnsi="Times New Roman"/>
+                <w:b w:val="false"/>
+                <w:bCs w:val="false"/>
+                <w:i w:val="false"/>
+                <w:iCs w:val="false"/>
+                <w:color w:val="111111"/>
+                <w:sz w:val="16"/>
+                <w:szCs w:val="16"/>
               </w:rPr>
               <w:t xml:space="preserve">Muzâri ve mâzî fiil çekimini, saat ifadelerini ve olumsuzluk edatlarını doğru kullanır.</w:t>
             </w:r>
@@ -8451,19 +8210,19 @@
           </w:tcPr>
           <w:p>
             <w:pPr>
-              <w:spacing w:after="0" w:line="270"/>
-              <w:jc w:val="center"/>
-            </w:pPr>
-            <w:r>
-              <w:rPr>
-                <w:rFonts w:ascii="Times New Roman" w:cs="Times New Roman" w:eastAsia="Times New Roman" w:hAnsi="Times New Roman"/>
-                <w:b w:val="false"/>
-                <w:bCs w:val="false"/>
-                <w:i w:val="false"/>
-                <w:iCs w:val="false"/>
-                <w:color w:val="111111"/>
-                <w:sz w:val="19"/>
-                <w:szCs w:val="19"/>
+              <w:spacing w:after="0" w:line="208"/>
+              <w:jc w:val="center"/>
+            </w:pPr>
+            <w:r>
+              <w:rPr>
+                <w:rFonts w:ascii="Times New Roman" w:cs="Times New Roman" w:eastAsia="Times New Roman" w:hAnsi="Times New Roman"/>
+                <w:b w:val="false"/>
+                <w:bCs w:val="false"/>
+                <w:i w:val="false"/>
+                <w:iCs w:val="false"/>
+                <w:color w:val="111111"/>
+                <w:sz w:val="16"/>
+                <w:szCs w:val="16"/>
               </w:rPr>
               <w:t xml:space="preserve">3</w:t>
             </w:r>
@@ -8484,7 +8243,7 @@
           </w:tcPr>
           <w:p>
             <w:pPr>
-              <w:spacing w:after="0" w:line="270"/>
+              <w:spacing w:after="0" w:line="208"/>
             </w:pPr>
             <w:r>
               <w:rPr>
@@ -8494,8 +8253,8 @@
                 <w:i w:val="false"/>
                 <w:iCs w:val="false"/>
                 <w:color w:val="111111"/>
-                <w:sz w:val="19"/>
-                <w:szCs w:val="19"/>
+                <w:sz w:val="16"/>
+                <w:szCs w:val="16"/>
               </w:rPr>
               <w:t xml:space="preserve">Yazım ve hareke</w:t>
             </w:r>
@@ -8514,18 +8273,18 @@
           </w:tcPr>
           <w:p>
             <w:pPr>
-              <w:spacing w:after="0" w:line="270"/>
-            </w:pPr>
-            <w:r>
-              <w:rPr>
-                <w:rFonts w:ascii="Times New Roman" w:cs="Times New Roman" w:eastAsia="Times New Roman" w:hAnsi="Times New Roman"/>
-                <w:b w:val="false"/>
-                <w:bCs w:val="false"/>
-                <w:i w:val="false"/>
-                <w:iCs w:val="false"/>
-                <w:color w:val="111111"/>
-                <w:sz w:val="19"/>
-                <w:szCs w:val="19"/>
+              <w:spacing w:after="0" w:line="208"/>
+            </w:pPr>
+            <w:r>
+              <w:rPr>
+                <w:rFonts w:ascii="Times New Roman" w:cs="Times New Roman" w:eastAsia="Times New Roman" w:hAnsi="Times New Roman"/>
+                <w:b w:val="false"/>
+                <w:bCs w:val="false"/>
+                <w:i w:val="false"/>
+                <w:iCs w:val="false"/>
+                <w:color w:val="111111"/>
+                <w:sz w:val="16"/>
+                <w:szCs w:val="16"/>
               </w:rPr>
               <w:t xml:space="preserve">Harf bitişimlerini ve harekeleri doğru yazar.</w:t>
             </w:r>
@@ -8544,19 +8303,19 @@
           </w:tcPr>
           <w:p>
             <w:pPr>
-              <w:spacing w:after="0" w:line="270"/>
-              <w:jc w:val="center"/>
-            </w:pPr>
-            <w:r>
-              <w:rPr>
-                <w:rFonts w:ascii="Times New Roman" w:cs="Times New Roman" w:eastAsia="Times New Roman" w:hAnsi="Times New Roman"/>
-                <w:b w:val="false"/>
-                <w:bCs w:val="false"/>
-                <w:i w:val="false"/>
-                <w:iCs w:val="false"/>
-                <w:color w:val="111111"/>
-                <w:sz w:val="19"/>
-                <w:szCs w:val="19"/>
+              <w:spacing w:after="0" w:line="208"/>
+              <w:jc w:val="center"/>
+            </w:pPr>
+            <w:r>
+              <w:rPr>
+                <w:rFonts w:ascii="Times New Roman" w:cs="Times New Roman" w:eastAsia="Times New Roman" w:hAnsi="Times New Roman"/>
+                <w:b w:val="false"/>
+                <w:bCs w:val="false"/>
+                <w:i w:val="false"/>
+                <w:iCs w:val="false"/>
+                <w:color w:val="111111"/>
+                <w:sz w:val="16"/>
+                <w:szCs w:val="16"/>
               </w:rPr>
               <w:t xml:space="preserve">3</w:t>
             </w:r>
@@ -8578,7 +8337,7 @@
           </w:tcPr>
           <w:p>
             <w:pPr>
-              <w:spacing w:after="0" w:line="270"/>
+              <w:spacing w:after="0" w:line="208"/>
             </w:pPr>
             <w:r>
               <w:rPr>
@@ -8588,8 +8347,8 @@
                 <w:i w:val="false"/>
                 <w:iCs w:val="false"/>
                 <w:color w:val="111111"/>
-                <w:sz w:val="19"/>
-                <w:szCs w:val="19"/>
+                <w:sz w:val="16"/>
+                <w:szCs w:val="16"/>
               </w:rPr>
               <w:t xml:space="preserve">TOPLAM</w:t>
             </w:r>
@@ -8609,18 +8368,18 @@
           </w:tcPr>
           <w:p>
             <w:pPr>
-              <w:spacing w:after="0" w:line="270"/>
-            </w:pPr>
-            <w:r>
-              <w:rPr>
-                <w:rFonts w:ascii="Times New Roman" w:cs="Times New Roman" w:eastAsia="Times New Roman" w:hAnsi="Times New Roman"/>
-                <w:b w:val="false"/>
-                <w:bCs w:val="false"/>
-                <w:i w:val="false"/>
-                <w:iCs w:val="false"/>
-                <w:color w:val="111111"/>
-                <w:sz w:val="21"/>
-                <w:szCs w:val="21"/>
+              <w:spacing w:after="0" w:line="208"/>
+            </w:pPr>
+            <w:r>
+              <w:rPr>
+                <w:rFonts w:ascii="Times New Roman" w:cs="Times New Roman" w:eastAsia="Times New Roman" w:hAnsi="Times New Roman"/>
+                <w:b w:val="false"/>
+                <w:bCs w:val="false"/>
+                <w:i w:val="false"/>
+                <w:iCs w:val="false"/>
+                <w:color w:val="111111"/>
+                <w:sz w:val="17"/>
+                <w:szCs w:val="17"/>
               </w:rPr>
               <w:t xml:space="preserve"/>
             </w:r>
@@ -8640,7 +8399,7 @@
           </w:tcPr>
           <w:p>
             <w:pPr>
-              <w:spacing w:after="0" w:line="270"/>
+              <w:spacing w:after="0" w:line="208"/>
               <w:jc w:val="center"/>
             </w:pPr>
             <w:r>
@@ -8651,8 +8410,8 @@
                 <w:i w:val="false"/>
                 <w:iCs w:val="false"/>
                 <w:color w:val="111111"/>
-                <w:sz w:val="19"/>
-                <w:szCs w:val="19"/>
+                <w:sz w:val="16"/>
+                <w:szCs w:val="16"/>
               </w:rPr>
               <w:t xml:space="preserve">15</w:t>
             </w:r>
@@ -8662,7 +8421,7 @@
     </w:tbl>
     <w:p>
       <w:pPr>
-        <w:spacing w:after="110"/>
+        <w:spacing w:after="33"/>
       </w:pPr>
       <w:r>
         <w:rPr>
@@ -8672,8 +8431,8 @@
           <w:i w:val="false"/>
           <w:iCs w:val="false"/>
           <w:color w:val="111111"/>
-          <w:sz w:val="21"/>
-          <w:szCs w:val="21"/>
+          <w:sz w:val="17"/>
+          <w:szCs w:val="17"/>
         </w:rPr>
         <w:t xml:space="preserve"/>
       </w:r>
@@ -8681,7 +8440,7 @@
     <w:p>
       <w:pPr>
         <w:keepNext w:val="false"/>
-        <w:spacing w:after="90" w:before="0" w:line="280"/>
+        <w:spacing w:after="27" w:before="0" w:line="208"/>
       </w:pPr>
       <w:r>
         <w:rPr>
@@ -8691,8 +8450,8 @@
           <w:i w:val="false"/>
           <w:iCs w:val="false"/>
           <w:color w:val="111111"/>
-          <w:sz w:val="20"/>
-          <w:szCs w:val="20"/>
+          <w:sz w:val="17"/>
+          <w:szCs w:val="17"/>
         </w:rPr>
         <w:t xml:space="preserve">Öğrenme çıktısı / kazanım dağılımı</w:t>
       </w:r>
@@ -8733,7 +8492,7 @@
           </w:tcPr>
           <w:p>
             <w:pPr>
-              <w:spacing w:after="0" w:line="270"/>
+              <w:spacing w:after="0" w:line="208"/>
               <w:jc w:val="center"/>
             </w:pPr>
             <w:r>
@@ -8744,8 +8503,8 @@
                 <w:i w:val="false"/>
                 <w:iCs w:val="false"/>
                 <w:color w:val="111111"/>
-                <w:sz w:val="18"/>
-                <w:szCs w:val="18"/>
+                <w:sz w:val="15"/>
+                <w:szCs w:val="15"/>
               </w:rPr>
               <w:t xml:space="preserve">Soru</w:t>
             </w:r>
@@ -8765,7 +8524,7 @@
           </w:tcPr>
           <w:p>
             <w:pPr>
-              <w:spacing w:after="0" w:line="270"/>
+              <w:spacing w:after="0" w:line="208"/>
               <w:jc w:val="center"/>
             </w:pPr>
             <w:r>
@@ -8776,8 +8535,8 @@
                 <w:i w:val="false"/>
                 <w:iCs w:val="false"/>
                 <w:color w:val="111111"/>
-                <w:sz w:val="18"/>
-                <w:szCs w:val="18"/>
+                <w:sz w:val="15"/>
+                <w:szCs w:val="15"/>
               </w:rPr>
               <w:t xml:space="preserve">Öğrenme çıktısı</w:t>
             </w:r>
@@ -8797,7 +8556,7 @@
           </w:tcPr>
           <w:p>
             <w:pPr>
-              <w:spacing w:after="0" w:line="270"/>
+              <w:spacing w:after="0" w:line="208"/>
               <w:jc w:val="center"/>
             </w:pPr>
             <w:r>
@@ -8808,8 +8567,8 @@
                 <w:i w:val="false"/>
                 <w:iCs w:val="false"/>
                 <w:color w:val="111111"/>
-                <w:sz w:val="18"/>
-                <w:szCs w:val="18"/>
+                <w:sz w:val="15"/>
+                <w:szCs w:val="15"/>
               </w:rPr>
               <w:t xml:space="preserve">Beceri alanı</w:t>
             </w:r>
@@ -8829,7 +8588,7 @@
           </w:tcPr>
           <w:p>
             <w:pPr>
-              <w:spacing w:after="0" w:line="270"/>
+              <w:spacing w:after="0" w:line="208"/>
               <w:jc w:val="center"/>
             </w:pPr>
             <w:r>
@@ -8840,8 +8599,8 @@
                 <w:i w:val="false"/>
                 <w:iCs w:val="false"/>
                 <w:color w:val="111111"/>
-                <w:sz w:val="18"/>
-                <w:szCs w:val="18"/>
+                <w:sz w:val="15"/>
+                <w:szCs w:val="15"/>
               </w:rPr>
               <w:t xml:space="preserve">Puan</w:t>
             </w:r>
@@ -8862,7 +8621,7 @@
           </w:tcPr>
           <w:p>
             <w:pPr>
-              <w:spacing w:after="0" w:line="270"/>
+              <w:spacing w:after="0" w:line="208"/>
               <w:jc w:val="center"/>
             </w:pPr>
             <w:r>
@@ -8873,8 +8632,8 @@
                 <w:i w:val="false"/>
                 <w:iCs w:val="false"/>
                 <w:color w:val="111111"/>
-                <w:sz w:val="18"/>
-                <w:szCs w:val="18"/>
+                <w:sz w:val="15"/>
+                <w:szCs w:val="15"/>
               </w:rPr>
               <w:t xml:space="preserve">1</w:t>
             </w:r>
@@ -8893,18 +8652,18 @@
           </w:tcPr>
           <w:p>
             <w:pPr>
-              <w:spacing w:after="0" w:line="270"/>
-            </w:pPr>
-            <w:r>
-              <w:rPr>
-                <w:rFonts w:ascii="Times New Roman" w:cs="Times New Roman" w:eastAsia="Times New Roman" w:hAnsi="Times New Roman"/>
-                <w:b w:val="false"/>
-                <w:bCs w:val="false"/>
-                <w:i w:val="false"/>
-                <w:iCs w:val="false"/>
-                <w:color w:val="111111"/>
-                <w:sz w:val="17"/>
-                <w:szCs w:val="17"/>
+              <w:spacing w:after="0" w:line="208"/>
+            </w:pPr>
+            <w:r>
+              <w:rPr>
+                <w:rFonts w:ascii="Times New Roman" w:cs="Times New Roman" w:eastAsia="Times New Roman" w:hAnsi="Times New Roman"/>
+                <w:b w:val="false"/>
+                <w:bCs w:val="false"/>
+                <w:i w:val="false"/>
+                <w:iCs w:val="false"/>
+                <w:color w:val="111111"/>
+                <w:sz w:val="14"/>
+                <w:szCs w:val="14"/>
               </w:rPr>
               <w:t xml:space="preserve">ARP.9.4.2.2 — Günlük hayatla ilgili okuduğu içerikte yer alan bilgileri bir araya getirebilme</w:t>
             </w:r>
@@ -8923,19 +8682,19 @@
           </w:tcPr>
           <w:p>
             <w:pPr>
-              <w:spacing w:after="0" w:line="270"/>
-              <w:jc w:val="center"/>
-            </w:pPr>
-            <w:r>
-              <w:rPr>
-                <w:rFonts w:ascii="Times New Roman" w:cs="Times New Roman" w:eastAsia="Times New Roman" w:hAnsi="Times New Roman"/>
-                <w:b w:val="false"/>
-                <w:bCs w:val="false"/>
-                <w:i w:val="false"/>
-                <w:iCs w:val="false"/>
-                <w:color w:val="111111"/>
-                <w:sz w:val="17"/>
-                <w:szCs w:val="17"/>
+              <w:spacing w:after="0" w:line="208"/>
+              <w:jc w:val="center"/>
+            </w:pPr>
+            <w:r>
+              <w:rPr>
+                <w:rFonts w:ascii="Times New Roman" w:cs="Times New Roman" w:eastAsia="Times New Roman" w:hAnsi="Times New Roman"/>
+                <w:b w:val="false"/>
+                <w:bCs w:val="false"/>
+                <w:i w:val="false"/>
+                <w:iCs w:val="false"/>
+                <w:color w:val="111111"/>
+                <w:sz w:val="14"/>
+                <w:szCs w:val="14"/>
               </w:rPr>
               <w:t xml:space="preserve">Okuma</w:t>
             </w:r>
@@ -8954,19 +8713,19 @@
           </w:tcPr>
           <w:p>
             <w:pPr>
-              <w:spacing w:after="0" w:line="270"/>
-              <w:jc w:val="center"/>
-            </w:pPr>
-            <w:r>
-              <w:rPr>
-                <w:rFonts w:ascii="Times New Roman" w:cs="Times New Roman" w:eastAsia="Times New Roman" w:hAnsi="Times New Roman"/>
-                <w:b w:val="false"/>
-                <w:bCs w:val="false"/>
-                <w:i w:val="false"/>
-                <w:iCs w:val="false"/>
-                <w:color w:val="111111"/>
-                <w:sz w:val="18"/>
-                <w:szCs w:val="18"/>
+              <w:spacing w:after="0" w:line="208"/>
+              <w:jc w:val="center"/>
+            </w:pPr>
+            <w:r>
+              <w:rPr>
+                <w:rFonts w:ascii="Times New Roman" w:cs="Times New Roman" w:eastAsia="Times New Roman" w:hAnsi="Times New Roman"/>
+                <w:b w:val="false"/>
+                <w:bCs w:val="false"/>
+                <w:i w:val="false"/>
+                <w:iCs w:val="false"/>
+                <w:color w:val="111111"/>
+                <w:sz w:val="15"/>
+                <w:szCs w:val="15"/>
               </w:rPr>
               <w:t xml:space="preserve">15</w:t>
             </w:r>
@@ -8987,7 +8746,7 @@
           </w:tcPr>
           <w:p>
             <w:pPr>
-              <w:spacing w:after="0" w:line="270"/>
+              <w:spacing w:after="0" w:line="208"/>
               <w:jc w:val="center"/>
             </w:pPr>
             <w:r>
@@ -8998,8 +8757,8 @@
                 <w:i w:val="false"/>
                 <w:iCs w:val="false"/>
                 <w:color w:val="111111"/>
-                <w:sz w:val="18"/>
-                <w:szCs w:val="18"/>
+                <w:sz w:val="15"/>
+                <w:szCs w:val="15"/>
               </w:rPr>
               <w:t xml:space="preserve">2</w:t>
             </w:r>
@@ -9018,18 +8777,18 @@
           </w:tcPr>
           <w:p>
             <w:pPr>
-              <w:spacing w:after="0" w:line="270"/>
-            </w:pPr>
-            <w:r>
-              <w:rPr>
-                <w:rFonts w:ascii="Times New Roman" w:cs="Times New Roman" w:eastAsia="Times New Roman" w:hAnsi="Times New Roman"/>
-                <w:b w:val="false"/>
-                <w:bCs w:val="false"/>
-                <w:i w:val="false"/>
-                <w:iCs w:val="false"/>
-                <w:color w:val="111111"/>
-                <w:sz w:val="17"/>
-                <w:szCs w:val="17"/>
+              <w:spacing w:after="0" w:line="208"/>
+            </w:pPr>
+            <w:r>
+              <w:rPr>
+                <w:rFonts w:ascii="Times New Roman" w:cs="Times New Roman" w:eastAsia="Times New Roman" w:hAnsi="Times New Roman"/>
+                <w:b w:val="false"/>
+                <w:bCs w:val="false"/>
+                <w:i w:val="false"/>
+                <w:iCs w:val="false"/>
+                <w:color w:val="111111"/>
+                <w:sz w:val="14"/>
+                <w:szCs w:val="14"/>
               </w:rPr>
               <w:t xml:space="preserve">ARP.9.4.1.2 — Günlük hayatla ilgili dinlediği içerikte yer alan bilgileri bir araya getirebilme</w:t>
             </w:r>
@@ -9048,19 +8807,19 @@
           </w:tcPr>
           <w:p>
             <w:pPr>
-              <w:spacing w:after="0" w:line="270"/>
-              <w:jc w:val="center"/>
-            </w:pPr>
-            <w:r>
-              <w:rPr>
-                <w:rFonts w:ascii="Times New Roman" w:cs="Times New Roman" w:eastAsia="Times New Roman" w:hAnsi="Times New Roman"/>
-                <w:b w:val="false"/>
-                <w:bCs w:val="false"/>
-                <w:i w:val="false"/>
-                <w:iCs w:val="false"/>
-                <w:color w:val="111111"/>
-                <w:sz w:val="17"/>
-                <w:szCs w:val="17"/>
+              <w:spacing w:after="0" w:line="208"/>
+              <w:jc w:val="center"/>
+            </w:pPr>
+            <w:r>
+              <w:rPr>
+                <w:rFonts w:ascii="Times New Roman" w:cs="Times New Roman" w:eastAsia="Times New Roman" w:hAnsi="Times New Roman"/>
+                <w:b w:val="false"/>
+                <w:bCs w:val="false"/>
+                <w:i w:val="false"/>
+                <w:iCs w:val="false"/>
+                <w:color w:val="111111"/>
+                <w:sz w:val="14"/>
+                <w:szCs w:val="14"/>
               </w:rPr>
               <w:t xml:space="preserve">Dinleme</w:t>
             </w:r>
@@ -9079,19 +8838,19 @@
           </w:tcPr>
           <w:p>
             <w:pPr>
-              <w:spacing w:after="0" w:line="270"/>
-              <w:jc w:val="center"/>
-            </w:pPr>
-            <w:r>
-              <w:rPr>
-                <w:rFonts w:ascii="Times New Roman" w:cs="Times New Roman" w:eastAsia="Times New Roman" w:hAnsi="Times New Roman"/>
-                <w:b w:val="false"/>
-                <w:bCs w:val="false"/>
-                <w:i w:val="false"/>
-                <w:iCs w:val="false"/>
-                <w:color w:val="111111"/>
-                <w:sz w:val="18"/>
-                <w:szCs w:val="18"/>
+              <w:spacing w:after="0" w:line="208"/>
+              <w:jc w:val="center"/>
+            </w:pPr>
+            <w:r>
+              <w:rPr>
+                <w:rFonts w:ascii="Times New Roman" w:cs="Times New Roman" w:eastAsia="Times New Roman" w:hAnsi="Times New Roman"/>
+                <w:b w:val="false"/>
+                <w:bCs w:val="false"/>
+                <w:i w:val="false"/>
+                <w:iCs w:val="false"/>
+                <w:color w:val="111111"/>
+                <w:sz w:val="15"/>
+                <w:szCs w:val="15"/>
               </w:rPr>
               <w:t xml:space="preserve">10</w:t>
             </w:r>
@@ -9112,7 +8871,7 @@
           </w:tcPr>
           <w:p>
             <w:pPr>
-              <w:spacing w:after="0" w:line="270"/>
+              <w:spacing w:after="0" w:line="208"/>
               <w:jc w:val="center"/>
             </w:pPr>
             <w:r>
@@ -9123,8 +8882,8 @@
                 <w:i w:val="false"/>
                 <w:iCs w:val="false"/>
                 <w:color w:val="111111"/>
-                <w:sz w:val="18"/>
-                <w:szCs w:val="18"/>
+                <w:sz w:val="15"/>
+                <w:szCs w:val="15"/>
               </w:rPr>
               <w:t xml:space="preserve">3</w:t>
             </w:r>
@@ -9143,18 +8902,18 @@
           </w:tcPr>
           <w:p>
             <w:pPr>
-              <w:spacing w:after="0" w:line="270"/>
-            </w:pPr>
-            <w:r>
-              <w:rPr>
-                <w:rFonts w:ascii="Times New Roman" w:cs="Times New Roman" w:eastAsia="Times New Roman" w:hAnsi="Times New Roman"/>
-                <w:b w:val="false"/>
-                <w:bCs w:val="false"/>
-                <w:i w:val="false"/>
-                <w:iCs w:val="false"/>
-                <w:color w:val="111111"/>
-                <w:sz w:val="17"/>
-                <w:szCs w:val="17"/>
+              <w:spacing w:after="0" w:line="208"/>
+            </w:pPr>
+            <w:r>
+              <w:rPr>
+                <w:rFonts w:ascii="Times New Roman" w:cs="Times New Roman" w:eastAsia="Times New Roman" w:hAnsi="Times New Roman"/>
+                <w:b w:val="false"/>
+                <w:bCs w:val="false"/>
+                <w:i w:val="false"/>
+                <w:iCs w:val="false"/>
+                <w:color w:val="111111"/>
+                <w:sz w:val="14"/>
+                <w:szCs w:val="14"/>
               </w:rPr>
               <w:t xml:space="preserve">ARP.9.4.5.5 — Günlük hayatla ilgili bilgilerini kullanarak iletişim kurabilme</w:t>
             </w:r>
@@ -9173,19 +8932,19 @@
           </w:tcPr>
           <w:p>
             <w:pPr>
-              <w:spacing w:after="0" w:line="270"/>
-              <w:jc w:val="center"/>
-            </w:pPr>
-            <w:r>
-              <w:rPr>
-                <w:rFonts w:ascii="Times New Roman" w:cs="Times New Roman" w:eastAsia="Times New Roman" w:hAnsi="Times New Roman"/>
-                <w:b w:val="false"/>
-                <w:bCs w:val="false"/>
-                <w:i w:val="false"/>
-                <w:iCs w:val="false"/>
-                <w:color w:val="111111"/>
-                <w:sz w:val="17"/>
-                <w:szCs w:val="17"/>
+              <w:spacing w:after="0" w:line="208"/>
+              <w:jc w:val="center"/>
+            </w:pPr>
+            <w:r>
+              <w:rPr>
+                <w:rFonts w:ascii="Times New Roman" w:cs="Times New Roman" w:eastAsia="Times New Roman" w:hAnsi="Times New Roman"/>
+                <w:b w:val="false"/>
+                <w:bCs w:val="false"/>
+                <w:i w:val="false"/>
+                <w:iCs w:val="false"/>
+                <w:color w:val="111111"/>
+                <w:sz w:val="14"/>
+                <w:szCs w:val="14"/>
               </w:rPr>
               <w:t xml:space="preserve">Konuşma</w:t>
             </w:r>
@@ -9204,19 +8963,19 @@
           </w:tcPr>
           <w:p>
             <w:pPr>
-              <w:spacing w:after="0" w:line="270"/>
-              <w:jc w:val="center"/>
-            </w:pPr>
-            <w:r>
-              <w:rPr>
-                <w:rFonts w:ascii="Times New Roman" w:cs="Times New Roman" w:eastAsia="Times New Roman" w:hAnsi="Times New Roman"/>
-                <w:b w:val="false"/>
-                <w:bCs w:val="false"/>
-                <w:i w:val="false"/>
-                <w:iCs w:val="false"/>
-                <w:color w:val="111111"/>
-                <w:sz w:val="18"/>
-                <w:szCs w:val="18"/>
+              <w:spacing w:after="0" w:line="208"/>
+              <w:jc w:val="center"/>
+            </w:pPr>
+            <w:r>
+              <w:rPr>
+                <w:rFonts w:ascii="Times New Roman" w:cs="Times New Roman" w:eastAsia="Times New Roman" w:hAnsi="Times New Roman"/>
+                <w:b w:val="false"/>
+                <w:bCs w:val="false"/>
+                <w:i w:val="false"/>
+                <w:iCs w:val="false"/>
+                <w:color w:val="111111"/>
+                <w:sz w:val="15"/>
+                <w:szCs w:val="15"/>
               </w:rPr>
               <w:t xml:space="preserve">15</w:t>
             </w:r>
@@ -9237,7 +8996,7 @@
           </w:tcPr>
           <w:p>
             <w:pPr>
-              <w:spacing w:after="0" w:line="270"/>
+              <w:spacing w:after="0" w:line="208"/>
               <w:jc w:val="center"/>
             </w:pPr>
             <w:r>
@@ -9248,8 +9007,8 @@
                 <w:i w:val="false"/>
                 <w:iCs w:val="false"/>
                 <w:color w:val="111111"/>
-                <w:sz w:val="18"/>
-                <w:szCs w:val="18"/>
+                <w:sz w:val="15"/>
+                <w:szCs w:val="15"/>
               </w:rPr>
               <w:t xml:space="preserve">4</w:t>
             </w:r>
@@ -9268,18 +9027,18 @@
           </w:tcPr>
           <w:p>
             <w:pPr>
-              <w:spacing w:after="0" w:line="270"/>
-            </w:pPr>
-            <w:r>
-              <w:rPr>
-                <w:rFonts w:ascii="Times New Roman" w:cs="Times New Roman" w:eastAsia="Times New Roman" w:hAnsi="Times New Roman"/>
-                <w:b w:val="false"/>
-                <w:bCs w:val="false"/>
-                <w:i w:val="false"/>
-                <w:iCs w:val="false"/>
-                <w:color w:val="111111"/>
-                <w:sz w:val="17"/>
-                <w:szCs w:val="17"/>
+              <w:spacing w:after="0" w:line="208"/>
+            </w:pPr>
+            <w:r>
+              <w:rPr>
+                <w:rFonts w:ascii="Times New Roman" w:cs="Times New Roman" w:eastAsia="Times New Roman" w:hAnsi="Times New Roman"/>
+                <w:b w:val="false"/>
+                <w:bCs w:val="false"/>
+                <w:i w:val="false"/>
+                <w:iCs w:val="false"/>
+                <w:color w:val="111111"/>
+                <w:sz w:val="14"/>
+                <w:szCs w:val="14"/>
               </w:rPr>
               <w:t xml:space="preserve">ARP.9.4.5.3 — Günlük hayatla ilgili konuşmaları taklit ederek sözlü içerik oluşturabilme</w:t>
             </w:r>
@@ -9298,19 +9057,19 @@
           </w:tcPr>
           <w:p>
             <w:pPr>
-              <w:spacing w:after="0" w:line="270"/>
-              <w:jc w:val="center"/>
-            </w:pPr>
-            <w:r>
-              <w:rPr>
-                <w:rFonts w:ascii="Times New Roman" w:cs="Times New Roman" w:eastAsia="Times New Roman" w:hAnsi="Times New Roman"/>
-                <w:b w:val="false"/>
-                <w:bCs w:val="false"/>
-                <w:i w:val="false"/>
-                <w:iCs w:val="false"/>
-                <w:color w:val="111111"/>
-                <w:sz w:val="17"/>
-                <w:szCs w:val="17"/>
+              <w:spacing w:after="0" w:line="208"/>
+              <w:jc w:val="center"/>
+            </w:pPr>
+            <w:r>
+              <w:rPr>
+                <w:rFonts w:ascii="Times New Roman" w:cs="Times New Roman" w:eastAsia="Times New Roman" w:hAnsi="Times New Roman"/>
+                <w:b w:val="false"/>
+                <w:bCs w:val="false"/>
+                <w:i w:val="false"/>
+                <w:iCs w:val="false"/>
+                <w:color w:val="111111"/>
+                <w:sz w:val="14"/>
+                <w:szCs w:val="14"/>
               </w:rPr>
               <w:t xml:space="preserve">Konuşma</w:t>
             </w:r>
@@ -9329,19 +9088,19 @@
           </w:tcPr>
           <w:p>
             <w:pPr>
-              <w:spacing w:after="0" w:line="270"/>
-              <w:jc w:val="center"/>
-            </w:pPr>
-            <w:r>
-              <w:rPr>
-                <w:rFonts w:ascii="Times New Roman" w:cs="Times New Roman" w:eastAsia="Times New Roman" w:hAnsi="Times New Roman"/>
-                <w:b w:val="false"/>
-                <w:bCs w:val="false"/>
-                <w:i w:val="false"/>
-                <w:iCs w:val="false"/>
-                <w:color w:val="111111"/>
-                <w:sz w:val="18"/>
-                <w:szCs w:val="18"/>
+              <w:spacing w:after="0" w:line="208"/>
+              <w:jc w:val="center"/>
+            </w:pPr>
+            <w:r>
+              <w:rPr>
+                <w:rFonts w:ascii="Times New Roman" w:cs="Times New Roman" w:eastAsia="Times New Roman" w:hAnsi="Times New Roman"/>
+                <w:b w:val="false"/>
+                <w:bCs w:val="false"/>
+                <w:i w:val="false"/>
+                <w:iCs w:val="false"/>
+                <w:color w:val="111111"/>
+                <w:sz w:val="15"/>
+                <w:szCs w:val="15"/>
               </w:rPr>
               <w:t xml:space="preserve">10</w:t>
             </w:r>
@@ -9362,7 +9121,7 @@
           </w:tcPr>
           <w:p>
             <w:pPr>
-              <w:spacing w:after="0" w:line="270"/>
+              <w:spacing w:after="0" w:line="208"/>
               <w:jc w:val="center"/>
             </w:pPr>
             <w:r>
@@ -9373,8 +9132,8 @@
                 <w:i w:val="false"/>
                 <w:iCs w:val="false"/>
                 <w:color w:val="111111"/>
-                <w:sz w:val="18"/>
-                <w:szCs w:val="18"/>
+                <w:sz w:val="15"/>
+                <w:szCs w:val="15"/>
               </w:rPr>
               <w:t xml:space="preserve">5</w:t>
             </w:r>
@@ -9393,18 +9152,18 @@
           </w:tcPr>
           <w:p>
             <w:pPr>
-              <w:spacing w:after="0" w:line="270"/>
-            </w:pPr>
-            <w:r>
-              <w:rPr>
-                <w:rFonts w:ascii="Times New Roman" w:cs="Times New Roman" w:eastAsia="Times New Roman" w:hAnsi="Times New Roman"/>
-                <w:b w:val="false"/>
-                <w:bCs w:val="false"/>
-                <w:i w:val="false"/>
-                <w:iCs w:val="false"/>
-                <w:color w:val="111111"/>
-                <w:sz w:val="17"/>
-                <w:szCs w:val="17"/>
+              <w:spacing w:after="0" w:line="208"/>
+            </w:pPr>
+            <w:r>
+              <w:rPr>
+                <w:rFonts w:ascii="Times New Roman" w:cs="Times New Roman" w:eastAsia="Times New Roman" w:hAnsi="Times New Roman"/>
+                <w:b w:val="false"/>
+                <w:bCs w:val="false"/>
+                <w:i w:val="false"/>
+                <w:iCs w:val="false"/>
+                <w:color w:val="111111"/>
+                <w:sz w:val="14"/>
+                <w:szCs w:val="14"/>
               </w:rPr>
               <w:t xml:space="preserve">ARP.9.4.4.1 — Günlük hayatla ilgili hedef sözcükleri kullanabilme</w:t>
             </w:r>
@@ -9423,19 +9182,19 @@
           </w:tcPr>
           <w:p>
             <w:pPr>
-              <w:spacing w:after="0" w:line="270"/>
-              <w:jc w:val="center"/>
-            </w:pPr>
-            <w:r>
-              <w:rPr>
-                <w:rFonts w:ascii="Times New Roman" w:cs="Times New Roman" w:eastAsia="Times New Roman" w:hAnsi="Times New Roman"/>
-                <w:b w:val="false"/>
-                <w:bCs w:val="false"/>
-                <w:i w:val="false"/>
-                <w:iCs w:val="false"/>
-                <w:color w:val="111111"/>
-                <w:sz w:val="17"/>
-                <w:szCs w:val="17"/>
+              <w:spacing w:after="0" w:line="208"/>
+              <w:jc w:val="center"/>
+            </w:pPr>
+            <w:r>
+              <w:rPr>
+                <w:rFonts w:ascii="Times New Roman" w:cs="Times New Roman" w:eastAsia="Times New Roman" w:hAnsi="Times New Roman"/>
+                <w:b w:val="false"/>
+                <w:bCs w:val="false"/>
+                <w:i w:val="false"/>
+                <w:iCs w:val="false"/>
+                <w:color w:val="111111"/>
+                <w:sz w:val="14"/>
+                <w:szCs w:val="14"/>
               </w:rPr>
               <w:t xml:space="preserve">Sözcük</w:t>
             </w:r>
@@ -9454,19 +9213,19 @@
           </w:tcPr>
           <w:p>
             <w:pPr>
-              <w:spacing w:after="0" w:line="270"/>
-              <w:jc w:val="center"/>
-            </w:pPr>
-            <w:r>
-              <w:rPr>
-                <w:rFonts w:ascii="Times New Roman" w:cs="Times New Roman" w:eastAsia="Times New Roman" w:hAnsi="Times New Roman"/>
-                <w:b w:val="false"/>
-                <w:bCs w:val="false"/>
-                <w:i w:val="false"/>
-                <w:iCs w:val="false"/>
-                <w:color w:val="111111"/>
-                <w:sz w:val="18"/>
-                <w:szCs w:val="18"/>
+              <w:spacing w:after="0" w:line="208"/>
+              <w:jc w:val="center"/>
+            </w:pPr>
+            <w:r>
+              <w:rPr>
+                <w:rFonts w:ascii="Times New Roman" w:cs="Times New Roman" w:eastAsia="Times New Roman" w:hAnsi="Times New Roman"/>
+                <w:b w:val="false"/>
+                <w:bCs w:val="false"/>
+                <w:i w:val="false"/>
+                <w:iCs w:val="false"/>
+                <w:color w:val="111111"/>
+                <w:sz w:val="15"/>
+                <w:szCs w:val="15"/>
               </w:rPr>
               <w:t xml:space="preserve">10</w:t>
             </w:r>
@@ -9487,7 +9246,7 @@
           </w:tcPr>
           <w:p>
             <w:pPr>
-              <w:spacing w:after="0" w:line="270"/>
+              <w:spacing w:after="0" w:line="208"/>
               <w:jc w:val="center"/>
             </w:pPr>
             <w:r>
@@ -9498,8 +9257,8 @@
                 <w:i w:val="false"/>
                 <w:iCs w:val="false"/>
                 <w:color w:val="111111"/>
-                <w:sz w:val="18"/>
-                <w:szCs w:val="18"/>
+                <w:sz w:val="15"/>
+                <w:szCs w:val="15"/>
               </w:rPr>
               <w:t xml:space="preserve">6</w:t>
             </w:r>
@@ -9518,18 +9277,18 @@
           </w:tcPr>
           <w:p>
             <w:pPr>
-              <w:spacing w:after="0" w:line="270"/>
-            </w:pPr>
-            <w:r>
-              <w:rPr>
-                <w:rFonts w:ascii="Times New Roman" w:cs="Times New Roman" w:eastAsia="Times New Roman" w:hAnsi="Times New Roman"/>
-                <w:b w:val="false"/>
-                <w:bCs w:val="false"/>
-                <w:i w:val="false"/>
-                <w:iCs w:val="false"/>
-                <w:color w:val="111111"/>
-                <w:sz w:val="17"/>
-                <w:szCs w:val="17"/>
+              <w:spacing w:after="0" w:line="208"/>
+            </w:pPr>
+            <w:r>
+              <w:rPr>
+                <w:rFonts w:ascii="Times New Roman" w:cs="Times New Roman" w:eastAsia="Times New Roman" w:hAnsi="Times New Roman"/>
+                <w:b w:val="false"/>
+                <w:bCs w:val="false"/>
+                <w:i w:val="false"/>
+                <w:iCs w:val="false"/>
+                <w:color w:val="111111"/>
+                <w:sz w:val="14"/>
+                <w:szCs w:val="14"/>
               </w:rPr>
               <w:t xml:space="preserve">ARP.9.4.3.1 — Günlük hayatla ilgili hedef dil yapılarını kullanabilme</w:t>
             </w:r>
@@ -9548,19 +9307,19 @@
           </w:tcPr>
           <w:p>
             <w:pPr>
-              <w:spacing w:after="0" w:line="270"/>
-              <w:jc w:val="center"/>
-            </w:pPr>
-            <w:r>
-              <w:rPr>
-                <w:rFonts w:ascii="Times New Roman" w:cs="Times New Roman" w:eastAsia="Times New Roman" w:hAnsi="Times New Roman"/>
-                <w:b w:val="false"/>
-                <w:bCs w:val="false"/>
-                <w:i w:val="false"/>
-                <w:iCs w:val="false"/>
-                <w:color w:val="111111"/>
-                <w:sz w:val="17"/>
-                <w:szCs w:val="17"/>
+              <w:spacing w:after="0" w:line="208"/>
+              <w:jc w:val="center"/>
+            </w:pPr>
+            <w:r>
+              <w:rPr>
+                <w:rFonts w:ascii="Times New Roman" w:cs="Times New Roman" w:eastAsia="Times New Roman" w:hAnsi="Times New Roman"/>
+                <w:b w:val="false"/>
+                <w:bCs w:val="false"/>
+                <w:i w:val="false"/>
+                <w:iCs w:val="false"/>
+                <w:color w:val="111111"/>
+                <w:sz w:val="14"/>
+                <w:szCs w:val="14"/>
               </w:rPr>
               <w:t xml:space="preserve">Dil Bilgisi</w:t>
             </w:r>
@@ -9579,19 +9338,19 @@
           </w:tcPr>
           <w:p>
             <w:pPr>
-              <w:spacing w:after="0" w:line="270"/>
-              <w:jc w:val="center"/>
-            </w:pPr>
-            <w:r>
-              <w:rPr>
-                <w:rFonts w:ascii="Times New Roman" w:cs="Times New Roman" w:eastAsia="Times New Roman" w:hAnsi="Times New Roman"/>
-                <w:b w:val="false"/>
-                <w:bCs w:val="false"/>
-                <w:i w:val="false"/>
-                <w:iCs w:val="false"/>
-                <w:color w:val="111111"/>
-                <w:sz w:val="18"/>
-                <w:szCs w:val="18"/>
+              <w:spacing w:after="0" w:line="208"/>
+              <w:jc w:val="center"/>
+            </w:pPr>
+            <w:r>
+              <w:rPr>
+                <w:rFonts w:ascii="Times New Roman" w:cs="Times New Roman" w:eastAsia="Times New Roman" w:hAnsi="Times New Roman"/>
+                <w:b w:val="false"/>
+                <w:bCs w:val="false"/>
+                <w:i w:val="false"/>
+                <w:iCs w:val="false"/>
+                <w:color w:val="111111"/>
+                <w:sz w:val="15"/>
+                <w:szCs w:val="15"/>
               </w:rPr>
               <w:t xml:space="preserve">10</w:t>
             </w:r>
@@ -9612,7 +9371,7 @@
           </w:tcPr>
           <w:p>
             <w:pPr>
-              <w:spacing w:after="0" w:line="270"/>
+              <w:spacing w:after="0" w:line="208"/>
               <w:jc w:val="center"/>
             </w:pPr>
             <w:r>
@@ -9623,8 +9382,8 @@
                 <w:i w:val="false"/>
                 <w:iCs w:val="false"/>
                 <w:color w:val="111111"/>
-                <w:sz w:val="18"/>
-                <w:szCs w:val="18"/>
+                <w:sz w:val="15"/>
+                <w:szCs w:val="15"/>
               </w:rPr>
               <w:t xml:space="preserve">7</w:t>
             </w:r>
@@ -9643,18 +9402,18 @@
           </w:tcPr>
           <w:p>
             <w:pPr>
-              <w:spacing w:after="0" w:line="270"/>
-            </w:pPr>
-            <w:r>
-              <w:rPr>
-                <w:rFonts w:ascii="Times New Roman" w:cs="Times New Roman" w:eastAsia="Times New Roman" w:hAnsi="Times New Roman"/>
-                <w:b w:val="false"/>
-                <w:bCs w:val="false"/>
-                <w:i w:val="false"/>
-                <w:iCs w:val="false"/>
-                <w:color w:val="111111"/>
-                <w:sz w:val="17"/>
-                <w:szCs w:val="17"/>
+              <w:spacing w:after="0" w:line="208"/>
+            </w:pPr>
+            <w:r>
+              <w:rPr>
+                <w:rFonts w:ascii="Times New Roman" w:cs="Times New Roman" w:eastAsia="Times New Roman" w:hAnsi="Times New Roman"/>
+                <w:b w:val="false"/>
+                <w:bCs w:val="false"/>
+                <w:i w:val="false"/>
+                <w:iCs w:val="false"/>
+                <w:color w:val="111111"/>
+                <w:sz w:val="14"/>
+                <w:szCs w:val="14"/>
               </w:rPr>
               <w:t xml:space="preserve">ARP.9.4.2.3 — Günlük hayatla ilgili okuduğu içeriği anlamlandırabilme</w:t>
             </w:r>
@@ -9673,19 +9432,19 @@
           </w:tcPr>
           <w:p>
             <w:pPr>
-              <w:spacing w:after="0" w:line="270"/>
-              <w:jc w:val="center"/>
-            </w:pPr>
-            <w:r>
-              <w:rPr>
-                <w:rFonts w:ascii="Times New Roman" w:cs="Times New Roman" w:eastAsia="Times New Roman" w:hAnsi="Times New Roman"/>
-                <w:b w:val="false"/>
-                <w:bCs w:val="false"/>
-                <w:i w:val="false"/>
-                <w:iCs w:val="false"/>
-                <w:color w:val="111111"/>
-                <w:sz w:val="17"/>
-                <w:szCs w:val="17"/>
+              <w:spacing w:after="0" w:line="208"/>
+              <w:jc w:val="center"/>
+            </w:pPr>
+            <w:r>
+              <w:rPr>
+                <w:rFonts w:ascii="Times New Roman" w:cs="Times New Roman" w:eastAsia="Times New Roman" w:hAnsi="Times New Roman"/>
+                <w:b w:val="false"/>
+                <w:bCs w:val="false"/>
+                <w:i w:val="false"/>
+                <w:iCs w:val="false"/>
+                <w:color w:val="111111"/>
+                <w:sz w:val="14"/>
+                <w:szCs w:val="14"/>
               </w:rPr>
               <w:t xml:space="preserve">Okuma</w:t>
             </w:r>
@@ -9704,19 +9463,19 @@
           </w:tcPr>
           <w:p>
             <w:pPr>
-              <w:spacing w:after="0" w:line="270"/>
-              <w:jc w:val="center"/>
-            </w:pPr>
-            <w:r>
-              <w:rPr>
-                <w:rFonts w:ascii="Times New Roman" w:cs="Times New Roman" w:eastAsia="Times New Roman" w:hAnsi="Times New Roman"/>
-                <w:b w:val="false"/>
-                <w:bCs w:val="false"/>
-                <w:i w:val="false"/>
-                <w:iCs w:val="false"/>
-                <w:color w:val="111111"/>
-                <w:sz w:val="18"/>
-                <w:szCs w:val="18"/>
+              <w:spacing w:after="0" w:line="208"/>
+              <w:jc w:val="center"/>
+            </w:pPr>
+            <w:r>
+              <w:rPr>
+                <w:rFonts w:ascii="Times New Roman" w:cs="Times New Roman" w:eastAsia="Times New Roman" w:hAnsi="Times New Roman"/>
+                <w:b w:val="false"/>
+                <w:bCs w:val="false"/>
+                <w:i w:val="false"/>
+                <w:iCs w:val="false"/>
+                <w:color w:val="111111"/>
+                <w:sz w:val="15"/>
+                <w:szCs w:val="15"/>
               </w:rPr>
               <w:t xml:space="preserve">15</w:t>
             </w:r>
@@ -9737,7 +9496,7 @@
           </w:tcPr>
           <w:p>
             <w:pPr>
-              <w:spacing w:after="0" w:line="270"/>
+              <w:spacing w:after="0" w:line="208"/>
               <w:jc w:val="center"/>
             </w:pPr>
             <w:r>
@@ -9748,8 +9507,8 @@
                 <w:i w:val="false"/>
                 <w:iCs w:val="false"/>
                 <w:color w:val="111111"/>
-                <w:sz w:val="18"/>
-                <w:szCs w:val="18"/>
+                <w:sz w:val="15"/>
+                <w:szCs w:val="15"/>
               </w:rPr>
               <w:t xml:space="preserve">8</w:t>
             </w:r>
@@ -9768,18 +9527,18 @@
           </w:tcPr>
           <w:p>
             <w:pPr>
-              <w:spacing w:after="0" w:line="270"/>
-            </w:pPr>
-            <w:r>
-              <w:rPr>
-                <w:rFonts w:ascii="Times New Roman" w:cs="Times New Roman" w:eastAsia="Times New Roman" w:hAnsi="Times New Roman"/>
-                <w:b w:val="false"/>
-                <w:bCs w:val="false"/>
-                <w:i w:val="false"/>
-                <w:iCs w:val="false"/>
-                <w:color w:val="111111"/>
-                <w:sz w:val="17"/>
-                <w:szCs w:val="17"/>
+              <w:spacing w:after="0" w:line="208"/>
+            </w:pPr>
+            <w:r>
+              <w:rPr>
+                <w:rFonts w:ascii="Times New Roman" w:cs="Times New Roman" w:eastAsia="Times New Roman" w:hAnsi="Times New Roman"/>
+                <w:b w:val="false"/>
+                <w:bCs w:val="false"/>
+                <w:i w:val="false"/>
+                <w:iCs w:val="false"/>
+                <w:color w:val="111111"/>
+                <w:sz w:val="14"/>
+                <w:szCs w:val="14"/>
               </w:rPr>
               <w:t xml:space="preserve">ARP.9.4.6.5 — Günlük hayatla ilgili bilgilerini kullanarak yazılı iletişim kurabilme</w:t>
             </w:r>
@@ -9798,19 +9557,19 @@
           </w:tcPr>
           <w:p>
             <w:pPr>
-              <w:spacing w:after="0" w:line="270"/>
-              <w:jc w:val="center"/>
-            </w:pPr>
-            <w:r>
-              <w:rPr>
-                <w:rFonts w:ascii="Times New Roman" w:cs="Times New Roman" w:eastAsia="Times New Roman" w:hAnsi="Times New Roman"/>
-                <w:b w:val="false"/>
-                <w:bCs w:val="false"/>
-                <w:i w:val="false"/>
-                <w:iCs w:val="false"/>
-                <w:color w:val="111111"/>
-                <w:sz w:val="17"/>
-                <w:szCs w:val="17"/>
+              <w:spacing w:after="0" w:line="208"/>
+              <w:jc w:val="center"/>
+            </w:pPr>
+            <w:r>
+              <w:rPr>
+                <w:rFonts w:ascii="Times New Roman" w:cs="Times New Roman" w:eastAsia="Times New Roman" w:hAnsi="Times New Roman"/>
+                <w:b w:val="false"/>
+                <w:bCs w:val="false"/>
+                <w:i w:val="false"/>
+                <w:iCs w:val="false"/>
+                <w:color w:val="111111"/>
+                <w:sz w:val="14"/>
+                <w:szCs w:val="14"/>
               </w:rPr>
               <w:t xml:space="preserve">Yazma</w:t>
             </w:r>
@@ -9829,19 +9588,19 @@
           </w:tcPr>
           <w:p>
             <w:pPr>
-              <w:spacing w:after="0" w:line="270"/>
-              <w:jc w:val="center"/>
-            </w:pPr>
-            <w:r>
-              <w:rPr>
-                <w:rFonts w:ascii="Times New Roman" w:cs="Times New Roman" w:eastAsia="Times New Roman" w:hAnsi="Times New Roman"/>
-                <w:b w:val="false"/>
-                <w:bCs w:val="false"/>
-                <w:i w:val="false"/>
-                <w:iCs w:val="false"/>
-                <w:color w:val="111111"/>
-                <w:sz w:val="18"/>
-                <w:szCs w:val="18"/>
+              <w:spacing w:after="0" w:line="208"/>
+              <w:jc w:val="center"/>
+            </w:pPr>
+            <w:r>
+              <w:rPr>
+                <w:rFonts w:ascii="Times New Roman" w:cs="Times New Roman" w:eastAsia="Times New Roman" w:hAnsi="Times New Roman"/>
+                <w:b w:val="false"/>
+                <w:bCs w:val="false"/>
+                <w:i w:val="false"/>
+                <w:iCs w:val="false"/>
+                <w:color w:val="111111"/>
+                <w:sz w:val="15"/>
+                <w:szCs w:val="15"/>
               </w:rPr>
               <w:t xml:space="preserve">15</w:t>
             </w:r>
@@ -9851,7 +9610,7 @@
     </w:tbl>
     <w:p>
       <w:pPr>
-        <w:spacing w:after="60"/>
+        <w:spacing w:after="18"/>
       </w:pPr>
       <w:r>
         <w:rPr>
@@ -9861,8 +9620,8 @@
           <w:i w:val="false"/>
           <w:iCs w:val="false"/>
           <w:color w:val="111111"/>
-          <w:sz w:val="21"/>
-          <w:szCs w:val="21"/>
+          <w:sz w:val="17"/>
+          <w:szCs w:val="17"/>
         </w:rPr>
         <w:t xml:space="preserve"/>
       </w:r>
@@ -9906,44 +9665,26 @@
           </w:tcPr>
           <w:p>
             <w:pPr>
-              <w:spacing w:after="0" w:line="120"/>
-            </w:pPr>
-            <w:r>
-              <w:rPr>
-                <w:rFonts w:ascii="Times New Roman" w:cs="Times New Roman" w:eastAsia="Times New Roman" w:hAnsi="Times New Roman"/>
-                <w:b w:val="false"/>
-                <w:bCs w:val="false"/>
-                <w:i w:val="false"/>
-                <w:iCs w:val="false"/>
-                <w:color w:val="111111"/>
-                <w:sz w:val="6"/>
-                <w:szCs w:val="6"/>
-              </w:rPr>
-              <w:t xml:space="preserve"/>
-            </w:r>
-          </w:p>
-          <w:p>
-            <w:pPr>
-              <w:spacing w:after="25"/>
-              <w:jc w:val="center"/>
-            </w:pPr>
-            <w:r>
-              <w:rPr>
-                <w:rFonts w:ascii="Times New Roman" w:cs="Times New Roman" w:eastAsia="Times New Roman" w:hAnsi="Times New Roman"/>
-                <w:b w:val="false"/>
-                <w:bCs w:val="false"/>
-                <w:i w:val="false"/>
-                <w:iCs w:val="false"/>
-                <w:color w:val="111111"/>
-                <w:sz w:val="19"/>
-                <w:szCs w:val="19"/>
+              <w:spacing w:after="8"/>
+              <w:jc w:val="center"/>
+            </w:pPr>
+            <w:r>
+              <w:rPr>
+                <w:rFonts w:ascii="Times New Roman" w:cs="Times New Roman" w:eastAsia="Times New Roman" w:hAnsi="Times New Roman"/>
+                <w:b w:val="false"/>
+                <w:bCs w:val="false"/>
+                <w:i w:val="false"/>
+                <w:iCs w:val="false"/>
+                <w:color w:val="111111"/>
+                <w:sz w:val="16"/>
+                <w:szCs w:val="16"/>
               </w:rPr>
               <w:t xml:space="preserve">……………………………………</w:t>
             </w:r>
           </w:p>
           <w:p>
             <w:pPr>
-              <w:spacing w:after="8"/>
+              <w:spacing w:after="2"/>
               <w:jc w:val="center"/>
             </w:pPr>
             <w:r>
@@ -9954,8 +9695,8 @@
                 <w:i w:val="false"/>
                 <w:iCs w:val="false"/>
                 <w:color w:val="111111"/>
-                <w:sz w:val="19"/>
-                <w:szCs w:val="19"/>
+                <w:sz w:val="16"/>
+                <w:szCs w:val="16"/>
               </w:rPr>
               <w:t xml:space="preserve">Ders Öğretmeni</w:t>
             </w:r>
@@ -9973,8 +9714,8 @@
                 <w:i w:val="false"/>
                 <w:iCs w:val="false"/>
                 <w:color w:val="55636F"/>
-                <w:sz w:val="17"/>
-                <w:szCs w:val="17"/>
+                <w:sz w:val="14"/>
+                <w:szCs w:val="14"/>
               </w:rPr>
               <w:t xml:space="preserve">Arapça</w:t>
             </w:r>
@@ -10009,34 +9750,34 @@
                 <w:i w:val="false"/>
                 <w:iCs w:val="false"/>
                 <w:color w:val="111111"/>
-                <w:sz w:val="6"/>
-                <w:szCs w:val="6"/>
+                <w:sz w:val="12"/>
+                <w:szCs w:val="12"/>
               </w:rPr>
               <w:t xml:space="preserve"/>
             </w:r>
           </w:p>
           <w:p>
             <w:pPr>
-              <w:spacing w:after="25"/>
-              <w:jc w:val="center"/>
-            </w:pPr>
-            <w:r>
-              <w:rPr>
-                <w:rFonts w:ascii="Times New Roman" w:cs="Times New Roman" w:eastAsia="Times New Roman" w:hAnsi="Times New Roman"/>
-                <w:b w:val="false"/>
-                <w:bCs w:val="false"/>
-                <w:i w:val="false"/>
-                <w:iCs w:val="false"/>
-                <w:color w:val="111111"/>
-                <w:sz w:val="19"/>
-                <w:szCs w:val="19"/>
+              <w:spacing w:after="8"/>
+              <w:jc w:val="center"/>
+            </w:pPr>
+            <w:r>
+              <w:rPr>
+                <w:rFonts w:ascii="Times New Roman" w:cs="Times New Roman" w:eastAsia="Times New Roman" w:hAnsi="Times New Roman"/>
+                <w:b w:val="false"/>
+                <w:bCs w:val="false"/>
+                <w:i w:val="false"/>
+                <w:iCs w:val="false"/>
+                <w:color w:val="111111"/>
+                <w:sz w:val="16"/>
+                <w:szCs w:val="16"/>
               </w:rPr>
               <w:t xml:space="preserve">……………………………………</w:t>
             </w:r>
           </w:p>
           <w:p>
             <w:pPr>
-              <w:spacing w:after="8"/>
+              <w:spacing w:after="2"/>
               <w:jc w:val="center"/>
             </w:pPr>
             <w:r>
@@ -10047,8 +9788,8 @@
                 <w:i w:val="false"/>
                 <w:iCs w:val="false"/>
                 <w:color w:val="111111"/>
-                <w:sz w:val="19"/>
-                <w:szCs w:val="19"/>
+                <w:sz w:val="16"/>
+                <w:szCs w:val="16"/>
               </w:rPr>
               <w:t xml:space="preserve">Okul Müdürü</w:t>
             </w:r>
@@ -10066,8 +9807,8 @@
                 <w:i w:val="false"/>
                 <w:iCs w:val="false"/>
                 <w:color w:val="55636F"/>
-                <w:sz w:val="17"/>
-                <w:szCs w:val="17"/>
+                <w:sz w:val="14"/>
+                <w:szCs w:val="14"/>
               </w:rPr>
               <w:t xml:space="preserve"/>
             </w:r>
@@ -10078,7 +9819,7 @@
     <w:sectPr>
       <w:footerReference w:type="default" r:id="rId7"/>
       <w:pgSz w:w="11906" w:h="16838" w:orient="portrait"/>
-      <w:pgMar w:top="1021" w:right="1021" w:bottom="1021" w:left="1021" w:header="708" w:footer="708" w:gutter="0"/>
+      <w:pgMar w:top="430" w:right="430" w:bottom="430" w:left="430" w:header="454" w:footer="400" w:gutter="0"/>
       <w:pgNumType/>
       <w:docGrid w:linePitch="360"/>
     </w:sectPr>

--- a/dosyalar/sinavlar/9-sinif/arapca-9-2d2y-beceri.docx
+++ b/dosyalar/sinavlar/9-sinif/arapca-9-2d2y-beceri.docx
@@ -504,7 +504,7 @@
                 <w:szCs w:val="27"/>
                 <w:rtl/>
               </w:rPr>
-              <w:t xml:space="preserve">يَوْمِي فِي الْبَيْتِ وَالْمَدْرَسَةِ</w:t>
+              <w:t xml:space="preserve">يَوْمِي فِي البَيْتِ وَالْمَدْرَسَةِ</w:t>
             </w:r>
           </w:p>
           <w:p>
@@ -522,7 +522,7 @@
                 <w:szCs w:val="25"/>
                 <w:rtl/>
               </w:rPr>
-              <w:t xml:space="preserve">أَنَا زَيْنَبُ، طَالِبَةٌ فِي الصَّفِّ التَّاسِعِ.</w:t>
+              <w:t xml:space="preserve">أَنَا زَيْنَب، طَالِبَةٌ فِي الصَّفِّ التَّاسِعِ.</w:t>
             </w:r>
           </w:p>
           <w:p>
@@ -540,7 +540,7 @@
                 <w:szCs w:val="25"/>
                 <w:rtl/>
               </w:rPr>
-              <w:t xml:space="preserve">أَسْتَيْقِظُ كُلَّ يَوْمٍ فِي السَّاعَةِ الْخَامِسَةِ وَالنِّصْفِ صَبَاحًا.</w:t>
+              <w:t xml:space="preserve">أَسْتَيْقِظُ كُلَّ يَوْمٍ فِي السَّاعَةِ الخَامِسَةِ وَالنِّصْفِ صَبَاحًا.</w:t>
             </w:r>
           </w:p>
           <w:p>
@@ -558,7 +558,7 @@
                 <w:szCs w:val="25"/>
                 <w:rtl/>
               </w:rPr>
-              <w:t xml:space="preserve">أَتَوَضَّأُ ثُمَّ أُصَلِّي الْفَجْرَ مَعَ أُمِّي فِي غُرْفَةِ الْجُلُوسِ.</w:t>
+              <w:t xml:space="preserve">أَتَوَضَّأُ ثُمَّ أُصَلِّي الفَجْرَ مَعَ أُمِّي فِي غُرْفَةِ الجُلُوسِ.</w:t>
             </w:r>
           </w:p>
           <w:p>
@@ -576,7 +576,7 @@
                 <w:szCs w:val="25"/>
                 <w:rtl/>
               </w:rPr>
-              <w:t xml:space="preserve">بَعْدَ الصَّلَاةِ أَقْرَأُ صَفْحَةً مِنَ الْقُرْآنِ الْكَرِيمِ.</w:t>
+              <w:t xml:space="preserve">بَعْدَ الصَّلَاةِ أَقْرَأُ صَفْحَةً مِن القُرْآنِ الكَرِيمِ.</w:t>
             </w:r>
           </w:p>
           <w:p>
@@ -594,7 +594,7 @@
                 <w:szCs w:val="25"/>
                 <w:rtl/>
               </w:rPr>
-              <w:t xml:space="preserve">آكُلُ الْفُطُورَ مَعَ أُسْرَتِي: خُبْزٌ وَجُبْنٌ وَبَيْضٌ وَشَايٌ.</w:t>
+              <w:t xml:space="preserve">آكُلُ الفُطُورَ مَعَ أُسْرَتِي: خُبْزٌ وَجُبْنٌ وَبَيْضٌ وَشَايٌ.</w:t>
             </w:r>
           </w:p>
           <w:p>
@@ -612,7 +612,7 @@
                 <w:szCs w:val="25"/>
                 <w:rtl/>
               </w:rPr>
-              <w:t xml:space="preserve">أَذْهَبُ إِلَى الْمَدْرَسَةِ فِي السَّاعَةِ السَّابِعَةِ وَالرُّبْعِ.</w:t>
+              <w:t xml:space="preserve">أَذْهَبُ إِلَى المَدْرَسَةِ فِي السَّاعَةِ السَّابِعَةِ وَالرُّبْعِ.</w:t>
             </w:r>
           </w:p>
           <w:p>
@@ -630,7 +630,7 @@
                 <w:szCs w:val="25"/>
                 <w:rtl/>
               </w:rPr>
-              <w:t xml:space="preserve">أَرْجِعُ إِلَى الْبَيْتِ فِي السَّاعَةِ الثَّالِثَةِ بَعْدَ الظُّهْرِ.</w:t>
+              <w:t xml:space="preserve">أَرْجِعُ إِلَى البَيْتِ فِي السَّاعَةِ الثَّالِثَةِ بَعْدَ الظُّهْرِ.</w:t>
             </w:r>
           </w:p>
           <w:p>
@@ -648,7 +648,7 @@
                 <w:szCs w:val="25"/>
                 <w:rtl/>
               </w:rPr>
-              <w:t xml:space="preserve">أَسْتَرِيحُ قَلِيلًا، ثُمَّ أَدْرُسُ دُرُوسِي عَلَى الطَّاوِلَةِ فِي غُرْفَتِي.</w:t>
+              <w:t xml:space="preserve">أَسْتَرِيحُ قَلِيلًا، ثُمَّ أَدْرُسُ دُرُوسِي عَلَى الطَّاوِلَةِ فِي غُرْفَتِي.</w:t>
             </w:r>
           </w:p>
           <w:p>
@@ -666,7 +666,7 @@
                 <w:szCs w:val="25"/>
                 <w:rtl/>
               </w:rPr>
-              <w:t xml:space="preserve">فِي الْمَسَاءِ نَجْلِسُ مَعًا وَنَتَحَدَّثُ عَنْ يَوْمِنَا.</w:t>
+              <w:t xml:space="preserve">فِي المَسَاءِ نَجْلِسُ مَعًا وَنَتَحَدَّثُ عَنْ يَوْمِنَا.</w:t>
             </w:r>
           </w:p>
           <w:p>
@@ -684,7 +684,7 @@
                 <w:szCs w:val="25"/>
                 <w:rtl/>
               </w:rPr>
-              <w:t xml:space="preserve">أَنَامُ فِي السَّاعَةِ الْعَاشِرَةِ لَيْلًا لِأَنِّي أَسْتَيْقِظُ مُبَكِّرًا.</w:t>
+              <w:t xml:space="preserve">أَنَامُ فِي السَّاعَةِ العَاشِرَةِ لَيْلًا لِأَنِّي أَسْتَيْقِظُ مُبَكِّرًا.</w:t>
             </w:r>
           </w:p>
         </w:tc>
@@ -738,7 +738,7 @@
           <w:szCs w:val="24"/>
           <w:rtl/>
         </w:rPr>
-        <w:t xml:space="preserve">مَتَى تَسْتَيْقِظُ زَيْنَبُ؟</w:t>
+        <w:t xml:space="preserve">مَتَى تَسْتَيْقِظُ زَيْنَب؟</w:t>
       </w:r>
     </w:p>
     <w:tbl>
@@ -806,7 +806,7 @@
                 <w:szCs w:val="21"/>
                 <w:rtl/>
               </w:rPr>
-              <w:t xml:space="preserve">فِي السَّابِعَةِ وَالرُّبْعِ</w:t>
+              <w:t xml:space="preserve">فِي السَّابِعَةِ وَالرُّبْعِ</w:t>
             </w:r>
           </w:p>
         </w:tc>
@@ -855,7 +855,7 @@
                 <w:szCs w:val="21"/>
                 <w:rtl/>
               </w:rPr>
-              <w:t xml:space="preserve">فِي الْخَامِسَةِ وَالنِّصْفِ</w:t>
+              <w:t xml:space="preserve">فِي الخَامِسَةِ وَالنِّصْفِ</w:t>
             </w:r>
           </w:p>
         </w:tc>
@@ -909,7 +909,7 @@
                 <w:szCs w:val="21"/>
                 <w:rtl/>
               </w:rPr>
-              <w:t xml:space="preserve">فِي الْعَاشِرَةِ</w:t>
+              <w:t xml:space="preserve">فِي العَاشِرَةِ</w:t>
             </w:r>
           </w:p>
         </w:tc>
@@ -958,7 +958,7 @@
                 <w:szCs w:val="21"/>
                 <w:rtl/>
               </w:rPr>
-              <w:t xml:space="preserve">فِي الثَّالِثَةِ</w:t>
+              <w:t xml:space="preserve">فِي الثَّالِثَةِ</w:t>
             </w:r>
           </w:p>
         </w:tc>
@@ -994,7 +994,7 @@
           <w:szCs w:val="24"/>
           <w:rtl/>
         </w:rPr>
-        <w:t xml:space="preserve">مَاذَا تَأْكُلُ زَيْنَبُ فِي الْفُطُورِ؟</w:t>
+        <w:t xml:space="preserve">مَاذَا تَأْكُلُ زَيْنَب فِي الفُطُورِ؟</w:t>
       </w:r>
     </w:p>
     <w:tbl>
@@ -1111,7 +1111,7 @@
                 <w:szCs w:val="21"/>
                 <w:rtl/>
               </w:rPr>
-              <w:t xml:space="preserve">أَرُزٌّ وَلَحْمٌ</w:t>
+              <w:t xml:space="preserve">أَرُزٌّ وَلَحْمٌ</w:t>
             </w:r>
           </w:p>
         </w:tc>
@@ -1250,7 +1250,7 @@
           <w:szCs w:val="24"/>
           <w:rtl/>
         </w:rPr>
-        <w:t xml:space="preserve">لِمَاذَا تَنَامُ زَيْنَبُ مُبَكِّرًا؟</w:t>
+        <w:t xml:space="preserve">لِمَاذَا تَنَامُ زَيْنَب مُبَكِّرًا؟</w:t>
       </w:r>
     </w:p>
     <w:tbl>
@@ -1318,7 +1318,7 @@
                 <w:szCs w:val="20"/>
                 <w:rtl/>
               </w:rPr>
-              <w:t xml:space="preserve">لِأَنَّهَا مَرِيضَةٌ</w:t>
+              <w:t xml:space="preserve">لِأَنَّهَا مَرِيضَةٌ</w:t>
             </w:r>
           </w:p>
         </w:tc>
@@ -1367,7 +1367,7 @@
                 <w:szCs w:val="20"/>
                 <w:rtl/>
               </w:rPr>
-              <w:t xml:space="preserve">لِأَنَّهَا تَسْتَيْقِظُ مُبَكِّرًا</w:t>
+              <w:t xml:space="preserve">لِأَنَّهَا تَسْتَيْقِظُ مُبَكِّرًا</w:t>
             </w:r>
           </w:p>
         </w:tc>
@@ -1421,7 +1421,7 @@
                 <w:szCs w:val="20"/>
                 <w:rtl/>
               </w:rPr>
-              <w:t xml:space="preserve">لِأَنَّهَا لَا تَدْرُسُ</w:t>
+              <w:t xml:space="preserve">لِأَنَّهَا لَا تَدْرُسُ</w:t>
             </w:r>
           </w:p>
         </w:tc>
@@ -1470,7 +1470,7 @@
                 <w:szCs w:val="20"/>
                 <w:rtl/>
               </w:rPr>
-              <w:t xml:space="preserve">لِأَنَّ الْبَيْتَ بَعِيدٌ</w:t>
+              <w:t xml:space="preserve">لِأَنَّ البَيْتَ بَعِيدٌ</w:t>
             </w:r>
           </w:p>
         </w:tc>
@@ -1815,7 +1815,7 @@
                 <w:szCs w:val="25"/>
                 <w:rtl/>
               </w:rPr>
-              <w:t xml:space="preserve">يَسْتَيْقِظُ عُمَرُ فِي السَّاعَةِ السَّادِسَةِ.</w:t>
+              <w:t xml:space="preserve">يَسْتَيْقِظُ عُمَر فِي السَّاعَةِ السَّادِسَةِ.</w:t>
             </w:r>
           </w:p>
         </w:tc>
@@ -1923,7 +1923,7 @@
                 <w:szCs w:val="25"/>
                 <w:rtl/>
               </w:rPr>
-              <w:t xml:space="preserve">يَأْكُلُ الْفُطُورَ فِي الْمَطْبَخِ.</w:t>
+              <w:t xml:space="preserve">يَأْكُلُ الفُطُورَ فِي المَطْبَخِ.</w:t>
             </w:r>
           </w:p>
         </w:tc>
@@ -2031,7 +2031,7 @@
                 <w:szCs w:val="25"/>
                 <w:rtl/>
               </w:rPr>
-              <w:t xml:space="preserve">يَذْهَبُ إِلَى الْمَدْرَسَةِ بِالْحَافِلَةِ.</w:t>
+              <w:t xml:space="preserve">يَذْهَبُ إِلَى المَدْرَسَةِ بِالْحَافِلَةِ.</w:t>
             </w:r>
           </w:p>
         </w:tc>
@@ -2139,7 +2139,7 @@
                 <w:szCs w:val="25"/>
                 <w:rtl/>
               </w:rPr>
-              <w:t xml:space="preserve">يَرْجِعُ إِلَى الْبَيْتِ مَسَاءً.</w:t>
+              <w:t xml:space="preserve">يَرْجِعُ إِلَى البَيْتِ مَسَاءً.</w:t>
             </w:r>
           </w:p>
         </w:tc>
@@ -2247,7 +2247,7 @@
                 <w:szCs w:val="25"/>
                 <w:rtl/>
               </w:rPr>
-              <w:t xml:space="preserve">يَنَامُ فِي السَّاعَةِ الْحَادِيَةَ عَشْرَةَ.</w:t>
+              <w:t xml:space="preserve">يَنَامُ فِي السَّاعَةِ الحَادِيَةَ عَشْرَةَ.</w:t>
             </w:r>
           </w:p>
         </w:tc>
@@ -2465,7 +2465,7 @@
                 <w:szCs w:val="25"/>
                 <w:rtl/>
               </w:rPr>
-              <w:t xml:space="preserve">أَيْنَ تَنَامُ؟</w:t>
+              <w:t xml:space="preserve">أَيْن تَنَامُ؟</w:t>
             </w:r>
           </w:p>
         </w:tc>
@@ -2955,7 +2955,7 @@
                 <w:szCs w:val="25"/>
                 <w:rtl/>
               </w:rPr>
-              <w:t xml:space="preserve">أَذْهَبُ إِلَى الْمَكْتَبَةِ</w:t>
+              <w:t xml:space="preserve">أَذْهَبُ إِلَى المَكْتَبَةِ</w:t>
             </w:r>
           </w:p>
         </w:tc>
@@ -3005,7 +3005,7 @@
                 <w:szCs w:val="25"/>
                 <w:rtl/>
               </w:rPr>
-              <w:t xml:space="preserve">ذَهَبْتُ إِلَى الْمَكْتَبَةِ أَمْسِ</w:t>
+              <w:t xml:space="preserve">ذَهَبْتُ إِلَى المَكْتَبَةِ أَمْسِ</w:t>
             </w:r>
           </w:p>
         </w:tc>
@@ -3060,7 +3060,7 @@
                 <w:szCs w:val="25"/>
                 <w:rtl/>
               </w:rPr>
-              <w:t xml:space="preserve">لَا أَذْهَبُ إِلَى الْمَكْتَبَةِ</w:t>
+              <w:t xml:space="preserve">لَا أَذْهَبُ إِلَى المَكْتَبَةِ</w:t>
             </w:r>
           </w:p>
         </w:tc>
@@ -3110,7 +3110,7 @@
                 <w:szCs w:val="25"/>
                 <w:rtl/>
               </w:rPr>
-              <w:t xml:space="preserve">هَلْ تَذْهَبُ إِلَى الْمَكْتَبَةِ</w:t>
+              <w:t xml:space="preserve">هَلْ تَذْهَبُ إِلَى المَكْتَبَةِ</w:t>
             </w:r>
           </w:p>
         </w:tc>
@@ -3445,7 +3445,7 @@
                 <w:szCs w:val="25"/>
                 <w:rtl/>
               </w:rPr>
-              <w:t xml:space="preserve">لَا آكُلُ الْعَشَاءَ</w:t>
+              <w:t xml:space="preserve">لَا آكُلُ العَشَاءَ</w:t>
             </w:r>
           </w:p>
         </w:tc>
@@ -3495,7 +3495,7 @@
                 <w:szCs w:val="25"/>
                 <w:rtl/>
               </w:rPr>
-              <w:t xml:space="preserve">مَا أَكَلْتُ الْفُطُورَ</w:t>
+              <w:t xml:space="preserve">مَا أَكَلْتُ الفُطُورَ</w:t>
             </w:r>
           </w:p>
         </w:tc>
@@ -3550,7 +3550,7 @@
                 <w:szCs w:val="25"/>
                 <w:rtl/>
               </w:rPr>
-              <w:t xml:space="preserve">آكُلُ الْغَدَاءَ</w:t>
+              <w:t xml:space="preserve">آكُلُ الغَدَاءَ</w:t>
             </w:r>
           </w:p>
         </w:tc>
@@ -3600,7 +3600,7 @@
                 <w:szCs w:val="25"/>
                 <w:rtl/>
               </w:rPr>
-              <w:t xml:space="preserve">لَيْسَ الْعَشَاءُ لَذِيذًا</w:t>
+              <w:t xml:space="preserve">لَيْسَ العَشَاءُ لَذِيذًا</w:t>
             </w:r>
           </w:p>
         </w:tc>
@@ -4044,7 +4044,7 @@
                 <w:szCs w:val="25"/>
                 <w:rtl/>
               </w:rPr>
-              <w:t xml:space="preserve">أَسْتَيْقِظُ مُبَكِّرًا صَبَاحًا.</w:t>
+              <w:t xml:space="preserve">أَسْتَيْقِظُ مُبَكِّرًا صَبَاحًا.</w:t>
             </w:r>
           </w:p>
         </w:tc>
@@ -4214,7 +4214,7 @@
                 <w:szCs w:val="25"/>
                 <w:rtl/>
               </w:rPr>
-              <w:t xml:space="preserve">أَنَامُ مُبَكِّرًا لَيْلًا.</w:t>
+              <w:t xml:space="preserve">أَنَامُ مُبَكِّرًا لَيْلًا.</w:t>
             </w:r>
           </w:p>
         </w:tc>
@@ -4384,7 +4384,7 @@
                 <w:szCs w:val="25"/>
                 <w:rtl/>
               </w:rPr>
-              <w:t xml:space="preserve">كَمِ السَّاعَةُ الْآنَ؟</w:t>
+              <w:t xml:space="preserve">كَم السَّاعَةُ الآنَ؟</w:t>
             </w:r>
           </w:p>
         </w:tc>
@@ -4554,7 +4554,7 @@
                 <w:szCs w:val="25"/>
                 <w:rtl/>
               </w:rPr>
-              <w:t xml:space="preserve">أَرْجِعُ إِلَى الْبَيْتِ بَعْدَ الظُّهْرِ.</w:t>
+              <w:t xml:space="preserve">أَرْجِعُ إِلَى البَيْتِ بَعْدَ الظُّهْرِ.</w:t>
             </w:r>
           </w:p>
         </w:tc>
@@ -4706,7 +4706,7 @@
                 <w:szCs w:val="26"/>
                 <w:rtl/>
               </w:rPr>
-              <w:t xml:space="preserve">الْفَجْرَ   —   الْقُرْآنِ   —   السَّابِعَةِ   —   غُرْفَتِي   —   الْعَاشِرَةِ</w:t>
+              <w:t xml:space="preserve">الفَجْرَ   —   القُرْآنِ   —   السَّابِعَةِ   —   غُرْفَتِي   —   العَاشِرَةِ</w:t>
             </w:r>
           </w:p>
         </w:tc>
@@ -4813,7 +4813,7 @@
                 <w:szCs w:val="25"/>
                 <w:rtl/>
               </w:rPr>
-              <w:t xml:space="preserve">تُصَلِّي زَيْنَبُ ……………………… مَعَ أُمِّهَا.</w:t>
+              <w:t xml:space="preserve">تُصَلِّي زَيْنَب ……………………… مَعَ أُمِّهَا.</w:t>
             </w:r>
           </w:p>
         </w:tc>
@@ -4885,7 +4885,7 @@
                 <w:szCs w:val="25"/>
                 <w:rtl/>
               </w:rPr>
-              <w:t xml:space="preserve">تَقْرَأُ صَفْحَةً مِنَ ……………………… الْكَرِيمِ.</w:t>
+              <w:t xml:space="preserve">تَقْرَأُ صَفْحَةً مِن ……………………… الكَرِيمِ.</w:t>
             </w:r>
           </w:p>
         </w:tc>
@@ -4957,7 +4957,7 @@
                 <w:szCs w:val="25"/>
                 <w:rtl/>
               </w:rPr>
-              <w:t xml:space="preserve">تَذْهَبُ إِلَى الْمَدْرَسَةِ فِي ……………………… وَالرُّبْعِ.</w:t>
+              <w:t xml:space="preserve">تَذْهَبُ إِلَى المَدْرَسَةِ فِي ……………………… وَالرُّبْعِ.</w:t>
             </w:r>
           </w:p>
         </w:tc>
@@ -5101,7 +5101,7 @@
                 <w:szCs w:val="25"/>
                 <w:rtl/>
               </w:rPr>
-              <w:t xml:space="preserve">تَنَامُ فِي السَّاعَةِ ……………………… لَيْلًا.</w:t>
+              <w:t xml:space="preserve">تَنَامُ فِي السَّاعَةِ ……………………… لَيْلًا.</w:t>
             </w:r>
           </w:p>
         </w:tc>
@@ -6619,7 +6619,7 @@
                 <w:szCs w:val="26"/>
                 <w:rtl/>
               </w:rPr>
-              <w:t xml:space="preserve">أَسْتَيْقِظُ   —   أُصَلِّي   —   اَلْفُطُورُ   —   أَذْهَبُ   —   أَرْجِعُ   —   غُرْفَتِي   —   مَسَاءً   —   أَنَامُ</w:t>
+              <w:t xml:space="preserve">أَسْتَيْقِظُ   —   أُصَلِّي   —   اَلفُطُورُ   —   أَذْهَبُ   —   أَرْجِعُ   —   غُرْفَتِي   —   مَسَاءً   —   أَنَامُ</w:t>
             </w:r>
           </w:p>
         </w:tc>
@@ -7059,7 +7059,7 @@
                 <w:sz w:val="16"/>
                 <w:szCs w:val="16"/>
               </w:rPr>
-              <w:t xml:space="preserve">d) Örnek: أَسْتَيْقِظُ مُبَكِّرًا وَأُصَلِّي. ثُمَّ أَذْهَبُ إِلَى الْمَدْرَسَةِ. (3 puan)</w:t>
+              <w:t xml:space="preserve">d) Örnek: أَسْتَيْقِظُ مُبَكِّرًا وَأُصَلِّي. ثُمَّ أَذْهَبُ إِلَى المَدْرَسَةِ. (3 puan)</w:t>
             </w:r>
           </w:p>
         </w:tc>
@@ -7171,7 +7171,7 @@
                 <w:sz w:val="16"/>
                 <w:szCs w:val="16"/>
               </w:rPr>
-              <w:t xml:space="preserve">أَنَا عُمَرُ. أَسْتَيْقِظُ فِي السَّاعَةِ السَّادِسَةِ صَبَاحًا. أَتَوَضَّأُ وَأُصَلِّي، ثُمَّ آكُلُ الْفُطُورَ فِي الْمَطْبَخِ مَعَ أُسْرَتِي. أَذْهَبُ إِلَى الْمَدْرَسَةِ بِالْحَافِلَةِ. أَرْجِعُ إِلَى الْبَيْتِ بَعْدَ الظُّهْرِ. أَنَامُ فِي السَّاعَةِ الْعَاشِرَةِ لَيْلًا.</w:t>
+              <w:t xml:space="preserve">أَنَا عُمَر. أَسْتَيْقِظُ فِي السَّاعَةِ السَّادِسَةِ صَبَاحًا. أَتَوَضَّأُ وَأُصَلِّي، ثُمَّ آكُلُ الفُطُورَ فِي المَطْبَخِ مَعَ أُسْرَتِي. أَذْهَبُ إِلَى المَدْرَسَةِ بِالْحَافِلَةِ. أَرْجِعُ إِلَى البَيْتِ بَعْدَ الظُّهْرِ. أَنَامُ فِي السَّاعَةِ العَاشِرَةِ لَيْلًا.</w:t>
             </w:r>
           </w:p>
           <w:p>
@@ -7471,7 +7471,7 @@
                 <w:szCs w:val="24"/>
                 <w:rtl/>
               </w:rPr>
-              <w:t xml:space="preserve">الْفَجْرَ ، الْقُرْآنِ ، السَّابِعَةِ ، غُرْفَتِي ، الْعَاشِرَةِ</w:t>
+              <w:t xml:space="preserve">الفَجْرَ ، القُرْآنِ ، السَّابِعَةِ ، غُرْفَتِي ، العَاشِرَةِ</w:t>
             </w:r>
           </w:p>
         </w:tc>
@@ -7659,7 +7659,7 @@
                 <w:szCs w:val="24"/>
                 <w:rtl/>
               </w:rPr>
-              <w:t xml:space="preserve">تُصَلِّي الْفَجْرَ مَعَ أُمِّهَا. · تَأْكُلُ الْفُطُورَ مَعَ أُسْرَتِهَا.</w:t>
+              <w:t xml:space="preserve">تُصَلِّي الفَجْرَ مَعَ أُمِّهَا. · تَأْكُلُ الفُطُورَ مَعَ أُسْرَتِهَا.</w:t>
             </w:r>
           </w:p>
           <w:p>
@@ -7677,7 +7677,7 @@
                 <w:szCs w:val="24"/>
                 <w:rtl/>
               </w:rPr>
-              <w:t xml:space="preserve">تَرْجِعُ فِي السَّاعَةِ الثَّالِثَةِ. · تَدْرُسُ فِي غُرْفَتِهَا.</w:t>
+              <w:t xml:space="preserve">تَرْجِعُ فِي السَّاعَةِ الثَّالِثَةِ. · تَدْرُسُ فِي غُرْفَتِهَا.</w:t>
             </w:r>
           </w:p>
           <w:p>
@@ -7695,7 +7695,7 @@
                 <w:szCs w:val="24"/>
                 <w:rtl/>
               </w:rPr>
-              <w:t xml:space="preserve">يَجْلِسُونَ مَعًا وَيَتَحَدَّثُونَ عَنْ يَوْمِهِمْ.</w:t>
+              <w:t xml:space="preserve">يَجْلِسُونَ مَعًا وَيَتَحَدَّثُونَ عَنْ يَوْمِهِمْ.</w:t>
             </w:r>
           </w:p>
         </w:tc>

--- a/dosyalar/sinavlar/9-sinif/arapca-9-2d2y-beceri.docx
+++ b/dosyalar/sinavlar/9-sinif/arapca-9-2d2y-beceri.docx
@@ -496,7 +496,7 @@
             </w:pPr>
             <w:r>
               <w:rPr>
-                <w:rFonts w:ascii="Markazi Text" w:cs="Markazi Text" w:eastAsia="Markazi Text" w:hAnsi="Markazi Text"/>
+                <w:rFonts w:ascii="Arakom" w:cs="Arakom" w:eastAsia="Arakom" w:hAnsi="Arakom"/>
                 <w:b/>
                 <w:bCs/>
                 <w:color w:val="111111"/>
@@ -514,7 +514,7 @@
             </w:pPr>
             <w:r>
               <w:rPr>
-                <w:rFonts w:ascii="Markazi Text" w:cs="Markazi Text" w:eastAsia="Markazi Text" w:hAnsi="Markazi Text"/>
+                <w:rFonts w:ascii="Arakom" w:cs="Arakom" w:eastAsia="Arakom" w:hAnsi="Arakom"/>
                 <w:b w:val="false"/>
                 <w:bCs w:val="false"/>
                 <w:color w:val="111111"/>
@@ -532,7 +532,7 @@
             </w:pPr>
             <w:r>
               <w:rPr>
-                <w:rFonts w:ascii="Markazi Text" w:cs="Markazi Text" w:eastAsia="Markazi Text" w:hAnsi="Markazi Text"/>
+                <w:rFonts w:ascii="Arakom" w:cs="Arakom" w:eastAsia="Arakom" w:hAnsi="Arakom"/>
                 <w:b w:val="false"/>
                 <w:bCs w:val="false"/>
                 <w:color w:val="111111"/>
@@ -550,7 +550,7 @@
             </w:pPr>
             <w:r>
               <w:rPr>
-                <w:rFonts w:ascii="Markazi Text" w:cs="Markazi Text" w:eastAsia="Markazi Text" w:hAnsi="Markazi Text"/>
+                <w:rFonts w:ascii="Arakom" w:cs="Arakom" w:eastAsia="Arakom" w:hAnsi="Arakom"/>
                 <w:b w:val="false"/>
                 <w:bCs w:val="false"/>
                 <w:color w:val="111111"/>
@@ -568,7 +568,7 @@
             </w:pPr>
             <w:r>
               <w:rPr>
-                <w:rFonts w:ascii="Markazi Text" w:cs="Markazi Text" w:eastAsia="Markazi Text" w:hAnsi="Markazi Text"/>
+                <w:rFonts w:ascii="Arakom" w:cs="Arakom" w:eastAsia="Arakom" w:hAnsi="Arakom"/>
                 <w:b w:val="false"/>
                 <w:bCs w:val="false"/>
                 <w:color w:val="111111"/>
@@ -586,7 +586,7 @@
             </w:pPr>
             <w:r>
               <w:rPr>
-                <w:rFonts w:ascii="Markazi Text" w:cs="Markazi Text" w:eastAsia="Markazi Text" w:hAnsi="Markazi Text"/>
+                <w:rFonts w:ascii="Arakom" w:cs="Arakom" w:eastAsia="Arakom" w:hAnsi="Arakom"/>
                 <w:b w:val="false"/>
                 <w:bCs w:val="false"/>
                 <w:color w:val="111111"/>
@@ -604,7 +604,7 @@
             </w:pPr>
             <w:r>
               <w:rPr>
-                <w:rFonts w:ascii="Markazi Text" w:cs="Markazi Text" w:eastAsia="Markazi Text" w:hAnsi="Markazi Text"/>
+                <w:rFonts w:ascii="Arakom" w:cs="Arakom" w:eastAsia="Arakom" w:hAnsi="Arakom"/>
                 <w:b w:val="false"/>
                 <w:bCs w:val="false"/>
                 <w:color w:val="111111"/>
@@ -622,7 +622,7 @@
             </w:pPr>
             <w:r>
               <w:rPr>
-                <w:rFonts w:ascii="Markazi Text" w:cs="Markazi Text" w:eastAsia="Markazi Text" w:hAnsi="Markazi Text"/>
+                <w:rFonts w:ascii="Arakom" w:cs="Arakom" w:eastAsia="Arakom" w:hAnsi="Arakom"/>
                 <w:b w:val="false"/>
                 <w:bCs w:val="false"/>
                 <w:color w:val="111111"/>
@@ -640,7 +640,7 @@
             </w:pPr>
             <w:r>
               <w:rPr>
-                <w:rFonts w:ascii="Markazi Text" w:cs="Markazi Text" w:eastAsia="Markazi Text" w:hAnsi="Markazi Text"/>
+                <w:rFonts w:ascii="Arakom" w:cs="Arakom" w:eastAsia="Arakom" w:hAnsi="Arakom"/>
                 <w:b w:val="false"/>
                 <w:bCs w:val="false"/>
                 <w:color w:val="111111"/>
@@ -658,7 +658,7 @@
             </w:pPr>
             <w:r>
               <w:rPr>
-                <w:rFonts w:ascii="Markazi Text" w:cs="Markazi Text" w:eastAsia="Markazi Text" w:hAnsi="Markazi Text"/>
+                <w:rFonts w:ascii="Arakom" w:cs="Arakom" w:eastAsia="Arakom" w:hAnsi="Arakom"/>
                 <w:b w:val="false"/>
                 <w:bCs w:val="false"/>
                 <w:color w:val="111111"/>
@@ -676,7 +676,7 @@
             </w:pPr>
             <w:r>
               <w:rPr>
-                <w:rFonts w:ascii="Markazi Text" w:cs="Markazi Text" w:eastAsia="Markazi Text" w:hAnsi="Markazi Text"/>
+                <w:rFonts w:ascii="Arakom" w:cs="Arakom" w:eastAsia="Arakom" w:hAnsi="Arakom"/>
                 <w:b w:val="false"/>
                 <w:bCs w:val="false"/>
                 <w:color w:val="111111"/>
@@ -730,7 +730,7 @@
       </w:r>
       <w:r>
         <w:rPr>
-          <w:rFonts w:ascii="Markazi Text" w:cs="Markazi Text" w:eastAsia="Markazi Text" w:hAnsi="Markazi Text"/>
+          <w:rFonts w:ascii="Arakom" w:cs="Arakom" w:eastAsia="Arakom" w:hAnsi="Arakom"/>
           <w:b w:val="false"/>
           <w:bCs w:val="false"/>
           <w:color w:val="111111"/>
@@ -798,7 +798,7 @@
             </w:r>
             <w:r>
               <w:rPr>
-                <w:rFonts w:ascii="Markazi Text" w:cs="Markazi Text" w:eastAsia="Markazi Text" w:hAnsi="Markazi Text"/>
+                <w:rFonts w:ascii="Arakom" w:cs="Arakom" w:eastAsia="Arakom" w:hAnsi="Arakom"/>
                 <w:b w:val="false"/>
                 <w:bCs w:val="false"/>
                 <w:color w:val="111111"/>
@@ -847,7 +847,7 @@
             </w:r>
             <w:r>
               <w:rPr>
-                <w:rFonts w:ascii="Markazi Text" w:cs="Markazi Text" w:eastAsia="Markazi Text" w:hAnsi="Markazi Text"/>
+                <w:rFonts w:ascii="Arakom" w:cs="Arakom" w:eastAsia="Arakom" w:hAnsi="Arakom"/>
                 <w:b w:val="false"/>
                 <w:bCs w:val="false"/>
                 <w:color w:val="111111"/>
@@ -901,7 +901,7 @@
             </w:r>
             <w:r>
               <w:rPr>
-                <w:rFonts w:ascii="Markazi Text" w:cs="Markazi Text" w:eastAsia="Markazi Text" w:hAnsi="Markazi Text"/>
+                <w:rFonts w:ascii="Arakom" w:cs="Arakom" w:eastAsia="Arakom" w:hAnsi="Arakom"/>
                 <w:b w:val="false"/>
                 <w:bCs w:val="false"/>
                 <w:color w:val="111111"/>
@@ -950,7 +950,7 @@
             </w:r>
             <w:r>
               <w:rPr>
-                <w:rFonts w:ascii="Markazi Text" w:cs="Markazi Text" w:eastAsia="Markazi Text" w:hAnsi="Markazi Text"/>
+                <w:rFonts w:ascii="Arakom" w:cs="Arakom" w:eastAsia="Arakom" w:hAnsi="Arakom"/>
                 <w:b w:val="false"/>
                 <w:bCs w:val="false"/>
                 <w:color w:val="111111"/>
@@ -986,7 +986,7 @@
       </w:r>
       <w:r>
         <w:rPr>
-          <w:rFonts w:ascii="Markazi Text" w:cs="Markazi Text" w:eastAsia="Markazi Text" w:hAnsi="Markazi Text"/>
+          <w:rFonts w:ascii="Arakom" w:cs="Arakom" w:eastAsia="Arakom" w:hAnsi="Arakom"/>
           <w:b w:val="false"/>
           <w:bCs w:val="false"/>
           <w:color w:val="111111"/>
@@ -1054,7 +1054,7 @@
             </w:r>
             <w:r>
               <w:rPr>
-                <w:rFonts w:ascii="Markazi Text" w:cs="Markazi Text" w:eastAsia="Markazi Text" w:hAnsi="Markazi Text"/>
+                <w:rFonts w:ascii="Arakom" w:cs="Arakom" w:eastAsia="Arakom" w:hAnsi="Arakom"/>
                 <w:b w:val="false"/>
                 <w:bCs w:val="false"/>
                 <w:color w:val="111111"/>
@@ -1103,7 +1103,7 @@
             </w:r>
             <w:r>
               <w:rPr>
-                <w:rFonts w:ascii="Markazi Text" w:cs="Markazi Text" w:eastAsia="Markazi Text" w:hAnsi="Markazi Text"/>
+                <w:rFonts w:ascii="Arakom" w:cs="Arakom" w:eastAsia="Arakom" w:hAnsi="Arakom"/>
                 <w:b w:val="false"/>
                 <w:bCs w:val="false"/>
                 <w:color w:val="111111"/>
@@ -1157,7 +1157,7 @@
             </w:r>
             <w:r>
               <w:rPr>
-                <w:rFonts w:ascii="Markazi Text" w:cs="Markazi Text" w:eastAsia="Markazi Text" w:hAnsi="Markazi Text"/>
+                <w:rFonts w:ascii="Arakom" w:cs="Arakom" w:eastAsia="Arakom" w:hAnsi="Arakom"/>
                 <w:b w:val="false"/>
                 <w:bCs w:val="false"/>
                 <w:color w:val="111111"/>
@@ -1206,7 +1206,7 @@
             </w:r>
             <w:r>
               <w:rPr>
-                <w:rFonts w:ascii="Markazi Text" w:cs="Markazi Text" w:eastAsia="Markazi Text" w:hAnsi="Markazi Text"/>
+                <w:rFonts w:ascii="Arakom" w:cs="Arakom" w:eastAsia="Arakom" w:hAnsi="Arakom"/>
                 <w:b w:val="false"/>
                 <w:bCs w:val="false"/>
                 <w:color w:val="111111"/>
@@ -1242,7 +1242,7 @@
       </w:r>
       <w:r>
         <w:rPr>
-          <w:rFonts w:ascii="Markazi Text" w:cs="Markazi Text" w:eastAsia="Markazi Text" w:hAnsi="Markazi Text"/>
+          <w:rFonts w:ascii="Arakom" w:cs="Arakom" w:eastAsia="Arakom" w:hAnsi="Arakom"/>
           <w:b w:val="false"/>
           <w:bCs w:val="false"/>
           <w:color w:val="111111"/>
@@ -1310,7 +1310,7 @@
             </w:r>
             <w:r>
               <w:rPr>
-                <w:rFonts w:ascii="Markazi Text" w:cs="Markazi Text" w:eastAsia="Markazi Text" w:hAnsi="Markazi Text"/>
+                <w:rFonts w:ascii="Arakom" w:cs="Arakom" w:eastAsia="Arakom" w:hAnsi="Arakom"/>
                 <w:b w:val="false"/>
                 <w:bCs w:val="false"/>
                 <w:color w:val="111111"/>
@@ -1359,7 +1359,7 @@
             </w:r>
             <w:r>
               <w:rPr>
-                <w:rFonts w:ascii="Markazi Text" w:cs="Markazi Text" w:eastAsia="Markazi Text" w:hAnsi="Markazi Text"/>
+                <w:rFonts w:ascii="Arakom" w:cs="Arakom" w:eastAsia="Arakom" w:hAnsi="Arakom"/>
                 <w:b w:val="false"/>
                 <w:bCs w:val="false"/>
                 <w:color w:val="111111"/>
@@ -1413,7 +1413,7 @@
             </w:r>
             <w:r>
               <w:rPr>
-                <w:rFonts w:ascii="Markazi Text" w:cs="Markazi Text" w:eastAsia="Markazi Text" w:hAnsi="Markazi Text"/>
+                <w:rFonts w:ascii="Arakom" w:cs="Arakom" w:eastAsia="Arakom" w:hAnsi="Arakom"/>
                 <w:b w:val="false"/>
                 <w:bCs w:val="false"/>
                 <w:color w:val="111111"/>
@@ -1462,7 +1462,7 @@
             </w:r>
             <w:r>
               <w:rPr>
-                <w:rFonts w:ascii="Markazi Text" w:cs="Markazi Text" w:eastAsia="Markazi Text" w:hAnsi="Markazi Text"/>
+                <w:rFonts w:ascii="Arakom" w:cs="Arakom" w:eastAsia="Arakom" w:hAnsi="Arakom"/>
                 <w:b w:val="false"/>
                 <w:bCs w:val="false"/>
                 <w:color w:val="111111"/>
@@ -1807,7 +1807,7 @@
             </w:pPr>
             <w:r>
               <w:rPr>
-                <w:rFonts w:ascii="Markazi Text" w:cs="Markazi Text" w:eastAsia="Markazi Text" w:hAnsi="Markazi Text"/>
+                <w:rFonts w:ascii="Arakom" w:cs="Arakom" w:eastAsia="Arakom" w:hAnsi="Arakom"/>
                 <w:b w:val="false"/>
                 <w:bCs w:val="false"/>
                 <w:color w:val="111111"/>
@@ -1915,7 +1915,7 @@
             </w:pPr>
             <w:r>
               <w:rPr>
-                <w:rFonts w:ascii="Markazi Text" w:cs="Markazi Text" w:eastAsia="Markazi Text" w:hAnsi="Markazi Text"/>
+                <w:rFonts w:ascii="Arakom" w:cs="Arakom" w:eastAsia="Arakom" w:hAnsi="Arakom"/>
                 <w:b w:val="false"/>
                 <w:bCs w:val="false"/>
                 <w:color w:val="111111"/>
@@ -2023,7 +2023,7 @@
             </w:pPr>
             <w:r>
               <w:rPr>
-                <w:rFonts w:ascii="Markazi Text" w:cs="Markazi Text" w:eastAsia="Markazi Text" w:hAnsi="Markazi Text"/>
+                <w:rFonts w:ascii="Arakom" w:cs="Arakom" w:eastAsia="Arakom" w:hAnsi="Arakom"/>
                 <w:b w:val="false"/>
                 <w:bCs w:val="false"/>
                 <w:color w:val="111111"/>
@@ -2131,7 +2131,7 @@
             </w:pPr>
             <w:r>
               <w:rPr>
-                <w:rFonts w:ascii="Markazi Text" w:cs="Markazi Text" w:eastAsia="Markazi Text" w:hAnsi="Markazi Text"/>
+                <w:rFonts w:ascii="Arakom" w:cs="Arakom" w:eastAsia="Arakom" w:hAnsi="Arakom"/>
                 <w:b w:val="false"/>
                 <w:bCs w:val="false"/>
                 <w:color w:val="111111"/>
@@ -2239,7 +2239,7 @@
             </w:pPr>
             <w:r>
               <w:rPr>
-                <w:rFonts w:ascii="Markazi Text" w:cs="Markazi Text" w:eastAsia="Markazi Text" w:hAnsi="Markazi Text"/>
+                <w:rFonts w:ascii="Arakom" w:cs="Arakom" w:eastAsia="Arakom" w:hAnsi="Arakom"/>
                 <w:b w:val="false"/>
                 <w:bCs w:val="false"/>
                 <w:color w:val="111111"/>
@@ -2457,7 +2457,7 @@
             </w:r>
             <w:r>
               <w:rPr>
-                <w:rFonts w:ascii="Markazi Text" w:cs="Markazi Text" w:eastAsia="Markazi Text" w:hAnsi="Markazi Text"/>
+                <w:rFonts w:ascii="Arakom" w:cs="Arakom" w:eastAsia="Arakom" w:hAnsi="Arakom"/>
                 <w:b w:val="false"/>
                 <w:bCs w:val="false"/>
                 <w:color w:val="111111"/>
@@ -2507,7 +2507,7 @@
             </w:r>
             <w:r>
               <w:rPr>
-                <w:rFonts w:ascii="Markazi Text" w:cs="Markazi Text" w:eastAsia="Markazi Text" w:hAnsi="Markazi Text"/>
+                <w:rFonts w:ascii="Arakom" w:cs="Arakom" w:eastAsia="Arakom" w:hAnsi="Arakom"/>
                 <w:b w:val="false"/>
                 <w:bCs w:val="false"/>
                 <w:color w:val="111111"/>
@@ -2562,7 +2562,7 @@
             </w:r>
             <w:r>
               <w:rPr>
-                <w:rFonts w:ascii="Markazi Text" w:cs="Markazi Text" w:eastAsia="Markazi Text" w:hAnsi="Markazi Text"/>
+                <w:rFonts w:ascii="Arakom" w:cs="Arakom" w:eastAsia="Arakom" w:hAnsi="Arakom"/>
                 <w:b w:val="false"/>
                 <w:bCs w:val="false"/>
                 <w:color w:val="111111"/>
@@ -2612,7 +2612,7 @@
             </w:r>
             <w:r>
               <w:rPr>
-                <w:rFonts w:ascii="Markazi Text" w:cs="Markazi Text" w:eastAsia="Markazi Text" w:hAnsi="Markazi Text"/>
+                <w:rFonts w:ascii="Arakom" w:cs="Arakom" w:eastAsia="Arakom" w:hAnsi="Arakom"/>
                 <w:b w:val="false"/>
                 <w:bCs w:val="false"/>
                 <w:color w:val="111111"/>
@@ -2947,7 +2947,7 @@
             </w:r>
             <w:r>
               <w:rPr>
-                <w:rFonts w:ascii="Markazi Text" w:cs="Markazi Text" w:eastAsia="Markazi Text" w:hAnsi="Markazi Text"/>
+                <w:rFonts w:ascii="Arakom" w:cs="Arakom" w:eastAsia="Arakom" w:hAnsi="Arakom"/>
                 <w:b w:val="false"/>
                 <w:bCs w:val="false"/>
                 <w:color w:val="111111"/>
@@ -2997,7 +2997,7 @@
             </w:r>
             <w:r>
               <w:rPr>
-                <w:rFonts w:ascii="Markazi Text" w:cs="Markazi Text" w:eastAsia="Markazi Text" w:hAnsi="Markazi Text"/>
+                <w:rFonts w:ascii="Arakom" w:cs="Arakom" w:eastAsia="Arakom" w:hAnsi="Arakom"/>
                 <w:b w:val="false"/>
                 <w:bCs w:val="false"/>
                 <w:color w:val="111111"/>
@@ -3052,7 +3052,7 @@
             </w:r>
             <w:r>
               <w:rPr>
-                <w:rFonts w:ascii="Markazi Text" w:cs="Markazi Text" w:eastAsia="Markazi Text" w:hAnsi="Markazi Text"/>
+                <w:rFonts w:ascii="Arakom" w:cs="Arakom" w:eastAsia="Arakom" w:hAnsi="Arakom"/>
                 <w:b w:val="false"/>
                 <w:bCs w:val="false"/>
                 <w:color w:val="111111"/>
@@ -3102,7 +3102,7 @@
             </w:r>
             <w:r>
               <w:rPr>
-                <w:rFonts w:ascii="Markazi Text" w:cs="Markazi Text" w:eastAsia="Markazi Text" w:hAnsi="Markazi Text"/>
+                <w:rFonts w:ascii="Arakom" w:cs="Arakom" w:eastAsia="Arakom" w:hAnsi="Arakom"/>
                 <w:b w:val="false"/>
                 <w:bCs w:val="false"/>
                 <w:color w:val="111111"/>
@@ -3437,7 +3437,7 @@
             </w:r>
             <w:r>
               <w:rPr>
-                <w:rFonts w:ascii="Markazi Text" w:cs="Markazi Text" w:eastAsia="Markazi Text" w:hAnsi="Markazi Text"/>
+                <w:rFonts w:ascii="Arakom" w:cs="Arakom" w:eastAsia="Arakom" w:hAnsi="Arakom"/>
                 <w:b w:val="false"/>
                 <w:bCs w:val="false"/>
                 <w:color w:val="111111"/>
@@ -3487,7 +3487,7 @@
             </w:r>
             <w:r>
               <w:rPr>
-                <w:rFonts w:ascii="Markazi Text" w:cs="Markazi Text" w:eastAsia="Markazi Text" w:hAnsi="Markazi Text"/>
+                <w:rFonts w:ascii="Arakom" w:cs="Arakom" w:eastAsia="Arakom" w:hAnsi="Arakom"/>
                 <w:b w:val="false"/>
                 <w:bCs w:val="false"/>
                 <w:color w:val="111111"/>
@@ -3542,7 +3542,7 @@
             </w:r>
             <w:r>
               <w:rPr>
-                <w:rFonts w:ascii="Markazi Text" w:cs="Markazi Text" w:eastAsia="Markazi Text" w:hAnsi="Markazi Text"/>
+                <w:rFonts w:ascii="Arakom" w:cs="Arakom" w:eastAsia="Arakom" w:hAnsi="Arakom"/>
                 <w:b w:val="false"/>
                 <w:bCs w:val="false"/>
                 <w:color w:val="111111"/>
@@ -3592,7 +3592,7 @@
             </w:r>
             <w:r>
               <w:rPr>
-                <w:rFonts w:ascii="Markazi Text" w:cs="Markazi Text" w:eastAsia="Markazi Text" w:hAnsi="Markazi Text"/>
+                <w:rFonts w:ascii="Arakom" w:cs="Arakom" w:eastAsia="Arakom" w:hAnsi="Arakom"/>
                 <w:b w:val="false"/>
                 <w:bCs w:val="false"/>
                 <w:color w:val="111111"/>
@@ -3866,7 +3866,7 @@
             </w:pPr>
             <w:r>
               <w:rPr>
-                <w:rFonts w:ascii="Markazi Text" w:cs="Markazi Text" w:eastAsia="Markazi Text" w:hAnsi="Markazi Text"/>
+                <w:rFonts w:ascii="Arakom" w:cs="Arakom" w:eastAsia="Arakom" w:hAnsi="Arakom"/>
                 <w:b w:val="false"/>
                 <w:bCs w:val="false"/>
                 <w:color w:val="111111"/>
@@ -4036,7 +4036,7 @@
             </w:pPr>
             <w:r>
               <w:rPr>
-                <w:rFonts w:ascii="Markazi Text" w:cs="Markazi Text" w:eastAsia="Markazi Text" w:hAnsi="Markazi Text"/>
+                <w:rFonts w:ascii="Arakom" w:cs="Arakom" w:eastAsia="Arakom" w:hAnsi="Arakom"/>
                 <w:b w:val="false"/>
                 <w:bCs w:val="false"/>
                 <w:color w:val="111111"/>
@@ -4206,7 +4206,7 @@
             </w:pPr>
             <w:r>
               <w:rPr>
-                <w:rFonts w:ascii="Markazi Text" w:cs="Markazi Text" w:eastAsia="Markazi Text" w:hAnsi="Markazi Text"/>
+                <w:rFonts w:ascii="Arakom" w:cs="Arakom" w:eastAsia="Arakom" w:hAnsi="Arakom"/>
                 <w:b w:val="false"/>
                 <w:bCs w:val="false"/>
                 <w:color w:val="111111"/>
@@ -4376,7 +4376,7 @@
             </w:pPr>
             <w:r>
               <w:rPr>
-                <w:rFonts w:ascii="Markazi Text" w:cs="Markazi Text" w:eastAsia="Markazi Text" w:hAnsi="Markazi Text"/>
+                <w:rFonts w:ascii="Arakom" w:cs="Arakom" w:eastAsia="Arakom" w:hAnsi="Arakom"/>
                 <w:b w:val="false"/>
                 <w:bCs w:val="false"/>
                 <w:color w:val="111111"/>
@@ -4546,7 +4546,7 @@
             </w:pPr>
             <w:r>
               <w:rPr>
-                <w:rFonts w:ascii="Markazi Text" w:cs="Markazi Text" w:eastAsia="Markazi Text" w:hAnsi="Markazi Text"/>
+                <w:rFonts w:ascii="Arakom" w:cs="Arakom" w:eastAsia="Arakom" w:hAnsi="Arakom"/>
                 <w:b w:val="false"/>
                 <w:bCs w:val="false"/>
                 <w:color w:val="111111"/>
@@ -4698,7 +4698,7 @@
             </w:pPr>
             <w:r>
               <w:rPr>
-                <w:rFonts w:ascii="Markazi Text" w:cs="Markazi Text" w:eastAsia="Markazi Text" w:hAnsi="Markazi Text"/>
+                <w:rFonts w:ascii="Arakom" w:cs="Arakom" w:eastAsia="Arakom" w:hAnsi="Arakom"/>
                 <w:b w:val="false"/>
                 <w:bCs w:val="false"/>
                 <w:color w:val="111111"/>
@@ -4805,7 +4805,7 @@
             </w:pPr>
             <w:r>
               <w:rPr>
-                <w:rFonts w:ascii="Markazi Text" w:cs="Markazi Text" w:eastAsia="Markazi Text" w:hAnsi="Markazi Text"/>
+                <w:rFonts w:ascii="Arakom" w:cs="Arakom" w:eastAsia="Arakom" w:hAnsi="Arakom"/>
                 <w:b w:val="false"/>
                 <w:bCs w:val="false"/>
                 <w:color w:val="111111"/>
@@ -4877,7 +4877,7 @@
             </w:pPr>
             <w:r>
               <w:rPr>
-                <w:rFonts w:ascii="Markazi Text" w:cs="Markazi Text" w:eastAsia="Markazi Text" w:hAnsi="Markazi Text"/>
+                <w:rFonts w:ascii="Arakom" w:cs="Arakom" w:eastAsia="Arakom" w:hAnsi="Arakom"/>
                 <w:b w:val="false"/>
                 <w:bCs w:val="false"/>
                 <w:color w:val="111111"/>
@@ -4949,7 +4949,7 @@
             </w:pPr>
             <w:r>
               <w:rPr>
-                <w:rFonts w:ascii="Markazi Text" w:cs="Markazi Text" w:eastAsia="Markazi Text" w:hAnsi="Markazi Text"/>
+                <w:rFonts w:ascii="Arakom" w:cs="Arakom" w:eastAsia="Arakom" w:hAnsi="Arakom"/>
                 <w:b w:val="false"/>
                 <w:bCs w:val="false"/>
                 <w:color w:val="111111"/>
@@ -5021,7 +5021,7 @@
             </w:pPr>
             <w:r>
               <w:rPr>
-                <w:rFonts w:ascii="Markazi Text" w:cs="Markazi Text" w:eastAsia="Markazi Text" w:hAnsi="Markazi Text"/>
+                <w:rFonts w:ascii="Arakom" w:cs="Arakom" w:eastAsia="Arakom" w:hAnsi="Arakom"/>
                 <w:b w:val="false"/>
                 <w:bCs w:val="false"/>
                 <w:color w:val="111111"/>
@@ -5093,7 +5093,7 @@
             </w:pPr>
             <w:r>
               <w:rPr>
-                <w:rFonts w:ascii="Markazi Text" w:cs="Markazi Text" w:eastAsia="Markazi Text" w:hAnsi="Markazi Text"/>
+                <w:rFonts w:ascii="Arakom" w:cs="Arakom" w:eastAsia="Arakom" w:hAnsi="Arakom"/>
                 <w:b w:val="false"/>
                 <w:bCs w:val="false"/>
                 <w:color w:val="111111"/>
@@ -5362,7 +5362,7 @@
             </w:pPr>
             <w:r>
               <w:rPr>
-                <w:rFonts w:ascii="Markazi Text" w:cs="Markazi Text" w:eastAsia="Markazi Text" w:hAnsi="Markazi Text"/>
+                <w:rFonts w:ascii="Arakom" w:cs="Arakom" w:eastAsia="Arakom" w:hAnsi="Arakom"/>
                 <w:b w:val="false"/>
                 <w:bCs w:val="false"/>
                 <w:color w:val="111111"/>
@@ -5458,7 +5458,7 @@
             </w:pPr>
             <w:r>
               <w:rPr>
-                <w:rFonts w:ascii="Markazi Text" w:cs="Markazi Text" w:eastAsia="Markazi Text" w:hAnsi="Markazi Text"/>
+                <w:rFonts w:ascii="Arakom" w:cs="Arakom" w:eastAsia="Arakom" w:hAnsi="Arakom"/>
                 <w:b w:val="false"/>
                 <w:bCs w:val="false"/>
                 <w:color w:val="111111"/>
@@ -5554,7 +5554,7 @@
             </w:pPr>
             <w:r>
               <w:rPr>
-                <w:rFonts w:ascii="Markazi Text" w:cs="Markazi Text" w:eastAsia="Markazi Text" w:hAnsi="Markazi Text"/>
+                <w:rFonts w:ascii="Arakom" w:cs="Arakom" w:eastAsia="Arakom" w:hAnsi="Arakom"/>
                 <w:b w:val="false"/>
                 <w:bCs w:val="false"/>
                 <w:color w:val="111111"/>
@@ -5650,7 +5650,7 @@
             </w:pPr>
             <w:r>
               <w:rPr>
-                <w:rFonts w:ascii="Markazi Text" w:cs="Markazi Text" w:eastAsia="Markazi Text" w:hAnsi="Markazi Text"/>
+                <w:rFonts w:ascii="Arakom" w:cs="Arakom" w:eastAsia="Arakom" w:hAnsi="Arakom"/>
                 <w:b w:val="false"/>
                 <w:bCs w:val="false"/>
                 <w:color w:val="111111"/>
@@ -5746,7 +5746,7 @@
             </w:pPr>
             <w:r>
               <w:rPr>
-                <w:rFonts w:ascii="Markazi Text" w:cs="Markazi Text" w:eastAsia="Markazi Text" w:hAnsi="Markazi Text"/>
+                <w:rFonts w:ascii="Arakom" w:cs="Arakom" w:eastAsia="Arakom" w:hAnsi="Arakom"/>
                 <w:b w:val="false"/>
                 <w:bCs w:val="false"/>
                 <w:color w:val="111111"/>
@@ -6075,7 +6075,7 @@
             </w:pPr>
             <w:r>
               <w:rPr>
-                <w:rFonts w:ascii="Markazi Text" w:cs="Markazi Text" w:eastAsia="Markazi Text" w:hAnsi="Markazi Text"/>
+                <w:rFonts w:ascii="Arakom" w:cs="Arakom" w:eastAsia="Arakom" w:hAnsi="Arakom"/>
                 <w:b w:val="false"/>
                 <w:bCs w:val="false"/>
                 <w:color w:val="111111"/>
@@ -6171,7 +6171,7 @@
             </w:pPr>
             <w:r>
               <w:rPr>
-                <w:rFonts w:ascii="Markazi Text" w:cs="Markazi Text" w:eastAsia="Markazi Text" w:hAnsi="Markazi Text"/>
+                <w:rFonts w:ascii="Arakom" w:cs="Arakom" w:eastAsia="Arakom" w:hAnsi="Arakom"/>
                 <w:b w:val="false"/>
                 <w:bCs w:val="false"/>
                 <w:color w:val="111111"/>
@@ -6267,7 +6267,7 @@
             </w:pPr>
             <w:r>
               <w:rPr>
-                <w:rFonts w:ascii="Markazi Text" w:cs="Markazi Text" w:eastAsia="Markazi Text" w:hAnsi="Markazi Text"/>
+                <w:rFonts w:ascii="Arakom" w:cs="Arakom" w:eastAsia="Arakom" w:hAnsi="Arakom"/>
                 <w:b w:val="false"/>
                 <w:bCs w:val="false"/>
                 <w:color w:val="111111"/>
@@ -6363,7 +6363,7 @@
             </w:pPr>
             <w:r>
               <w:rPr>
-                <w:rFonts w:ascii="Markazi Text" w:cs="Markazi Text" w:eastAsia="Markazi Text" w:hAnsi="Markazi Text"/>
+                <w:rFonts w:ascii="Arakom" w:cs="Arakom" w:eastAsia="Arakom" w:hAnsi="Arakom"/>
                 <w:b w:val="false"/>
                 <w:bCs w:val="false"/>
                 <w:color w:val="111111"/>
@@ -6459,7 +6459,7 @@
             </w:pPr>
             <w:r>
               <w:rPr>
-                <w:rFonts w:ascii="Markazi Text" w:cs="Markazi Text" w:eastAsia="Markazi Text" w:hAnsi="Markazi Text"/>
+                <w:rFonts w:ascii="Arakom" w:cs="Arakom" w:eastAsia="Arakom" w:hAnsi="Arakom"/>
                 <w:b w:val="false"/>
                 <w:bCs w:val="false"/>
                 <w:color w:val="111111"/>
@@ -6611,7 +6611,7 @@
             </w:pPr>
             <w:r>
               <w:rPr>
-                <w:rFonts w:ascii="Markazi Text" w:cs="Markazi Text" w:eastAsia="Markazi Text" w:hAnsi="Markazi Text"/>
+                <w:rFonts w:ascii="Arakom" w:cs="Arakom" w:eastAsia="Arakom" w:hAnsi="Arakom"/>
                 <w:b w:val="false"/>
                 <w:bCs w:val="false"/>
                 <w:color w:val="111111"/>
@@ -7463,7 +7463,7 @@
             </w:pPr>
             <w:r>
               <w:rPr>
-                <w:rFonts w:ascii="Markazi Text" w:cs="Markazi Text" w:eastAsia="Markazi Text" w:hAnsi="Markazi Text"/>
+                <w:rFonts w:ascii="Arakom" w:cs="Arakom" w:eastAsia="Arakom" w:hAnsi="Arakom"/>
                 <w:b w:val="false"/>
                 <w:bCs w:val="false"/>
                 <w:color w:val="111111"/>
@@ -7651,7 +7651,7 @@
             </w:pPr>
             <w:r>
               <w:rPr>
-                <w:rFonts w:ascii="Markazi Text" w:cs="Markazi Text" w:eastAsia="Markazi Text" w:hAnsi="Markazi Text"/>
+                <w:rFonts w:ascii="Arakom" w:cs="Arakom" w:eastAsia="Arakom" w:hAnsi="Arakom"/>
                 <w:b w:val="false"/>
                 <w:bCs w:val="false"/>
                 <w:color w:val="111111"/>
@@ -7669,7 +7669,7 @@
             </w:pPr>
             <w:r>
               <w:rPr>
-                <w:rFonts w:ascii="Markazi Text" w:cs="Markazi Text" w:eastAsia="Markazi Text" w:hAnsi="Markazi Text"/>
+                <w:rFonts w:ascii="Arakom" w:cs="Arakom" w:eastAsia="Arakom" w:hAnsi="Arakom"/>
                 <w:b w:val="false"/>
                 <w:bCs w:val="false"/>
                 <w:color w:val="111111"/>
@@ -7687,7 +7687,7 @@
             </w:pPr>
             <w:r>
               <w:rPr>
-                <w:rFonts w:ascii="Markazi Text" w:cs="Markazi Text" w:eastAsia="Markazi Text" w:hAnsi="Markazi Text"/>
+                <w:rFonts w:ascii="Arakom" w:cs="Arakom" w:eastAsia="Arakom" w:hAnsi="Arakom"/>
                 <w:b w:val="false"/>
                 <w:bCs w:val="false"/>
                 <w:color w:val="111111"/>
